--- a/2_你要操作/AB建工程操作卡.docx
+++ b/2_你要操作/AB建工程操作卡.docx
@@ -3,13 +3,17 @@
 <w:document xmlns:wpc="http://schemas.microsoft.com/office/word/2010/wordprocessingCanvas" xmlns:mo="http://schemas.microsoft.com/office/mac/office/2008/main" xmlns:mc="http://schemas.openxmlformats.org/markup-compatibility/2006" xmlns:mv="urn:schemas-microsoft-com:mac:vml" xmlns:o="urn:schemas-microsoft-com:office:office" xmlns:r="http://schemas.openxmlformats.org/officeDocument/2006/relationships" xmlns:m="http://schemas.openxmlformats.org/officeDocument/2006/math" xmlns:v="urn:schemas-microsoft-com:vml" xmlns:wp14="http://schemas.microsoft.com/office/word/2010/wordprocessingDrawing" xmlns:wp="http://schemas.openxmlformats.org/drawingml/2006/wordprocessingDrawing" xmlns:w10="urn:schemas-microsoft-com:office:word" xmlns:w="http://schemas.openxmlformats.org/wordprocessingml/2006/main" xmlns:w14="http://schemas.microsoft.com/office/word/2010/wordml" xmlns:wpg="http://schemas.microsoft.com/office/word/2010/wordprocessingGroup" xmlns:wpi="http://schemas.microsoft.com/office/word/2010/wordprocessingInk" xmlns:wne="http://schemas.microsoft.com/office/word/2006/wordml" xmlns:wps="http://schemas.microsoft.com/office/word/2010/wordprocessingShape" mc:Ignorable="w14 wp14">
   <w:body>
     <w:p>
+      <w:pPr>
+        <w:pStyle w:val="Heading1"/>
+      </w:pPr>
       <w:r>
         <w:rPr>
           <w:rFonts w:ascii="Microsoft YaHei" w:hAnsi="Microsoft YaHei" w:eastAsia="Microsoft YaHei"/>
-          <w:b w:val="0"/>
-          <w:sz w:val="21"/>
-        </w:rPr>
-        <w:t>﻿# Automation Builder 建工程操作卡(照着点,预计 60-90 分钟)</w:t>
+          <w:b/>
+          <w:color w:val="17365D"/>
+          <w:sz w:val="32"/>
+        </w:rPr>
+        <w:t>Automation Builder 建工程操作卡(零基础·中英对照版 v2.1)</w:t>
       </w:r>
     </w:p>
     <w:p>
@@ -19,11 +23,20 @@
       <w:r>
         <w:rPr>
           <w:rFonts w:ascii="Microsoft YaHei" w:hAnsi="Microsoft YaHei" w:eastAsia="Microsoft YaHei"/>
+          <w:b/>
+          <w:color w:val="606060"/>
+          <w:sz w:val="20"/>
+        </w:rPr>
+        <w:t>你在干什么</w:t>
+      </w:r>
+      <w:r>
+        <w:rPr>
+          <w:rFonts w:ascii="Microsoft YaHei" w:hAnsi="Microsoft YaHei" w:eastAsia="Microsoft YaHei"/>
           <w:b w:val="0"/>
           <w:color w:val="606060"/>
           <w:sz w:val="20"/>
         </w:rPr>
-        <w:t>目标:把 plc\ 下 8 个 ST 文件导入 AB,仿真模式跑通 23 个测试用例(iPassed=23)。</w:t>
+        <w:t>:把写好的 PLC 程序(plc\ 里的 .st 文本文件)装进 Automation Builder(AB),</w:t>
       </w:r>
     </w:p>
     <w:p>
@@ -37,7 +50,7 @@
           <w:color w:val="606060"/>
           <w:sz w:val="20"/>
         </w:rPr>
-        <w:t>你不需要懂 ST 也能完成;每一步都写了"预期看到什么"。卡壳了把报错原文发给我或 Codex。</w:t>
+        <w:t>在仿真模式(电脑里虚拟一台 PLC,不用真机)下跑起来,通过 23 个自动测试。</w:t>
       </w:r>
     </w:p>
     <w:p>
@@ -47,13 +60,105 @@
       <w:r>
         <w:rPr>
           <w:rFonts w:ascii="Microsoft YaHei" w:hAnsi="Microsoft YaHei" w:eastAsia="Microsoft YaHei"/>
+          <w:b/>
+          <w:color w:val="606060"/>
+          <w:sz w:val="20"/>
+        </w:rPr>
+        <w:t>时长</w:t>
+      </w:r>
+      <w:r>
+        <w:rPr>
+          <w:rFonts w:ascii="Microsoft YaHei" w:hAnsi="Microsoft YaHei" w:eastAsia="Microsoft YaHei"/>
           <w:b w:val="0"/>
           <w:color w:val="606060"/>
           <w:sz w:val="20"/>
         </w:rPr>
-        <w:t>注:AB 版本/语言不同,菜单名可能略有出入(中英对照都给了);界面差异不影响流程。</w:t>
+        <w:t>:第一次 90-120 分钟。</w:t>
+      </w:r>
+      <w:r>
+        <w:rPr>
+          <w:rFonts w:ascii="Microsoft YaHei" w:hAnsi="Microsoft YaHei" w:eastAsia="Microsoft YaHei"/>
+          <w:b/>
+          <w:color w:val="606060"/>
+          <w:sz w:val="20"/>
+        </w:rPr>
+        <w:t>门槛</w:t>
+      </w:r>
+      <w:r>
+        <w:rPr>
+          <w:rFonts w:ascii="Microsoft YaHei" w:hAnsi="Microsoft YaHei" w:eastAsia="Microsoft YaHei"/>
+          <w:b w:val="0"/>
+          <w:color w:val="606060"/>
+          <w:sz w:val="20"/>
+        </w:rPr>
+        <w:t>:会复制粘贴即可,不需要懂编程。</w:t>
       </w:r>
     </w:p>
+    <w:p>
+      <w:pPr>
+        <w:ind w:left="280"/>
+      </w:pPr>
+      <w:r>
+        <w:rPr>
+          <w:rFonts w:ascii="Microsoft YaHei" w:hAnsi="Microsoft YaHei" w:eastAsia="Microsoft YaHei"/>
+          <w:b/>
+          <w:color w:val="606060"/>
+          <w:sz w:val="20"/>
+        </w:rPr>
+        <w:t>AB 界面基本是英文的</w:t>
+      </w:r>
+      <w:r>
+        <w:rPr>
+          <w:rFonts w:ascii="Microsoft YaHei" w:hAnsi="Microsoft YaHei" w:eastAsia="Microsoft YaHei"/>
+          <w:b w:val="0"/>
+          <w:color w:val="606060"/>
+          <w:sz w:val="20"/>
+        </w:rPr>
+        <w:t>——本卡所有操作词都按「</w:t>
+      </w:r>
+      <w:r>
+        <w:rPr>
+          <w:rFonts w:ascii="Microsoft YaHei" w:hAnsi="Microsoft YaHei" w:eastAsia="Microsoft YaHei"/>
+          <w:b/>
+          <w:color w:val="606060"/>
+          <w:sz w:val="20"/>
+        </w:rPr>
+        <w:t>English(中文)</w:t>
+      </w:r>
+      <w:r>
+        <w:rPr>
+          <w:rFonts w:ascii="Microsoft YaHei" w:hAnsi="Microsoft YaHei" w:eastAsia="Microsoft YaHei"/>
+          <w:b w:val="0"/>
+          <w:color w:val="606060"/>
+          <w:sz w:val="20"/>
+        </w:rPr>
+        <w:t>」写,照着英文找按钮。</w:t>
+      </w:r>
+    </w:p>
+    <w:p>
+      <w:pPr>
+        <w:ind w:left="280"/>
+      </w:pPr>
+      <w:r>
+        <w:rPr>
+          <w:rFonts w:ascii="Microsoft YaHei" w:hAnsi="Microsoft YaHei" w:eastAsia="Microsoft YaHei"/>
+          <w:b/>
+          <w:color w:val="606060"/>
+          <w:sz w:val="20"/>
+        </w:rPr>
+        <w:t>总原则</w:t>
+      </w:r>
+      <w:r>
+        <w:rPr>
+          <w:rFonts w:ascii="Microsoft YaHei" w:hAnsi="Microsoft YaHei" w:eastAsia="Microsoft YaHei"/>
+          <w:b w:val="0"/>
+          <w:color w:val="606060"/>
+          <w:sz w:val="20"/>
+        </w:rPr>
+        <w:t>:每步都有"预期看到什么";不符就整窗截图发 Claude,判断问题是我的活不是你的。</w:t>
+      </w:r>
+    </w:p>
+    <w:p/>
     <w:p>
       <w:pPr>
         <w:pStyle w:val="Heading2"/>
@@ -65,7 +170,17 @@
           <w:color w:val="17365D"/>
           <w:sz w:val="26"/>
         </w:rPr>
-        <w:t>第一步:建工程(10 分钟)</w:t>
+        <w:t>第 0 步:认识界面(5 分钟,只看不点)</w:t>
+      </w:r>
+    </w:p>
+    <w:p>
+      <w:r>
+        <w:rPr>
+          <w:rFonts w:ascii="Microsoft YaHei" w:hAnsi="Microsoft YaHei" w:eastAsia="Microsoft YaHei"/>
+          <w:b w:val="0"/>
+          <w:sz w:val="21"/>
+        </w:rPr>
+        <w:t>启动 AB,记住三个区域:</w:t>
       </w:r>
     </w:p>
     <w:p>
@@ -75,10 +190,52 @@
       <w:r>
         <w:rPr>
           <w:rFonts w:ascii="Microsoft YaHei" w:hAnsi="Microsoft YaHei" w:eastAsia="Microsoft YaHei"/>
+          <w:b/>
+          <w:sz w:val="21"/>
+        </w:rPr>
+        <w:t>左侧竖条 = 工程树,标签叫 "Devices"(设备)</w:t>
+      </w:r>
+      <w:r>
+        <w:rPr>
+          <w:rFonts w:ascii="Microsoft YaHei" w:hAnsi="Microsoft YaHei" w:eastAsia="Microsoft YaHei"/>
           <w:b w:val="0"/>
           <w:sz w:val="21"/>
         </w:rPr>
-        <w:t>打开 Automation Builder → 新建工程(File → New Project / 文件 → 新建工程)。</w:t>
+        <w:t>:目录树,我们的东西都挂在</w:t>
+      </w:r>
+    </w:p>
+    <w:p>
+      <w:r>
+        <w:rPr>
+          <w:rFonts w:ascii="Microsoft YaHei" w:hAnsi="Microsoft YaHei" w:eastAsia="Microsoft YaHei"/>
+          <w:b/>
+          <w:sz w:val="21"/>
+        </w:rPr>
+        <w:t>Application(应用)</w:t>
+      </w:r>
+      <w:r>
+        <w:rPr>
+          <w:rFonts w:ascii="Microsoft YaHei" w:hAnsi="Microsoft YaHei" w:eastAsia="Microsoft YaHei"/>
+          <w:b w:val="0"/>
+          <w:sz w:val="21"/>
+        </w:rPr>
+        <w:t xml:space="preserve"> 节点下(它藏在 PLC_AC500 → </w:t>
+      </w:r>
+      <w:r>
+        <w:rPr>
+          <w:rFonts w:ascii="Microsoft YaHei" w:hAnsi="Microsoft YaHei" w:eastAsia="Microsoft YaHei"/>
+          <w:b/>
+          <w:sz w:val="21"/>
+        </w:rPr>
+        <w:t>PLC Logic</w:t>
+      </w:r>
+      <w:r>
+        <w:rPr>
+          <w:rFonts w:ascii="Microsoft YaHei" w:hAnsi="Microsoft YaHei" w:eastAsia="Microsoft YaHei"/>
+          <w:b w:val="0"/>
+          <w:sz w:val="21"/>
+        </w:rPr>
+        <w:t xml:space="preserve"> → Application 层级里,点小箭头展开)。</w:t>
       </w:r>
     </w:p>
     <w:p>
@@ -88,18 +245,10 @@
       <w:r>
         <w:rPr>
           <w:rFonts w:ascii="Microsoft YaHei" w:hAnsi="Microsoft YaHei" w:eastAsia="Microsoft YaHei"/>
-          <w:b w:val="0"/>
-          <w:sz w:val="21"/>
-        </w:rPr>
-        <w:t xml:space="preserve">模板选 </w:t>
-      </w:r>
-      <w:r>
-        <w:rPr>
-          <w:rFonts w:ascii="Microsoft YaHei" w:hAnsi="Microsoft YaHei" w:eastAsia="Microsoft YaHei"/>
           <w:b/>
           <w:sz w:val="21"/>
         </w:rPr>
-        <w:t>AC500 项目</w:t>
+        <w:t>中间大区域 = 编辑器(Editor)</w:t>
       </w:r>
       <w:r>
         <w:rPr>
@@ -107,41 +256,7 @@
           <w:b w:val="0"/>
           <w:sz w:val="21"/>
         </w:rPr>
-        <w:t xml:space="preserve">,工程名 </w:t>
-      </w:r>
-      <w:r>
-        <w:rPr>
-          <w:rFonts w:ascii="Consolas" w:hAnsi="Consolas" w:eastAsia="Microsoft YaHei"/>
-          <w:b w:val="0"/>
-          <w:color w:val="1A4D7C"/>
-          <w:sz w:val="21"/>
-        </w:rPr>
-        <w:t>ABB_WH</w:t>
-      </w:r>
-      <w:r>
-        <w:rPr>
-          <w:rFonts w:ascii="Microsoft YaHei" w:hAnsi="Microsoft YaHei" w:eastAsia="Microsoft YaHei"/>
-          <w:b w:val="0"/>
-          <w:sz w:val="21"/>
-        </w:rPr>
-        <w:t xml:space="preserve">,保存位置 </w:t>
-      </w:r>
-      <w:r>
-        <w:rPr>
-          <w:rFonts w:ascii="Consolas" w:hAnsi="Consolas" w:eastAsia="Microsoft YaHei"/>
-          <w:b w:val="0"/>
-          <w:color w:val="1A4D7C"/>
-          <w:sz w:val="21"/>
-        </w:rPr>
-        <w:t>F:\abb_wh_work\plc\AB_Project\</w:t>
-      </w:r>
-      <w:r>
-        <w:rPr>
-          <w:rFonts w:ascii="Microsoft YaHei" w:hAnsi="Microsoft YaHei" w:eastAsia="Microsoft YaHei"/>
-          <w:b w:val="0"/>
-          <w:sz w:val="21"/>
-        </w:rPr>
-        <w:t>(新建这个文件夹)。</w:t>
+        <w:t>:双击树上任何东西在这里打开、粘贴代码。</w:t>
       </w:r>
     </w:p>
     <w:p>
@@ -151,10 +266,18 @@
       <w:r>
         <w:rPr>
           <w:rFonts w:ascii="Microsoft YaHei" w:hAnsi="Microsoft YaHei" w:eastAsia="Microsoft YaHei"/>
+          <w:b/>
+          <w:sz w:val="21"/>
+        </w:rPr>
+        <w:t>下方横条 = "Messages"(消息窗)</w:t>
+      </w:r>
+      <w:r>
+        <w:rPr>
+          <w:rFonts w:ascii="Microsoft YaHei" w:hAnsi="Microsoft YaHei" w:eastAsia="Microsoft YaHei"/>
           <w:b w:val="0"/>
           <w:sz w:val="21"/>
         </w:rPr>
-        <w:t xml:space="preserve">添加 PLC:选 </w:t>
+        <w:t xml:space="preserve">:编译结果在这里,目标永远是 </w:t>
       </w:r>
       <w:r>
         <w:rPr>
@@ -162,7 +285,7 @@
           <w:b/>
           <w:sz w:val="21"/>
         </w:rPr>
-        <w:t>AC500 V3</w:t>
+        <w:t>"0 errors(0 个错误)"</w:t>
       </w:r>
       <w:r>
         <w:rPr>
@@ -170,15 +293,17 @@
           <w:b w:val="0"/>
           <w:sz w:val="21"/>
         </w:rPr>
-        <w:t xml:space="preserve"> 系列任意 CPU(推荐列表里选 </w:t>
-      </w:r>
+        <w:t>。</w:t>
+      </w:r>
+    </w:p>
+    <w:p>
       <w:r>
         <w:rPr>
           <w:rFonts w:ascii="Microsoft YaHei" w:hAnsi="Microsoft YaHei" w:eastAsia="Microsoft YaHei"/>
           <w:b/>
           <w:sz w:val="21"/>
         </w:rPr>
-        <w:t>PM5650</w:t>
+        <w:t>术语速记</w:t>
       </w:r>
       <w:r>
         <w:rPr>
@@ -186,658 +311,7 @@
           <w:b w:val="0"/>
           <w:sz w:val="21"/>
         </w:rPr>
-        <w:t>;仿真模式下型号无所谓)。</w:t>
-      </w:r>
-    </w:p>
-    <w:p>
-      <w:pPr>
-        <w:pStyle w:val="ListBullet"/>
-      </w:pPr>
-      <w:r>
-        <w:rPr>
-          <w:rFonts w:ascii="Microsoft YaHei" w:hAnsi="Microsoft YaHei" w:eastAsia="Microsoft YaHei"/>
-          <w:b w:val="0"/>
-          <w:sz w:val="21"/>
-        </w:rPr>
-        <w:t>预期:左侧工程树出现 PLC_AC500_V3 → Application 节点。</w:t>
-      </w:r>
-    </w:p>
-    <w:p>
-      <w:pPr>
-        <w:pStyle w:val="ListNumber"/>
-      </w:pPr>
-      <w:r>
-        <w:rPr>
-          <w:rFonts w:ascii="Microsoft YaHei" w:hAnsi="Microsoft YaHei" w:eastAsia="Microsoft YaHei"/>
-          <w:b w:val="0"/>
-          <w:sz w:val="21"/>
-        </w:rPr>
-        <w:t xml:space="preserve">若首次启动提示许可证:选 </w:t>
-      </w:r>
-      <w:r>
-        <w:rPr>
-          <w:rFonts w:ascii="Microsoft YaHei" w:hAnsi="Microsoft YaHei" w:eastAsia="Microsoft YaHei"/>
-          <w:b/>
-          <w:sz w:val="21"/>
-        </w:rPr>
-        <w:t>Basic license(免费)</w:t>
-      </w:r>
-      <w:r>
-        <w:rPr>
-          <w:rFonts w:ascii="Microsoft YaHei" w:hAnsi="Microsoft YaHei" w:eastAsia="Microsoft YaHei"/>
-          <w:b w:val="0"/>
-          <w:sz w:val="21"/>
-        </w:rPr>
-        <w:t xml:space="preserve"> 完成注册激活。</w:t>
-      </w:r>
-    </w:p>
-    <w:p>
-      <w:pPr>
-        <w:pStyle w:val="Heading2"/>
-      </w:pPr>
-      <w:r>
-        <w:rPr>
-          <w:rFonts w:ascii="Microsoft YaHei" w:hAnsi="Microsoft YaHei" w:eastAsia="Microsoft YaHei"/>
-          <w:b/>
-          <w:color w:val="17365D"/>
-          <w:sz w:val="26"/>
-        </w:rPr>
-        <w:t>第二步:导入数据类型 DUT(15 分钟)</w:t>
-      </w:r>
-    </w:p>
-    <w:p>
-      <w:r>
-        <w:rPr>
-          <w:rFonts w:ascii="Microsoft YaHei" w:hAnsi="Microsoft YaHei" w:eastAsia="Microsoft YaHei"/>
-          <w:b w:val="0"/>
-          <w:sz w:val="21"/>
-        </w:rPr>
-        <w:t xml:space="preserve">打开 </w:t>
-      </w:r>
-      <w:r>
-        <w:rPr>
-          <w:rFonts w:ascii="Consolas" w:hAnsi="Consolas" w:eastAsia="Microsoft YaHei"/>
-          <w:b w:val="0"/>
-          <w:color w:val="1A4D7C"/>
-          <w:sz w:val="21"/>
-        </w:rPr>
-        <w:t>F:\abb_wh_work\plc\01_DUTs.st</w:t>
-      </w:r>
-      <w:r>
-        <w:rPr>
-          <w:rFonts w:ascii="Microsoft YaHei" w:hAnsi="Microsoft YaHei" w:eastAsia="Microsoft YaHei"/>
-          <w:b w:val="0"/>
-          <w:sz w:val="21"/>
-        </w:rPr>
-        <w:t>(记事本/VSCode 均可),然后在 AB 里:</w:t>
-      </w:r>
-    </w:p>
-    <w:p>
-      <w:pPr>
-        <w:pStyle w:val="ListNumber"/>
-      </w:pPr>
-      <w:r>
-        <w:rPr>
-          <w:rFonts w:ascii="Microsoft YaHei" w:hAnsi="Microsoft YaHei" w:eastAsia="Microsoft YaHei"/>
-          <w:b w:val="0"/>
-          <w:sz w:val="21"/>
-        </w:rPr>
-        <w:t xml:space="preserve">右键 </w:t>
-      </w:r>
-      <w:r>
-        <w:rPr>
-          <w:rFonts w:ascii="Microsoft YaHei" w:hAnsi="Microsoft YaHei" w:eastAsia="Microsoft YaHei"/>
-          <w:b/>
-          <w:sz w:val="21"/>
-        </w:rPr>
-        <w:t>Application → 添加对象(Add Object)→ DUT</w:t>
-      </w:r>
-      <w:r>
-        <w:rPr>
-          <w:rFonts w:ascii="Microsoft YaHei" w:hAnsi="Microsoft YaHei" w:eastAsia="Microsoft YaHei"/>
-          <w:b w:val="0"/>
-          <w:sz w:val="21"/>
-        </w:rPr>
-        <w:t>。</w:t>
-      </w:r>
-    </w:p>
-    <w:p>
-      <w:pPr>
-        <w:pStyle w:val="ListNumber"/>
-      </w:pPr>
-      <w:r>
-        <w:rPr>
-          <w:rFonts w:ascii="Microsoft YaHei" w:hAnsi="Microsoft YaHei" w:eastAsia="Microsoft YaHei"/>
-          <w:b w:val="0"/>
-          <w:sz w:val="21"/>
-        </w:rPr>
-        <w:t>建 4 个 DUT,名字必须一字不差:</w:t>
-      </w:r>
-      <w:r>
-        <w:rPr>
-          <w:rFonts w:ascii="Consolas" w:hAnsi="Consolas" w:eastAsia="Microsoft YaHei"/>
-          <w:b w:val="0"/>
-          <w:color w:val="1A4D7C"/>
-          <w:sz w:val="21"/>
-        </w:rPr>
-        <w:t>ST_Good</w:t>
-      </w:r>
-      <w:r>
-        <w:rPr>
-          <w:rFonts w:ascii="Microsoft YaHei" w:hAnsi="Microsoft YaHei" w:eastAsia="Microsoft YaHei"/>
-          <w:b w:val="0"/>
-          <w:sz w:val="21"/>
-        </w:rPr>
-        <w:t>、</w:t>
-      </w:r>
-      <w:r>
-        <w:rPr>
-          <w:rFonts w:ascii="Consolas" w:hAnsi="Consolas" w:eastAsia="Microsoft YaHei"/>
-          <w:b w:val="0"/>
-          <w:color w:val="1A4D7C"/>
-          <w:sz w:val="21"/>
-        </w:rPr>
-        <w:t>ST_Slot</w:t>
-      </w:r>
-      <w:r>
-        <w:rPr>
-          <w:rFonts w:ascii="Microsoft YaHei" w:hAnsi="Microsoft YaHei" w:eastAsia="Microsoft YaHei"/>
-          <w:b w:val="0"/>
-          <w:sz w:val="21"/>
-        </w:rPr>
-        <w:t>、</w:t>
-      </w:r>
-      <w:r>
-        <w:rPr>
-          <w:rFonts w:ascii="Consolas" w:hAnsi="Consolas" w:eastAsia="Microsoft YaHei"/>
-          <w:b w:val="0"/>
-          <w:color w:val="1A4D7C"/>
-          <w:sz w:val="21"/>
-        </w:rPr>
-        <w:t>ST_Stats</w:t>
-      </w:r>
-      <w:r>
-        <w:rPr>
-          <w:rFonts w:ascii="Microsoft YaHei" w:hAnsi="Microsoft YaHei" w:eastAsia="Microsoft YaHei"/>
-          <w:b w:val="0"/>
-          <w:sz w:val="21"/>
-        </w:rPr>
-        <w:t>、</w:t>
-      </w:r>
-      <w:r>
-        <w:rPr>
-          <w:rFonts w:ascii="Consolas" w:hAnsi="Consolas" w:eastAsia="Microsoft YaHei"/>
-          <w:b w:val="0"/>
-          <w:color w:val="1A4D7C"/>
-          <w:sz w:val="21"/>
-        </w:rPr>
-        <w:t>E_MainState</w:t>
-      </w:r>
-      <w:r>
-        <w:rPr>
-          <w:rFonts w:ascii="Microsoft YaHei" w:hAnsi="Microsoft YaHei" w:eastAsia="Microsoft YaHei"/>
-          <w:b w:val="0"/>
-          <w:sz w:val="21"/>
-        </w:rPr>
-        <w:t>。</w:t>
-      </w:r>
-    </w:p>
-    <w:p>
-      <w:pPr>
-        <w:pStyle w:val="ListBullet"/>
-      </w:pPr>
-      <w:r>
-        <w:rPr>
-          <w:rFonts w:ascii="Microsoft YaHei" w:hAnsi="Microsoft YaHei" w:eastAsia="Microsoft YaHei"/>
-          <w:b w:val="0"/>
-          <w:sz w:val="21"/>
-        </w:rPr>
-        <w:t xml:space="preserve">建 ST_Good/ST_Slot/ST_Stats 时类型选 </w:t>
-      </w:r>
-      <w:r>
-        <w:rPr>
-          <w:rFonts w:ascii="Microsoft YaHei" w:hAnsi="Microsoft YaHei" w:eastAsia="Microsoft YaHei"/>
-          <w:b/>
-          <w:sz w:val="21"/>
-        </w:rPr>
-        <w:t>结构(Structure)</w:t>
-      </w:r>
-      <w:r>
-        <w:rPr>
-          <w:rFonts w:ascii="Microsoft YaHei" w:hAnsi="Microsoft YaHei" w:eastAsia="Microsoft YaHei"/>
-          <w:b w:val="0"/>
-          <w:sz w:val="21"/>
-        </w:rPr>
-        <w:t xml:space="preserve">;建 E_MainState 选 </w:t>
-      </w:r>
-      <w:r>
-        <w:rPr>
-          <w:rFonts w:ascii="Microsoft YaHei" w:hAnsi="Microsoft YaHei" w:eastAsia="Microsoft YaHei"/>
-          <w:b/>
-          <w:sz w:val="21"/>
-        </w:rPr>
-        <w:t>枚举(Enumeration)</w:t>
-      </w:r>
-      <w:r>
-        <w:rPr>
-          <w:rFonts w:ascii="Microsoft YaHei" w:hAnsi="Microsoft YaHei" w:eastAsia="Microsoft YaHei"/>
-          <w:b w:val="0"/>
-          <w:sz w:val="21"/>
-        </w:rPr>
-        <w:t>。</w:t>
-      </w:r>
-    </w:p>
-    <w:p>
-      <w:pPr>
-        <w:pStyle w:val="ListNumber"/>
-      </w:pPr>
-      <w:r>
-        <w:rPr>
-          <w:rFonts w:ascii="Microsoft YaHei" w:hAnsi="Microsoft YaHei" w:eastAsia="Microsoft YaHei"/>
-          <w:b w:val="0"/>
-          <w:sz w:val="21"/>
-        </w:rPr>
-        <w:t>每个 DUT 打开后,</w:t>
-      </w:r>
-      <w:r>
-        <w:rPr>
-          <w:rFonts w:ascii="Microsoft YaHei" w:hAnsi="Microsoft YaHei" w:eastAsia="Microsoft YaHei"/>
-          <w:b/>
-          <w:sz w:val="21"/>
-        </w:rPr>
-        <w:t>全选编辑器里 AB 自动生成的模板文字,整体替换</w:t>
-      </w:r>
-      <w:r>
-        <w:rPr>
-          <w:rFonts w:ascii="Microsoft YaHei" w:hAnsi="Microsoft YaHei" w:eastAsia="Microsoft YaHei"/>
-          <w:b w:val="0"/>
-          <w:sz w:val="21"/>
-        </w:rPr>
-        <w:t>为 01 文件里对应的</w:t>
-      </w:r>
-    </w:p>
-    <w:p>
-      <w:r>
-        <w:rPr>
-          <w:rFonts w:ascii="Consolas" w:hAnsi="Consolas" w:eastAsia="Microsoft YaHei"/>
-          <w:b w:val="0"/>
-          <w:color w:val="1A4D7C"/>
-          <w:sz w:val="21"/>
-        </w:rPr>
-        <w:t>TYPE ... END_TYPE</w:t>
-      </w:r>
-      <w:r>
-        <w:rPr>
-          <w:rFonts w:ascii="Microsoft YaHei" w:hAnsi="Microsoft YaHei" w:eastAsia="Microsoft YaHei"/>
-          <w:b w:val="0"/>
-          <w:sz w:val="21"/>
-        </w:rPr>
-        <w:t xml:space="preserve"> 整段(含 TYPE 和 END_TYPE 行)。</w:t>
-      </w:r>
-    </w:p>
-    <w:p>
-      <w:pPr>
-        <w:pStyle w:val="ListNumber"/>
-      </w:pPr>
-      <w:r>
-        <w:rPr>
-          <w:rFonts w:ascii="Microsoft YaHei" w:hAnsi="Microsoft YaHei" w:eastAsia="Microsoft YaHei"/>
-          <w:b w:val="0"/>
-          <w:sz w:val="21"/>
-        </w:rPr>
-        <w:t xml:space="preserve">再打开 </w:t>
-      </w:r>
-      <w:r>
-        <w:rPr>
-          <w:rFonts w:ascii="Consolas" w:hAnsi="Consolas" w:eastAsia="Microsoft YaHei"/>
-          <w:b w:val="0"/>
-          <w:color w:val="1A4D7C"/>
-          <w:sz w:val="21"/>
-        </w:rPr>
-        <w:t>07_GVL_Data_generated.st</w:t>
-      </w:r>
-      <w:r>
-        <w:rPr>
-          <w:rFonts w:ascii="Microsoft YaHei" w:hAnsi="Microsoft YaHei" w:eastAsia="Microsoft YaHei"/>
-          <w:b w:val="0"/>
-          <w:sz w:val="21"/>
-        </w:rPr>
-        <w:t xml:space="preserve">,把里面的 </w:t>
-      </w:r>
-      <w:r>
-        <w:rPr>
-          <w:rFonts w:ascii="Consolas" w:hAnsi="Consolas" w:eastAsia="Microsoft YaHei"/>
-          <w:b w:val="0"/>
-          <w:color w:val="1A4D7C"/>
-          <w:sz w:val="21"/>
-        </w:rPr>
-        <w:t>TYPE ST_TestVec ... END_TYPE</w:t>
-      </w:r>
-      <w:r>
-        <w:rPr>
-          <w:rFonts w:ascii="Microsoft YaHei" w:hAnsi="Microsoft YaHei" w:eastAsia="Microsoft YaHei"/>
-          <w:b w:val="0"/>
-          <w:sz w:val="21"/>
-        </w:rPr>
-        <w:t xml:space="preserve"> 段同样建成 DUT </w:t>
-      </w:r>
-      <w:r>
-        <w:rPr>
-          <w:rFonts w:ascii="Consolas" w:hAnsi="Consolas" w:eastAsia="Microsoft YaHei"/>
-          <w:b w:val="0"/>
-          <w:color w:val="1A4D7C"/>
-          <w:sz w:val="21"/>
-        </w:rPr>
-        <w:t>ST_TestVec</w:t>
-      </w:r>
-      <w:r>
-        <w:rPr>
-          <w:rFonts w:ascii="Microsoft YaHei" w:hAnsi="Microsoft YaHei" w:eastAsia="Microsoft YaHei"/>
-          <w:b w:val="0"/>
-          <w:sz w:val="21"/>
-        </w:rPr>
-        <w:t>。</w:t>
-      </w:r>
-    </w:p>
-    <w:p>
-      <w:pPr>
-        <w:pStyle w:val="ListBullet"/>
-      </w:pPr>
-      <w:r>
-        <w:rPr>
-          <w:rFonts w:ascii="Microsoft YaHei" w:hAnsi="Microsoft YaHei" w:eastAsia="Microsoft YaHei"/>
-          <w:b w:val="0"/>
-          <w:sz w:val="21"/>
-        </w:rPr>
-        <w:t>预期:5 个 DUT,编译无红。</w:t>
-      </w:r>
-    </w:p>
-    <w:p>
-      <w:pPr>
-        <w:pStyle w:val="Heading2"/>
-      </w:pPr>
-      <w:r>
-        <w:rPr>
-          <w:rFonts w:ascii="Microsoft YaHei" w:hAnsi="Microsoft YaHei" w:eastAsia="Microsoft YaHei"/>
-          <w:b/>
-          <w:color w:val="17365D"/>
-          <w:sz w:val="26"/>
-        </w:rPr>
-        <w:t>第三步:导入全局变量 GVL(10 分钟)</w:t>
-      </w:r>
-    </w:p>
-    <w:p>
-      <w:pPr>
-        <w:pStyle w:val="ListNumber"/>
-      </w:pPr>
-      <w:r>
-        <w:rPr>
-          <w:rFonts w:ascii="Microsoft YaHei" w:hAnsi="Microsoft YaHei" w:eastAsia="Microsoft YaHei"/>
-          <w:b w:val="0"/>
-          <w:sz w:val="21"/>
-        </w:rPr>
-        <w:t xml:space="preserve">右键 Application → 添加对象 → </w:t>
-      </w:r>
-      <w:r>
-        <w:rPr>
-          <w:rFonts w:ascii="Microsoft YaHei" w:hAnsi="Microsoft YaHei" w:eastAsia="Microsoft YaHei"/>
-          <w:b/>
-          <w:sz w:val="21"/>
-        </w:rPr>
-        <w:t>全局变量列表(Global Variable List)</w:t>
-      </w:r>
-      <w:r>
-        <w:rPr>
-          <w:rFonts w:ascii="Microsoft YaHei" w:hAnsi="Microsoft YaHei" w:eastAsia="Microsoft YaHei"/>
-          <w:b w:val="0"/>
-          <w:sz w:val="21"/>
-        </w:rPr>
-        <w:t>,建 4 个:</w:t>
-      </w:r>
-    </w:p>
-    <w:p>
-      <w:r>
-        <w:rPr>
-          <w:rFonts w:ascii="Consolas" w:hAnsi="Consolas" w:eastAsia="Microsoft YaHei"/>
-          <w:b w:val="0"/>
-          <w:color w:val="1A4D7C"/>
-          <w:sz w:val="21"/>
-        </w:rPr>
-        <w:t>GVL_Param</w:t>
-      </w:r>
-      <w:r>
-        <w:rPr>
-          <w:rFonts w:ascii="Microsoft YaHei" w:hAnsi="Microsoft YaHei" w:eastAsia="Microsoft YaHei"/>
-          <w:b w:val="0"/>
-          <w:sz w:val="21"/>
-        </w:rPr>
-        <w:t>、</w:t>
-      </w:r>
-      <w:r>
-        <w:rPr>
-          <w:rFonts w:ascii="Consolas" w:hAnsi="Consolas" w:eastAsia="Microsoft YaHei"/>
-          <w:b w:val="0"/>
-          <w:color w:val="1A4D7C"/>
-          <w:sz w:val="21"/>
-        </w:rPr>
-        <w:t>GVL_WH</w:t>
-      </w:r>
-      <w:r>
-        <w:rPr>
-          <w:rFonts w:ascii="Microsoft YaHei" w:hAnsi="Microsoft YaHei" w:eastAsia="Microsoft YaHei"/>
-          <w:b w:val="0"/>
-          <w:sz w:val="21"/>
-        </w:rPr>
-        <w:t>、</w:t>
-      </w:r>
-      <w:r>
-        <w:rPr>
-          <w:rFonts w:ascii="Consolas" w:hAnsi="Consolas" w:eastAsia="Microsoft YaHei"/>
-          <w:b w:val="0"/>
-          <w:color w:val="1A4D7C"/>
-          <w:sz w:val="21"/>
-        </w:rPr>
-        <w:t>GVL_Visu</w:t>
-      </w:r>
-      <w:r>
-        <w:rPr>
-          <w:rFonts w:ascii="Microsoft YaHei" w:hAnsi="Microsoft YaHei" w:eastAsia="Microsoft YaHei"/>
-          <w:b w:val="0"/>
-          <w:sz w:val="21"/>
-        </w:rPr>
-        <w:t>、</w:t>
-      </w:r>
-      <w:r>
-        <w:rPr>
-          <w:rFonts w:ascii="Consolas" w:hAnsi="Consolas" w:eastAsia="Microsoft YaHei"/>
-          <w:b w:val="0"/>
-          <w:color w:val="1A4D7C"/>
-          <w:sz w:val="21"/>
-        </w:rPr>
-        <w:t>GVL_Data</w:t>
-      </w:r>
-      <w:r>
-        <w:rPr>
-          <w:rFonts w:ascii="Microsoft YaHei" w:hAnsi="Microsoft YaHei" w:eastAsia="Microsoft YaHei"/>
-          <w:b w:val="0"/>
-          <w:sz w:val="21"/>
-        </w:rPr>
-        <w:t>。</w:t>
-      </w:r>
-    </w:p>
-    <w:p>
-      <w:pPr>
-        <w:pStyle w:val="ListNumber"/>
-      </w:pPr>
-      <w:r>
-        <w:rPr>
-          <w:rFonts w:ascii="Microsoft YaHei" w:hAnsi="Microsoft YaHei" w:eastAsia="Microsoft YaHei"/>
-          <w:b w:val="0"/>
-          <w:sz w:val="21"/>
-        </w:rPr>
-        <w:t xml:space="preserve">从 </w:t>
-      </w:r>
-      <w:r>
-        <w:rPr>
-          <w:rFonts w:ascii="Consolas" w:hAnsi="Consolas" w:eastAsia="Microsoft YaHei"/>
-          <w:b w:val="0"/>
-          <w:color w:val="1A4D7C"/>
-          <w:sz w:val="21"/>
-        </w:rPr>
-        <w:t>02_GVL.st</w:t>
-      </w:r>
-      <w:r>
-        <w:rPr>
-          <w:rFonts w:ascii="Microsoft YaHei" w:hAnsi="Microsoft YaHei" w:eastAsia="Microsoft YaHei"/>
-          <w:b w:val="0"/>
-          <w:sz w:val="21"/>
-        </w:rPr>
-        <w:t xml:space="preserve"> 把三段(注释里标了 GVL_Param / GVL_WH / GVL_Visu)分别整体粘贴进前三个;</w:t>
-      </w:r>
-    </w:p>
-    <w:p>
-      <w:r>
-        <w:rPr>
-          <w:rFonts w:ascii="Microsoft YaHei" w:hAnsi="Microsoft YaHei" w:eastAsia="Microsoft YaHei"/>
-          <w:b w:val="0"/>
-          <w:sz w:val="21"/>
-        </w:rPr>
-        <w:t>GVL_Param 里有两段 VAR_GLOBAL(CONSTANT 和普通),</w:t>
-      </w:r>
-      <w:r>
-        <w:rPr>
-          <w:rFonts w:ascii="Microsoft YaHei" w:hAnsi="Microsoft YaHei" w:eastAsia="Microsoft YaHei"/>
-          <w:b/>
-          <w:sz w:val="21"/>
-        </w:rPr>
-        <w:t>两段都粘进同一个 GVL_Param</w:t>
-      </w:r>
-      <w:r>
-        <w:rPr>
-          <w:rFonts w:ascii="Microsoft YaHei" w:hAnsi="Microsoft YaHei" w:eastAsia="Microsoft YaHei"/>
-          <w:b w:val="0"/>
-          <w:sz w:val="21"/>
-        </w:rPr>
-        <w:t>。</w:t>
-      </w:r>
-    </w:p>
-    <w:p>
-      <w:pPr>
-        <w:pStyle w:val="ListNumber"/>
-      </w:pPr>
-      <w:r>
-        <w:rPr>
-          <w:rFonts w:ascii="Microsoft YaHei" w:hAnsi="Microsoft YaHei" w:eastAsia="Microsoft YaHei"/>
-          <w:b w:val="0"/>
-          <w:sz w:val="21"/>
-        </w:rPr>
-        <w:t xml:space="preserve">从 </w:t>
-      </w:r>
-      <w:r>
-        <w:rPr>
-          <w:rFonts w:ascii="Consolas" w:hAnsi="Consolas" w:eastAsia="Microsoft YaHei"/>
-          <w:b w:val="0"/>
-          <w:color w:val="1A4D7C"/>
-          <w:sz w:val="21"/>
-        </w:rPr>
-        <w:t>07_GVL_Data_generated.st</w:t>
-      </w:r>
-      <w:r>
-        <w:rPr>
-          <w:rFonts w:ascii="Microsoft YaHei" w:hAnsi="Microsoft YaHei" w:eastAsia="Microsoft YaHei"/>
-          <w:b w:val="0"/>
-          <w:sz w:val="21"/>
-        </w:rPr>
-        <w:t xml:space="preserve"> 把 </w:t>
-      </w:r>
-      <w:r>
-        <w:rPr>
-          <w:rFonts w:ascii="Consolas" w:hAnsi="Consolas" w:eastAsia="Microsoft YaHei"/>
-          <w:b w:val="0"/>
-          <w:color w:val="1A4D7C"/>
-          <w:sz w:val="21"/>
-        </w:rPr>
-        <w:t>GVL_Data</w:t>
-      </w:r>
-      <w:r>
-        <w:rPr>
-          <w:rFonts w:ascii="Microsoft YaHei" w:hAnsi="Microsoft YaHei" w:eastAsia="Microsoft YaHei"/>
-          <w:b w:val="0"/>
-          <w:sz w:val="21"/>
-        </w:rPr>
-        <w:t xml:space="preserve"> 段(两个 VAR_GLOBAL 块)粘进 GVL_Data。</w:t>
-      </w:r>
-    </w:p>
-    <w:p>
-      <w:pPr>
-        <w:pStyle w:val="ListBullet"/>
-      </w:pPr>
-      <w:r>
-        <w:rPr>
-          <w:rFonts w:ascii="Microsoft YaHei" w:hAnsi="Microsoft YaHei" w:eastAsia="Microsoft YaHei"/>
-          <w:b w:val="0"/>
-          <w:sz w:val="21"/>
-        </w:rPr>
-        <w:t>预期:4 个 GVL,编译无红。</w:t>
-      </w:r>
-    </w:p>
-    <w:p>
-      <w:pPr>
-        <w:pStyle w:val="Heading2"/>
-      </w:pPr>
-      <w:r>
-        <w:rPr>
-          <w:rFonts w:ascii="Microsoft YaHei" w:hAnsi="Microsoft YaHei" w:eastAsia="Microsoft YaHei"/>
-          <w:b/>
-          <w:color w:val="17365D"/>
-          <w:sz w:val="26"/>
-        </w:rPr>
-        <w:t>第四步:导入函数 FC(15 分钟)</w:t>
-      </w:r>
-    </w:p>
-    <w:p>
-      <w:pPr>
-        <w:pStyle w:val="ListNumber"/>
-      </w:pPr>
-      <w:r>
-        <w:rPr>
-          <w:rFonts w:ascii="Microsoft YaHei" w:hAnsi="Microsoft YaHei" w:eastAsia="Microsoft YaHei"/>
-          <w:b w:val="0"/>
-          <w:sz w:val="21"/>
-        </w:rPr>
-        <w:t xml:space="preserve">右键 Application → 添加对象 → </w:t>
-      </w:r>
-      <w:r>
-        <w:rPr>
-          <w:rFonts w:ascii="Microsoft YaHei" w:hAnsi="Microsoft YaHei" w:eastAsia="Microsoft YaHei"/>
-          <w:b/>
-          <w:sz w:val="21"/>
-        </w:rPr>
-        <w:t>POU</w:t>
-      </w:r>
-      <w:r>
-        <w:rPr>
-          <w:rFonts w:ascii="Microsoft YaHei" w:hAnsi="Microsoft YaHei" w:eastAsia="Microsoft YaHei"/>
-          <w:b w:val="0"/>
-          <w:sz w:val="21"/>
-        </w:rPr>
-        <w:t xml:space="preserve">,类型选 </w:t>
-      </w:r>
-      <w:r>
-        <w:rPr>
-          <w:rFonts w:ascii="Microsoft YaHei" w:hAnsi="Microsoft YaHei" w:eastAsia="Microsoft YaHei"/>
-          <w:b/>
-          <w:sz w:val="21"/>
-        </w:rPr>
-        <w:t>功能(Function)</w:t>
-      </w:r>
-      <w:r>
-        <w:rPr>
-          <w:rFonts w:ascii="Microsoft YaHei" w:hAnsi="Microsoft YaHei" w:eastAsia="Microsoft YaHei"/>
-          <w:b w:val="0"/>
-          <w:sz w:val="21"/>
-        </w:rPr>
-        <w:t>,返回类型按下表填:</w:t>
+        <w:t>(遇到回来查,不用背):</w:t>
       </w:r>
     </w:p>
     <w:tbl>
@@ -866,7 +340,7 @@
                 <w:b/>
                 <w:sz w:val="19"/>
               </w:rPr>
-              <w:t>POU 名</w:t>
+              <w:t>界面英文</w:t>
             </w:r>
           </w:p>
         </w:tc>
@@ -883,7 +357,2235 @@
                 <w:b/>
                 <w:sz w:val="19"/>
               </w:rPr>
-              <w:t>返回类型</w:t>
+              <w:t>中文</w:t>
+            </w:r>
+          </w:p>
+        </w:tc>
+        <w:tc>
+          <w:tcPr>
+            <w:tcW w:type="dxa" w:w="2880"/>
+            <w:shd w:val="clear" w:fill="D9E8F5"/>
+          </w:tcPr>
+          <w:p>
+            <w:r/>
+            <w:r>
+              <w:rPr>
+                <w:rFonts w:ascii="Microsoft YaHei" w:hAnsi="Microsoft YaHei" w:eastAsia="Microsoft YaHei"/>
+                <w:b/>
+                <w:sz w:val="19"/>
+              </w:rPr>
+              <w:t>大白话</w:t>
+            </w:r>
+          </w:p>
+        </w:tc>
+      </w:tr>
+      <w:tr>
+        <w:tc>
+          <w:tcPr>
+            <w:tcW w:type="dxa" w:w="2880"/>
+          </w:tcPr>
+          <w:p>
+            <w:r/>
+            <w:r>
+              <w:rPr>
+                <w:rFonts w:ascii="Microsoft YaHei" w:hAnsi="Microsoft YaHei" w:eastAsia="Microsoft YaHei"/>
+                <w:b w:val="0"/>
+                <w:sz w:val="19"/>
+              </w:rPr>
+              <w:t>Project</w:t>
+            </w:r>
+          </w:p>
+        </w:tc>
+        <w:tc>
+          <w:tcPr>
+            <w:tcW w:type="dxa" w:w="2880"/>
+          </w:tcPr>
+          <w:p>
+            <w:r/>
+            <w:r>
+              <w:rPr>
+                <w:rFonts w:ascii="Microsoft YaHei" w:hAnsi="Microsoft YaHei" w:eastAsia="Microsoft YaHei"/>
+                <w:b w:val="0"/>
+                <w:sz w:val="19"/>
+              </w:rPr>
+              <w:t>工程</w:t>
+            </w:r>
+          </w:p>
+        </w:tc>
+        <w:tc>
+          <w:tcPr>
+            <w:tcW w:type="dxa" w:w="2880"/>
+          </w:tcPr>
+          <w:p>
+            <w:r/>
+            <w:r>
+              <w:rPr>
+                <w:rFonts w:ascii="Microsoft YaHei" w:hAnsi="Microsoft YaHei" w:eastAsia="Microsoft YaHei"/>
+                <w:b w:val="0"/>
+                <w:sz w:val="19"/>
+              </w:rPr>
+              <w:t>一个保存全部工作的"文档"</w:t>
+            </w:r>
+          </w:p>
+        </w:tc>
+      </w:tr>
+      <w:tr>
+        <w:tc>
+          <w:tcPr>
+            <w:tcW w:type="dxa" w:w="2880"/>
+          </w:tcPr>
+          <w:p>
+            <w:r/>
+            <w:r>
+              <w:rPr>
+                <w:rFonts w:ascii="Microsoft YaHei" w:hAnsi="Microsoft YaHei" w:eastAsia="Microsoft YaHei"/>
+                <w:b w:val="0"/>
+                <w:sz w:val="19"/>
+              </w:rPr>
+              <w:t>DUT (Data Unit Type)</w:t>
+            </w:r>
+          </w:p>
+        </w:tc>
+        <w:tc>
+          <w:tcPr>
+            <w:tcW w:type="dxa" w:w="2880"/>
+          </w:tcPr>
+          <w:p>
+            <w:r/>
+            <w:r>
+              <w:rPr>
+                <w:rFonts w:ascii="Microsoft YaHei" w:hAnsi="Microsoft YaHei" w:eastAsia="Microsoft YaHei"/>
+                <w:b w:val="0"/>
+                <w:sz w:val="19"/>
+              </w:rPr>
+              <w:t>数据类型</w:t>
+            </w:r>
+          </w:p>
+        </w:tc>
+        <w:tc>
+          <w:tcPr>
+            <w:tcW w:type="dxa" w:w="2880"/>
+          </w:tcPr>
+          <w:p>
+            <w:r/>
+            <w:r>
+              <w:rPr>
+                <w:rFonts w:ascii="Microsoft YaHei" w:hAnsi="Microsoft YaHei" w:eastAsia="Microsoft YaHei"/>
+                <w:b w:val="0"/>
+                <w:sz w:val="19"/>
+              </w:rPr>
+              <w:t>定义"货物"由哪些字段组成</w:t>
+            </w:r>
+          </w:p>
+        </w:tc>
+      </w:tr>
+      <w:tr>
+        <w:tc>
+          <w:tcPr>
+            <w:tcW w:type="dxa" w:w="2880"/>
+          </w:tcPr>
+          <w:p>
+            <w:r/>
+            <w:r>
+              <w:rPr>
+                <w:rFonts w:ascii="Microsoft YaHei" w:hAnsi="Microsoft YaHei" w:eastAsia="Microsoft YaHei"/>
+                <w:b w:val="0"/>
+                <w:sz w:val="19"/>
+              </w:rPr>
+              <w:t>GVL (Global Variable List)</w:t>
+            </w:r>
+          </w:p>
+        </w:tc>
+        <w:tc>
+          <w:tcPr>
+            <w:tcW w:type="dxa" w:w="2880"/>
+          </w:tcPr>
+          <w:p>
+            <w:r/>
+            <w:r>
+              <w:rPr>
+                <w:rFonts w:ascii="Microsoft YaHei" w:hAnsi="Microsoft YaHei" w:eastAsia="Microsoft YaHei"/>
+                <w:b w:val="0"/>
+                <w:sz w:val="19"/>
+              </w:rPr>
+              <w:t>全局变量列表</w:t>
+            </w:r>
+          </w:p>
+        </w:tc>
+        <w:tc>
+          <w:tcPr>
+            <w:tcW w:type="dxa" w:w="2880"/>
+          </w:tcPr>
+          <w:p>
+            <w:r/>
+            <w:r>
+              <w:rPr>
+                <w:rFonts w:ascii="Microsoft YaHei" w:hAnsi="Microsoft YaHei" w:eastAsia="Microsoft YaHei"/>
+                <w:b w:val="0"/>
+                <w:sz w:val="19"/>
+              </w:rPr>
+              <w:t>全程序共用的数据(如 400 仓位数组)</w:t>
+            </w:r>
+          </w:p>
+        </w:tc>
+      </w:tr>
+      <w:tr>
+        <w:tc>
+          <w:tcPr>
+            <w:tcW w:type="dxa" w:w="2880"/>
+          </w:tcPr>
+          <w:p>
+            <w:r/>
+            <w:r>
+              <w:rPr>
+                <w:rFonts w:ascii="Microsoft YaHei" w:hAnsi="Microsoft YaHei" w:eastAsia="Microsoft YaHei"/>
+                <w:b w:val="0"/>
+                <w:sz w:val="19"/>
+              </w:rPr>
+              <w:t>POU (Program Organization Unit)</w:t>
+            </w:r>
+          </w:p>
+        </w:tc>
+        <w:tc>
+          <w:tcPr>
+            <w:tcW w:type="dxa" w:w="2880"/>
+          </w:tcPr>
+          <w:p>
+            <w:r/>
+            <w:r>
+              <w:rPr>
+                <w:rFonts w:ascii="Microsoft YaHei" w:hAnsi="Microsoft YaHei" w:eastAsia="Microsoft YaHei"/>
+                <w:b w:val="0"/>
+                <w:sz w:val="19"/>
+              </w:rPr>
+              <w:t>程序单元</w:t>
+            </w:r>
+          </w:p>
+        </w:tc>
+        <w:tc>
+          <w:tcPr>
+            <w:tcW w:type="dxa" w:w="2880"/>
+          </w:tcPr>
+          <w:p>
+            <w:r/>
+            <w:r>
+              <w:rPr>
+                <w:rFonts w:ascii="Microsoft YaHei" w:hAnsi="Microsoft YaHei" w:eastAsia="Microsoft YaHei"/>
+                <w:b w:val="0"/>
+                <w:sz w:val="19"/>
+              </w:rPr>
+              <w:t>装代码的盒子,分 Function/Function Block/Program 三种</w:t>
+            </w:r>
+          </w:p>
+        </w:tc>
+      </w:tr>
+      <w:tr>
+        <w:tc>
+          <w:tcPr>
+            <w:tcW w:type="dxa" w:w="2880"/>
+          </w:tcPr>
+          <w:p>
+            <w:r/>
+            <w:r>
+              <w:rPr>
+                <w:rFonts w:ascii="Microsoft YaHei" w:hAnsi="Microsoft YaHei" w:eastAsia="Microsoft YaHei"/>
+                <w:b w:val="0"/>
+                <w:sz w:val="19"/>
+              </w:rPr>
+              <w:t>Function / Function Block / Program</w:t>
+            </w:r>
+          </w:p>
+        </w:tc>
+        <w:tc>
+          <w:tcPr>
+            <w:tcW w:type="dxa" w:w="2880"/>
+          </w:tcPr>
+          <w:p>
+            <w:r/>
+            <w:r>
+              <w:rPr>
+                <w:rFonts w:ascii="Microsoft YaHei" w:hAnsi="Microsoft YaHei" w:eastAsia="Microsoft YaHei"/>
+                <w:b w:val="0"/>
+                <w:sz w:val="19"/>
+              </w:rPr>
+              <w:t>函数/功能块/程序</w:t>
+            </w:r>
+          </w:p>
+        </w:tc>
+        <w:tc>
+          <w:tcPr>
+            <w:tcW w:type="dxa" w:w="2880"/>
+          </w:tcPr>
+          <w:p>
+            <w:r/>
+            <w:r>
+              <w:rPr>
+                <w:rFonts w:ascii="Microsoft YaHei" w:hAnsi="Microsoft YaHei" w:eastAsia="Microsoft YaHei"/>
+                <w:b w:val="0"/>
+                <w:sz w:val="19"/>
+              </w:rPr>
+              <w:t>算完即走 / 有记忆的模块 / 主入口</w:t>
+            </w:r>
+          </w:p>
+        </w:tc>
+      </w:tr>
+      <w:tr>
+        <w:tc>
+          <w:tcPr>
+            <w:tcW w:type="dxa" w:w="2880"/>
+          </w:tcPr>
+          <w:p>
+            <w:r/>
+            <w:r>
+              <w:rPr>
+                <w:rFonts w:ascii="Microsoft YaHei" w:hAnsi="Microsoft YaHei" w:eastAsia="Microsoft YaHei"/>
+                <w:b w:val="0"/>
+                <w:sz w:val="19"/>
+              </w:rPr>
+              <w:t>Build</w:t>
+            </w:r>
+          </w:p>
+        </w:tc>
+        <w:tc>
+          <w:tcPr>
+            <w:tcW w:type="dxa" w:w="2880"/>
+          </w:tcPr>
+          <w:p>
+            <w:r/>
+            <w:r>
+              <w:rPr>
+                <w:rFonts w:ascii="Microsoft YaHei" w:hAnsi="Microsoft YaHei" w:eastAsia="Microsoft YaHei"/>
+                <w:b w:val="0"/>
+                <w:sz w:val="19"/>
+              </w:rPr>
+              <w:t>编译</w:t>
+            </w:r>
+          </w:p>
+        </w:tc>
+        <w:tc>
+          <w:tcPr>
+            <w:tcW w:type="dxa" w:w="2880"/>
+          </w:tcPr>
+          <w:p>
+            <w:r/>
+            <w:r>
+              <w:rPr>
+                <w:rFonts w:ascii="Microsoft YaHei" w:hAnsi="Microsoft YaHei" w:eastAsia="Microsoft YaHei"/>
+                <w:b w:val="0"/>
+                <w:sz w:val="19"/>
+              </w:rPr>
+              <w:t>检查代码有没有错,像拼写检查</w:t>
+            </w:r>
+          </w:p>
+        </w:tc>
+      </w:tr>
+      <w:tr>
+        <w:tc>
+          <w:tcPr>
+            <w:tcW w:type="dxa" w:w="2880"/>
+          </w:tcPr>
+          <w:p>
+            <w:r/>
+            <w:r>
+              <w:rPr>
+                <w:rFonts w:ascii="Microsoft YaHei" w:hAnsi="Microsoft YaHei" w:eastAsia="Microsoft YaHei"/>
+                <w:b w:val="0"/>
+                <w:sz w:val="19"/>
+              </w:rPr>
+              <w:t>Structured Text (ST)</w:t>
+            </w:r>
+          </w:p>
+        </w:tc>
+        <w:tc>
+          <w:tcPr>
+            <w:tcW w:type="dxa" w:w="2880"/>
+          </w:tcPr>
+          <w:p>
+            <w:r/>
+            <w:r>
+              <w:rPr>
+                <w:rFonts w:ascii="Microsoft YaHei" w:hAnsi="Microsoft YaHei" w:eastAsia="Microsoft YaHei"/>
+                <w:b w:val="0"/>
+                <w:sz w:val="19"/>
+              </w:rPr>
+              <w:t>结构化文本</w:t>
+            </w:r>
+          </w:p>
+        </w:tc>
+        <w:tc>
+          <w:tcPr>
+            <w:tcW w:type="dxa" w:w="2880"/>
+          </w:tcPr>
+          <w:p>
+            <w:r/>
+            <w:r>
+              <w:rPr>
+                <w:rFonts w:ascii="Microsoft YaHei" w:hAnsi="Microsoft YaHei" w:eastAsia="Microsoft YaHei"/>
+                <w:b w:val="0"/>
+                <w:sz w:val="19"/>
+              </w:rPr>
+              <w:t>我们用的编程语言的名字</w:t>
+            </w:r>
+          </w:p>
+        </w:tc>
+      </w:tr>
+    </w:tbl>
+    <w:p/>
+    <w:p/>
+    <w:p>
+      <w:pPr>
+        <w:pStyle w:val="Heading2"/>
+      </w:pPr>
+      <w:r>
+        <w:rPr>
+          <w:rFonts w:ascii="Microsoft YaHei" w:hAnsi="Microsoft YaHei" w:eastAsia="Microsoft YaHei"/>
+          <w:b/>
+          <w:color w:val="17365D"/>
+          <w:sz w:val="26"/>
+        </w:rPr>
+        <w:t>第 1 步:新建工程(10 分钟)</w:t>
+      </w:r>
+    </w:p>
+    <w:p>
+      <w:pPr>
+        <w:pStyle w:val="ListNumber"/>
+      </w:pPr>
+      <w:r>
+        <w:rPr>
+          <w:rFonts w:ascii="Microsoft YaHei" w:hAnsi="Microsoft YaHei" w:eastAsia="Microsoft YaHei"/>
+          <w:b w:val="0"/>
+          <w:sz w:val="21"/>
+        </w:rPr>
+        <w:t xml:space="preserve">菜单 </w:t>
+      </w:r>
+      <w:r>
+        <w:rPr>
+          <w:rFonts w:ascii="Microsoft YaHei" w:hAnsi="Microsoft YaHei" w:eastAsia="Microsoft YaHei"/>
+          <w:b/>
+          <w:sz w:val="21"/>
+        </w:rPr>
+        <w:t>File → New Project…(文件→新建工程)</w:t>
+      </w:r>
+      <w:r>
+        <w:rPr>
+          <w:rFonts w:ascii="Microsoft YaHei" w:hAnsi="Microsoft YaHei" w:eastAsia="Microsoft YaHei"/>
+          <w:b w:val="0"/>
+          <w:sz w:val="21"/>
+        </w:rPr>
+        <w:t>。</w:t>
+      </w:r>
+    </w:p>
+    <w:p>
+      <w:pPr>
+        <w:pStyle w:val="ListBullet"/>
+      </w:pPr>
+      <w:r>
+        <w:rPr>
+          <w:rFonts w:ascii="Microsoft YaHei" w:hAnsi="Microsoft YaHei" w:eastAsia="Microsoft YaHei"/>
+          <w:b w:val="0"/>
+          <w:sz w:val="21"/>
+        </w:rPr>
+        <w:t>预期:弹出 New Project 对话框,左侧分类(Categories)+右侧模板(Templates)。</w:t>
+      </w:r>
+    </w:p>
+    <w:p>
+      <w:pPr>
+        <w:pStyle w:val="ListNumber"/>
+      </w:pPr>
+      <w:r>
+        <w:rPr>
+          <w:rFonts w:ascii="Microsoft YaHei" w:hAnsi="Microsoft YaHei" w:eastAsia="Microsoft YaHei"/>
+          <w:b w:val="0"/>
+          <w:sz w:val="21"/>
+        </w:rPr>
+        <w:t xml:space="preserve">模板选 </w:t>
+      </w:r>
+      <w:r>
+        <w:rPr>
+          <w:rFonts w:ascii="Microsoft YaHei" w:hAnsi="Microsoft YaHei" w:eastAsia="Microsoft YaHei"/>
+          <w:b/>
+          <w:sz w:val="21"/>
+        </w:rPr>
+        <w:t>AC500 project</w:t>
+      </w:r>
+      <w:r>
+        <w:rPr>
+          <w:rFonts w:ascii="Microsoft YaHei" w:hAnsi="Microsoft YaHei" w:eastAsia="Microsoft YaHei"/>
+          <w:b w:val="0"/>
+          <w:sz w:val="21"/>
+        </w:rPr>
+        <w:t>(带 PLC 图标)。下方:</w:t>
+      </w:r>
+    </w:p>
+    <w:p>
+      <w:pPr>
+        <w:pStyle w:val="ListBullet"/>
+      </w:pPr>
+      <w:r>
+        <w:rPr>
+          <w:rFonts w:ascii="Microsoft YaHei" w:hAnsi="Microsoft YaHei" w:eastAsia="Microsoft YaHei"/>
+          <w:b/>
+          <w:sz w:val="21"/>
+        </w:rPr>
+        <w:t>Name(名称)</w:t>
+      </w:r>
+      <w:r>
+        <w:rPr>
+          <w:rFonts w:ascii="Microsoft YaHei" w:hAnsi="Microsoft YaHei" w:eastAsia="Microsoft YaHei"/>
+          <w:b w:val="0"/>
+          <w:sz w:val="21"/>
+        </w:rPr>
+        <w:t xml:space="preserve">:填 </w:t>
+      </w:r>
+      <w:r>
+        <w:rPr>
+          <w:rFonts w:ascii="Consolas" w:hAnsi="Consolas" w:eastAsia="Microsoft YaHei"/>
+          <w:b w:val="0"/>
+          <w:color w:val="1A4D7C"/>
+          <w:sz w:val="21"/>
+        </w:rPr>
+        <w:t>ABB_WH</w:t>
+      </w:r>
+    </w:p>
+    <w:p>
+      <w:pPr>
+        <w:pStyle w:val="ListBullet"/>
+      </w:pPr>
+      <w:r>
+        <w:rPr>
+          <w:rFonts w:ascii="Microsoft YaHei" w:hAnsi="Microsoft YaHei" w:eastAsia="Microsoft YaHei"/>
+          <w:b/>
+          <w:sz w:val="21"/>
+        </w:rPr>
+        <w:t>Location(位置)</w:t>
+      </w:r>
+      <w:r>
+        <w:rPr>
+          <w:rFonts w:ascii="Microsoft YaHei" w:hAnsi="Microsoft YaHei" w:eastAsia="Microsoft YaHei"/>
+          <w:b w:val="0"/>
+          <w:sz w:val="21"/>
+        </w:rPr>
+        <w:t xml:space="preserve">:点 … 浏览到 </w:t>
+      </w:r>
+      <w:r>
+        <w:rPr>
+          <w:rFonts w:ascii="Consolas" w:hAnsi="Consolas" w:eastAsia="Microsoft YaHei"/>
+          <w:b w:val="0"/>
+          <w:color w:val="1A4D7C"/>
+          <w:sz w:val="21"/>
+        </w:rPr>
+        <w:t>F:\abb_wh_work\plc\</w:t>
+      </w:r>
+      <w:r>
+        <w:rPr>
+          <w:rFonts w:ascii="Microsoft YaHei" w:hAnsi="Microsoft YaHei" w:eastAsia="Microsoft YaHei"/>
+          <w:b w:val="0"/>
+          <w:sz w:val="21"/>
+        </w:rPr>
+        <w:t xml:space="preserve">,在路径末尾补新文件夹名 </w:t>
+      </w:r>
+      <w:r>
+        <w:rPr>
+          <w:rFonts w:ascii="Consolas" w:hAnsi="Consolas" w:eastAsia="Microsoft YaHei"/>
+          <w:b w:val="0"/>
+          <w:color w:val="1A4D7C"/>
+          <w:sz w:val="21"/>
+        </w:rPr>
+        <w:t>AB_Project</w:t>
+      </w:r>
+    </w:p>
+    <w:p>
+      <w:pPr>
+        <w:pStyle w:val="ListBullet"/>
+      </w:pPr>
+      <w:r>
+        <w:rPr>
+          <w:rFonts w:ascii="Microsoft YaHei" w:hAnsi="Microsoft YaHei" w:eastAsia="Microsoft YaHei"/>
+          <w:b w:val="0"/>
+          <w:sz w:val="21"/>
+        </w:rPr>
+        <w:t xml:space="preserve">点 </w:t>
+      </w:r>
+      <w:r>
+        <w:rPr>
+          <w:rFonts w:ascii="Microsoft YaHei" w:hAnsi="Microsoft YaHei" w:eastAsia="Microsoft YaHei"/>
+          <w:b/>
+          <w:sz w:val="21"/>
+        </w:rPr>
+        <w:t>OK/Add</w:t>
+      </w:r>
+      <w:r>
+        <w:rPr>
+          <w:rFonts w:ascii="Microsoft YaHei" w:hAnsi="Microsoft YaHei" w:eastAsia="Microsoft YaHei"/>
+          <w:b w:val="0"/>
+          <w:sz w:val="21"/>
+        </w:rPr>
+        <w:t>。</w:t>
+      </w:r>
+    </w:p>
+    <w:p>
+      <w:pPr>
+        <w:pStyle w:val="ListNumber"/>
+      </w:pPr>
+      <w:r>
+        <w:rPr>
+          <w:rFonts w:ascii="Microsoft YaHei" w:hAnsi="Microsoft YaHei" w:eastAsia="Microsoft YaHei"/>
+          <w:b w:val="0"/>
+          <w:sz w:val="21"/>
+        </w:rPr>
+        <w:t>接着会让你</w:t>
+      </w:r>
+      <w:r>
+        <w:rPr>
+          <w:rFonts w:ascii="Microsoft YaHei" w:hAnsi="Microsoft YaHei" w:eastAsia="Microsoft YaHei"/>
+          <w:b/>
+          <w:sz w:val="21"/>
+        </w:rPr>
+        <w:t>选 PLC 型号</w:t>
+      </w:r>
+      <w:r>
+        <w:rPr>
+          <w:rFonts w:ascii="Microsoft YaHei" w:hAnsi="Microsoft YaHei" w:eastAsia="Microsoft YaHei"/>
+          <w:b w:val="0"/>
+          <w:sz w:val="21"/>
+        </w:rPr>
+        <w:t>(可能叫 "Select Controller/Device" 的列表):</w:t>
+      </w:r>
+    </w:p>
+    <w:p>
+      <w:pPr>
+        <w:pStyle w:val="ListBullet"/>
+      </w:pPr>
+      <w:r>
+        <w:rPr>
+          <w:rFonts w:ascii="Microsoft YaHei" w:hAnsi="Microsoft YaHei" w:eastAsia="Microsoft YaHei"/>
+          <w:b w:val="0"/>
+          <w:sz w:val="21"/>
+        </w:rPr>
+        <w:t xml:space="preserve">展开 </w:t>
+      </w:r>
+      <w:r>
+        <w:rPr>
+          <w:rFonts w:ascii="Microsoft YaHei" w:hAnsi="Microsoft YaHei" w:eastAsia="Microsoft YaHei"/>
+          <w:b/>
+          <w:sz w:val="21"/>
+        </w:rPr>
+        <w:t>AC500 V3</w:t>
+      </w:r>
+      <w:r>
+        <w:rPr>
+          <w:rFonts w:ascii="Microsoft YaHei" w:hAnsi="Microsoft YaHei" w:eastAsia="Microsoft YaHei"/>
+          <w:b w:val="0"/>
+          <w:sz w:val="21"/>
+        </w:rPr>
+        <w:t xml:space="preserve"> 系列 → 选 </w:t>
+      </w:r>
+      <w:r>
+        <w:rPr>
+          <w:rFonts w:ascii="Microsoft YaHei" w:hAnsi="Microsoft YaHei" w:eastAsia="Microsoft YaHei"/>
+          <w:b/>
+          <w:sz w:val="21"/>
+        </w:rPr>
+        <w:t>PM5650</w:t>
+      </w:r>
+      <w:r>
+        <w:rPr>
+          <w:rFonts w:ascii="Microsoft YaHei" w:hAnsi="Microsoft YaHei" w:eastAsia="Microsoft YaHei"/>
+          <w:b w:val="0"/>
+          <w:sz w:val="21"/>
+        </w:rPr>
+        <w:t>(找不到就任选 PM56xx;仿真不连真机,型号只是名头)。</w:t>
+      </w:r>
+    </w:p>
+    <w:p>
+      <w:pPr>
+        <w:pStyle w:val="ListBullet"/>
+      </w:pPr>
+      <w:r>
+        <w:rPr>
+          <w:rFonts w:ascii="Microsoft YaHei" w:hAnsi="Microsoft YaHei" w:eastAsia="Microsoft YaHei"/>
+          <w:b w:val="0"/>
+          <w:sz w:val="21"/>
+        </w:rPr>
+        <w:t xml:space="preserve">预期:左侧 Devices 树出现一串节点;逐层展开能找到 </w:t>
+      </w:r>
+      <w:r>
+        <w:rPr>
+          <w:rFonts w:ascii="Microsoft YaHei" w:hAnsi="Microsoft YaHei" w:eastAsia="Microsoft YaHei"/>
+          <w:b/>
+          <w:sz w:val="21"/>
+        </w:rPr>
+        <w:t>Application</w:t>
+      </w:r>
+      <w:r>
+        <w:rPr>
+          <w:rFonts w:ascii="Microsoft YaHei" w:hAnsi="Microsoft YaHei" w:eastAsia="Microsoft YaHei"/>
+          <w:b w:val="0"/>
+          <w:sz w:val="21"/>
+        </w:rPr>
+        <w:t>。</w:t>
+      </w:r>
+    </w:p>
+    <w:p>
+      <w:pPr>
+        <w:pStyle w:val="ListNumber"/>
+      </w:pPr>
+      <w:r>
+        <w:rPr>
+          <w:rFonts w:ascii="Microsoft YaHei" w:hAnsi="Microsoft YaHei" w:eastAsia="Microsoft YaHei"/>
+          <w:b w:val="0"/>
+          <w:sz w:val="21"/>
+        </w:rPr>
+        <w:t xml:space="preserve">若弹许可证窗口:选 </w:t>
+      </w:r>
+      <w:r>
+        <w:rPr>
+          <w:rFonts w:ascii="Microsoft YaHei" w:hAnsi="Microsoft YaHei" w:eastAsia="Microsoft YaHei"/>
+          <w:b/>
+          <w:sz w:val="21"/>
+        </w:rPr>
+        <w:t>Basic license(基础版,免费)</w:t>
+      </w:r>
+      <w:r>
+        <w:rPr>
+          <w:rFonts w:ascii="Microsoft YaHei" w:hAnsi="Microsoft YaHei" w:eastAsia="Microsoft YaHei"/>
+          <w:b w:val="0"/>
+          <w:sz w:val="21"/>
+        </w:rPr>
+        <w:t xml:space="preserve">,按引导 </w:t>
+      </w:r>
+      <w:r>
+        <w:rPr>
+          <w:rFonts w:ascii="Microsoft YaHei" w:hAnsi="Microsoft YaHei" w:eastAsia="Microsoft YaHei"/>
+          <w:b/>
+          <w:sz w:val="21"/>
+        </w:rPr>
+        <w:t>Activate(激活)</w:t>
+      </w:r>
+      <w:r>
+        <w:rPr>
+          <w:rFonts w:ascii="Microsoft YaHei" w:hAnsi="Microsoft YaHei" w:eastAsia="Microsoft YaHei"/>
+          <w:b w:val="0"/>
+          <w:sz w:val="21"/>
+        </w:rPr>
+        <w:t>。</w:t>
+      </w:r>
+    </w:p>
+    <w:p>
+      <w:pPr>
+        <w:pStyle w:val="ListNumber"/>
+      </w:pPr>
+      <w:r>
+        <w:rPr>
+          <w:rFonts w:ascii="Microsoft YaHei" w:hAnsi="Microsoft YaHei" w:eastAsia="Microsoft YaHei"/>
+          <w:b/>
+          <w:sz w:val="21"/>
+        </w:rPr>
+        <w:t>Ctrl+S</w:t>
+      </w:r>
+      <w:r>
+        <w:rPr>
+          <w:rFonts w:ascii="Microsoft YaHei" w:hAnsi="Microsoft YaHei" w:eastAsia="Microsoft YaHei"/>
+          <w:b w:val="0"/>
+          <w:sz w:val="21"/>
+        </w:rPr>
+        <w:t xml:space="preserve"> 保存(以后每完成一步按一次)。</w:t>
+      </w:r>
+    </w:p>
+    <w:p>
+      <w:r>
+        <w:rPr>
+          <w:rFonts w:ascii="Microsoft YaHei" w:hAnsi="Microsoft YaHei" w:eastAsia="Microsoft YaHei"/>
+          <w:b w:val="0"/>
+          <w:sz w:val="21"/>
+        </w:rPr>
+        <w:t>✅ 验收:Devices 树里能看到 Application。卡住 → 整窗截图发 Claude。</w:t>
+      </w:r>
+    </w:p>
+    <w:p/>
+    <w:p>
+      <w:pPr>
+        <w:pStyle w:val="Heading2"/>
+      </w:pPr>
+      <w:r>
+        <w:rPr>
+          <w:rFonts w:ascii="Microsoft YaHei" w:hAnsi="Microsoft YaHei" w:eastAsia="Microsoft YaHei"/>
+          <w:b/>
+          <w:color w:val="17365D"/>
+          <w:sz w:val="26"/>
+        </w:rPr>
+        <w:t>第 2 步:小试牛刀——先建 1+1 个,把流程跑通(15 分钟)</w:t>
+      </w:r>
+    </w:p>
+    <w:p>
+      <w:pPr>
+        <w:ind w:left="280"/>
+      </w:pPr>
+      <w:r>
+        <w:rPr>
+          <w:rFonts w:ascii="Microsoft YaHei" w:hAnsi="Microsoft YaHei" w:eastAsia="Microsoft YaHei"/>
+          <w:b w:val="0"/>
+          <w:color w:val="606060"/>
+          <w:sz w:val="20"/>
+        </w:rPr>
+        <w:t>先用最小样本学会「建对象 → 粘代码 → Build」循环,成功一次,后面全是重复劳动。</w:t>
+      </w:r>
+    </w:p>
+    <w:p>
+      <w:r>
+        <w:rPr>
+          <w:rFonts w:ascii="Microsoft YaHei" w:hAnsi="Microsoft YaHei" w:eastAsia="Microsoft YaHei"/>
+          <w:b/>
+          <w:sz w:val="21"/>
+        </w:rPr>
+        <w:t>2a. 第一个 DUT</w:t>
+      </w:r>
+    </w:p>
+    <w:p>
+      <w:pPr>
+        <w:pStyle w:val="ListNumber"/>
+      </w:pPr>
+      <w:r>
+        <w:rPr>
+          <w:rFonts w:ascii="Microsoft YaHei" w:hAnsi="Microsoft YaHei" w:eastAsia="Microsoft YaHei"/>
+          <w:b w:val="0"/>
+          <w:sz w:val="21"/>
+        </w:rPr>
+        <w:t xml:space="preserve">右键 </w:t>
+      </w:r>
+      <w:r>
+        <w:rPr>
+          <w:rFonts w:ascii="Microsoft YaHei" w:hAnsi="Microsoft YaHei" w:eastAsia="Microsoft YaHei"/>
+          <w:b/>
+          <w:sz w:val="21"/>
+        </w:rPr>
+        <w:t>Application → Add Object(添加对象)→ DUT…</w:t>
+      </w:r>
+      <w:r>
+        <w:rPr>
+          <w:rFonts w:ascii="Microsoft YaHei" w:hAnsi="Microsoft YaHei" w:eastAsia="Microsoft YaHei"/>
+          <w:b w:val="0"/>
+          <w:sz w:val="21"/>
+        </w:rPr>
+        <w:t>。</w:t>
+      </w:r>
+    </w:p>
+    <w:p>
+      <w:pPr>
+        <w:pStyle w:val="ListBullet"/>
+      </w:pPr>
+      <w:r>
+        <w:rPr>
+          <w:rFonts w:ascii="Microsoft YaHei" w:hAnsi="Microsoft YaHei" w:eastAsia="Microsoft YaHei"/>
+          <w:b w:val="0"/>
+          <w:sz w:val="21"/>
+        </w:rPr>
+        <w:t>预期:弹出对话框要求 Name(名称)和类型。</w:t>
+      </w:r>
+    </w:p>
+    <w:p>
+      <w:pPr>
+        <w:pStyle w:val="ListNumber"/>
+      </w:pPr>
+      <w:r>
+        <w:rPr>
+          <w:rFonts w:ascii="Microsoft YaHei" w:hAnsi="Microsoft YaHei" w:eastAsia="Microsoft YaHei"/>
+          <w:b/>
+          <w:sz w:val="21"/>
+        </w:rPr>
+        <w:t>Name</w:t>
+      </w:r>
+      <w:r>
+        <w:rPr>
+          <w:rFonts w:ascii="Microsoft YaHei" w:hAnsi="Microsoft YaHei" w:eastAsia="Microsoft YaHei"/>
+          <w:b w:val="0"/>
+          <w:sz w:val="21"/>
+        </w:rPr>
+        <w:t xml:space="preserve"> 填 </w:t>
+      </w:r>
+      <w:r>
+        <w:rPr>
+          <w:rFonts w:ascii="Consolas" w:hAnsi="Consolas" w:eastAsia="Microsoft YaHei"/>
+          <w:b w:val="0"/>
+          <w:color w:val="1A4D7C"/>
+          <w:sz w:val="21"/>
+        </w:rPr>
+        <w:t>ST_Good</w:t>
+      </w:r>
+      <w:r>
+        <w:rPr>
+          <w:rFonts w:ascii="Microsoft YaHei" w:hAnsi="Microsoft YaHei" w:eastAsia="Microsoft YaHei"/>
+          <w:b w:val="0"/>
+          <w:sz w:val="21"/>
+        </w:rPr>
+        <w:t>(建议从本卡复制,一个字母不能错);</w:t>
+      </w:r>
+    </w:p>
+    <w:p>
+      <w:r>
+        <w:rPr>
+          <w:rFonts w:ascii="Microsoft YaHei" w:hAnsi="Microsoft YaHei" w:eastAsia="Microsoft YaHei"/>
+          <w:b w:val="0"/>
+          <w:sz w:val="21"/>
+        </w:rPr>
+        <w:t xml:space="preserve">类型勾 </w:t>
+      </w:r>
+      <w:r>
+        <w:rPr>
+          <w:rFonts w:ascii="Microsoft YaHei" w:hAnsi="Microsoft YaHei" w:eastAsia="Microsoft YaHei"/>
+          <w:b/>
+          <w:sz w:val="21"/>
+        </w:rPr>
+        <w:t>Structure(结构)</w:t>
+      </w:r>
+      <w:r>
+        <w:rPr>
+          <w:rFonts w:ascii="Microsoft YaHei" w:hAnsi="Microsoft YaHei" w:eastAsia="Microsoft YaHei"/>
+          <w:b w:val="0"/>
+          <w:sz w:val="21"/>
+        </w:rPr>
+        <w:t xml:space="preserve">;点 </w:t>
+      </w:r>
+      <w:r>
+        <w:rPr>
+          <w:rFonts w:ascii="Microsoft YaHei" w:hAnsi="Microsoft YaHei" w:eastAsia="Microsoft YaHei"/>
+          <w:b/>
+          <w:sz w:val="21"/>
+        </w:rPr>
+        <w:t>Add(添加)</w:t>
+      </w:r>
+      <w:r>
+        <w:rPr>
+          <w:rFonts w:ascii="Microsoft YaHei" w:hAnsi="Microsoft YaHei" w:eastAsia="Microsoft YaHei"/>
+          <w:b w:val="0"/>
+          <w:sz w:val="21"/>
+        </w:rPr>
+        <w:t>。</w:t>
+      </w:r>
+    </w:p>
+    <w:p>
+      <w:pPr>
+        <w:pStyle w:val="ListBullet"/>
+      </w:pPr>
+      <w:r>
+        <w:rPr>
+          <w:rFonts w:ascii="Microsoft YaHei" w:hAnsi="Microsoft YaHei" w:eastAsia="Microsoft YaHei"/>
+          <w:b w:val="0"/>
+          <w:sz w:val="21"/>
+        </w:rPr>
+        <w:t>预期:编辑器打开新页,已有几行自动生成的模板(</w:t>
+      </w:r>
+      <w:r>
+        <w:rPr>
+          <w:rFonts w:ascii="Consolas" w:hAnsi="Consolas" w:eastAsia="Microsoft YaHei"/>
+          <w:b w:val="0"/>
+          <w:color w:val="1A4D7C"/>
+          <w:sz w:val="21"/>
+        </w:rPr>
+        <w:t>TYPE ST_Good : STRUCT … END_TYPE</w:t>
+      </w:r>
+      <w:r>
+        <w:rPr>
+          <w:rFonts w:ascii="Microsoft YaHei" w:hAnsi="Microsoft YaHei" w:eastAsia="Microsoft YaHei"/>
+          <w:b w:val="0"/>
+          <w:sz w:val="21"/>
+        </w:rPr>
+        <w:t>)。</w:t>
+      </w:r>
+    </w:p>
+    <w:p>
+      <w:pPr>
+        <w:pStyle w:val="ListNumber"/>
+      </w:pPr>
+      <w:r>
+        <w:rPr>
+          <w:rFonts w:ascii="Microsoft YaHei" w:hAnsi="Microsoft YaHei" w:eastAsia="Microsoft YaHei"/>
+          <w:b w:val="0"/>
+          <w:sz w:val="21"/>
+        </w:rPr>
+        <w:t xml:space="preserve">记事本打开 </w:t>
+      </w:r>
+      <w:r>
+        <w:rPr>
+          <w:rFonts w:ascii="Consolas" w:hAnsi="Consolas" w:eastAsia="Microsoft YaHei"/>
+          <w:b w:val="0"/>
+          <w:color w:val="1A4D7C"/>
+          <w:sz w:val="21"/>
+        </w:rPr>
+        <w:t>F:\abb_wh_work\plc\01_DUTs.st</w:t>
+      </w:r>
+      <w:r>
+        <w:rPr>
+          <w:rFonts w:ascii="Microsoft YaHei" w:hAnsi="Microsoft YaHei" w:eastAsia="Microsoft YaHei"/>
+          <w:b w:val="0"/>
+          <w:sz w:val="21"/>
+        </w:rPr>
+        <w:t xml:space="preserve">,复制从 </w:t>
+      </w:r>
+      <w:r>
+        <w:rPr>
+          <w:rFonts w:ascii="Consolas" w:hAnsi="Consolas" w:eastAsia="Microsoft YaHei"/>
+          <w:b w:val="0"/>
+          <w:color w:val="1A4D7C"/>
+          <w:sz w:val="21"/>
+        </w:rPr>
+        <w:t>TYPE ST_Good :</w:t>
+      </w:r>
+      <w:r>
+        <w:rPr>
+          <w:rFonts w:ascii="Microsoft YaHei" w:hAnsi="Microsoft YaHei" w:eastAsia="Microsoft YaHei"/>
+          <w:b w:val="0"/>
+          <w:sz w:val="21"/>
+        </w:rPr>
+        <w:t xml:space="preserve"> 到第一个</w:t>
+      </w:r>
+    </w:p>
+    <w:p>
+      <w:r>
+        <w:rPr>
+          <w:rFonts w:ascii="Consolas" w:hAnsi="Consolas" w:eastAsia="Microsoft YaHei"/>
+          <w:b w:val="0"/>
+          <w:color w:val="1A4D7C"/>
+          <w:sz w:val="21"/>
+        </w:rPr>
+        <w:t>END_TYPE</w:t>
+      </w:r>
+      <w:r>
+        <w:rPr>
+          <w:rFonts w:ascii="Microsoft YaHei" w:hAnsi="Microsoft YaHei" w:eastAsia="Microsoft YaHei"/>
+          <w:b w:val="0"/>
+          <w:sz w:val="21"/>
+        </w:rPr>
+        <w:t xml:space="preserve"> 的整段。</w:t>
+      </w:r>
+    </w:p>
+    <w:p>
+      <w:pPr>
+        <w:pStyle w:val="ListNumber"/>
+      </w:pPr>
+      <w:r>
+        <w:rPr>
+          <w:rFonts w:ascii="Microsoft YaHei" w:hAnsi="Microsoft YaHei" w:eastAsia="Microsoft YaHei"/>
+          <w:b w:val="0"/>
+          <w:sz w:val="21"/>
+        </w:rPr>
+        <w:t>回 AB 编辑器:</w:t>
+      </w:r>
+      <w:r>
+        <w:rPr>
+          <w:rFonts w:ascii="Microsoft YaHei" w:hAnsi="Microsoft YaHei" w:eastAsia="Microsoft YaHei"/>
+          <w:b/>
+          <w:sz w:val="21"/>
+        </w:rPr>
+        <w:t>Ctrl+A 全选 → Ctrl+V 覆盖粘贴 → Ctrl+S</w:t>
+      </w:r>
+      <w:r>
+        <w:rPr>
+          <w:rFonts w:ascii="Microsoft YaHei" w:hAnsi="Microsoft YaHei" w:eastAsia="Microsoft YaHei"/>
+          <w:b w:val="0"/>
+          <w:sz w:val="21"/>
+        </w:rPr>
+        <w:t>。</w:t>
+      </w:r>
+    </w:p>
+    <w:p>
+      <w:r>
+        <w:rPr>
+          <w:rFonts w:ascii="Microsoft YaHei" w:hAnsi="Microsoft YaHei" w:eastAsia="Microsoft YaHei"/>
+          <w:b/>
+          <w:sz w:val="21"/>
+        </w:rPr>
+        <w:t>2b. 第一个 Function(函数)</w:t>
+      </w:r>
+    </w:p>
+    <w:p>
+      <w:pPr>
+        <w:pStyle w:val="ListNumber"/>
+      </w:pPr>
+      <w:r>
+        <w:rPr>
+          <w:rFonts w:ascii="Microsoft YaHei" w:hAnsi="Microsoft YaHei" w:eastAsia="Microsoft YaHei"/>
+          <w:b w:val="0"/>
+          <w:sz w:val="21"/>
+        </w:rPr>
+        <w:t xml:space="preserve">右键 Application → Add Object → </w:t>
+      </w:r>
+      <w:r>
+        <w:rPr>
+          <w:rFonts w:ascii="Microsoft YaHei" w:hAnsi="Microsoft YaHei" w:eastAsia="Microsoft YaHei"/>
+          <w:b/>
+          <w:sz w:val="21"/>
+        </w:rPr>
+        <w:t>POU…</w:t>
+      </w:r>
+      <w:r>
+        <w:rPr>
+          <w:rFonts w:ascii="Microsoft YaHei" w:hAnsi="Microsoft YaHei" w:eastAsia="Microsoft YaHei"/>
+          <w:b w:val="0"/>
+          <w:sz w:val="21"/>
+        </w:rPr>
+        <w:t>。</w:t>
+      </w:r>
+    </w:p>
+    <w:p>
+      <w:pPr>
+        <w:pStyle w:val="ListNumber"/>
+      </w:pPr>
+      <w:r>
+        <w:rPr>
+          <w:rFonts w:ascii="Microsoft YaHei" w:hAnsi="Microsoft YaHei" w:eastAsia="Microsoft YaHei"/>
+          <w:b w:val="0"/>
+          <w:sz w:val="21"/>
+        </w:rPr>
+        <w:t>对话框:</w:t>
+      </w:r>
+      <w:r>
+        <w:rPr>
+          <w:rFonts w:ascii="Microsoft YaHei" w:hAnsi="Microsoft YaHei" w:eastAsia="Microsoft YaHei"/>
+          <w:b/>
+          <w:sz w:val="21"/>
+        </w:rPr>
+        <w:t>Name</w:t>
+      </w:r>
+      <w:r>
+        <w:rPr>
+          <w:rFonts w:ascii="Microsoft YaHei" w:hAnsi="Microsoft YaHei" w:eastAsia="Microsoft YaHei"/>
+          <w:b w:val="0"/>
+          <w:sz w:val="21"/>
+        </w:rPr>
+        <w:t xml:space="preserve"> 填 </w:t>
+      </w:r>
+      <w:r>
+        <w:rPr>
+          <w:rFonts w:ascii="Consolas" w:hAnsi="Consolas" w:eastAsia="Microsoft YaHei"/>
+          <w:b w:val="0"/>
+          <w:color w:val="1A4D7C"/>
+          <w:sz w:val="21"/>
+        </w:rPr>
+        <w:t>FC_CapCoef</w:t>
+      </w:r>
+      <w:r>
+        <w:rPr>
+          <w:rFonts w:ascii="Microsoft YaHei" w:hAnsi="Microsoft YaHei" w:eastAsia="Microsoft YaHei"/>
+          <w:b w:val="0"/>
+          <w:sz w:val="21"/>
+        </w:rPr>
+        <w:t xml:space="preserve">;Type 勾 </w:t>
+      </w:r>
+      <w:r>
+        <w:rPr>
+          <w:rFonts w:ascii="Microsoft YaHei" w:hAnsi="Microsoft YaHei" w:eastAsia="Microsoft YaHei"/>
+          <w:b/>
+          <w:sz w:val="21"/>
+        </w:rPr>
+        <w:t>Function(功能/函数)</w:t>
+      </w:r>
+      <w:r>
+        <w:rPr>
+          <w:rFonts w:ascii="Microsoft YaHei" w:hAnsi="Microsoft YaHei" w:eastAsia="Microsoft YaHei"/>
+          <w:b w:val="0"/>
+          <w:sz w:val="21"/>
+        </w:rPr>
+        <w:t>;</w:t>
+      </w:r>
+    </w:p>
+    <w:p>
+      <w:r>
+        <w:rPr>
+          <w:rFonts w:ascii="Microsoft YaHei" w:hAnsi="Microsoft YaHei" w:eastAsia="Microsoft YaHei"/>
+          <w:b w:val="0"/>
+          <w:sz w:val="21"/>
+        </w:rPr>
+        <w:t xml:space="preserve">出现 </w:t>
+      </w:r>
+      <w:r>
+        <w:rPr>
+          <w:rFonts w:ascii="Microsoft YaHei" w:hAnsi="Microsoft YaHei" w:eastAsia="Microsoft YaHei"/>
+          <w:b/>
+          <w:sz w:val="21"/>
+        </w:rPr>
+        <w:t>Return type(返回类型)</w:t>
+      </w:r>
+      <w:r>
+        <w:rPr>
+          <w:rFonts w:ascii="Microsoft YaHei" w:hAnsi="Microsoft YaHei" w:eastAsia="Microsoft YaHei"/>
+          <w:b w:val="0"/>
+          <w:sz w:val="21"/>
+        </w:rPr>
+        <w:t xml:space="preserve">框 → 填 </w:t>
+      </w:r>
+      <w:r>
+        <w:rPr>
+          <w:rFonts w:ascii="Consolas" w:hAnsi="Consolas" w:eastAsia="Microsoft YaHei"/>
+          <w:b w:val="0"/>
+          <w:color w:val="1A4D7C"/>
+          <w:sz w:val="21"/>
+        </w:rPr>
+        <w:t>REAL</w:t>
+      </w:r>
+      <w:r>
+        <w:rPr>
+          <w:rFonts w:ascii="Microsoft YaHei" w:hAnsi="Microsoft YaHei" w:eastAsia="Microsoft YaHei"/>
+          <w:b w:val="0"/>
+          <w:sz w:val="21"/>
+        </w:rPr>
+        <w:t>;</w:t>
+      </w:r>
+    </w:p>
+    <w:p>
+      <w:r>
+        <w:rPr>
+          <w:rFonts w:ascii="Microsoft YaHei" w:hAnsi="Microsoft YaHei" w:eastAsia="Microsoft YaHei"/>
+          <w:b/>
+          <w:sz w:val="21"/>
+        </w:rPr>
+        <w:t>Implementation language(实现语言)</w:t>
+      </w:r>
+      <w:r>
+        <w:rPr>
+          <w:rFonts w:ascii="Microsoft YaHei" w:hAnsi="Microsoft YaHei" w:eastAsia="Microsoft YaHei"/>
+          <w:b w:val="0"/>
+          <w:sz w:val="21"/>
+        </w:rPr>
+        <w:t xml:space="preserve">选 </w:t>
+      </w:r>
+      <w:r>
+        <w:rPr>
+          <w:rFonts w:ascii="Microsoft YaHei" w:hAnsi="Microsoft YaHei" w:eastAsia="Microsoft YaHei"/>
+          <w:b/>
+          <w:sz w:val="21"/>
+        </w:rPr>
+        <w:t>Structured Text (ST)</w:t>
+      </w:r>
+      <w:r>
+        <w:rPr>
+          <w:rFonts w:ascii="Microsoft YaHei" w:hAnsi="Microsoft YaHei" w:eastAsia="Microsoft YaHei"/>
+          <w:b w:val="0"/>
+          <w:sz w:val="21"/>
+        </w:rPr>
+        <w:t>。点 Add。</w:t>
+      </w:r>
+    </w:p>
+    <w:p>
+      <w:pPr>
+        <w:pStyle w:val="ListBullet"/>
+      </w:pPr>
+      <w:r>
+        <w:rPr>
+          <w:rFonts w:ascii="Microsoft YaHei" w:hAnsi="Microsoft YaHei" w:eastAsia="Microsoft YaHei"/>
+          <w:b w:val="0"/>
+          <w:sz w:val="21"/>
+        </w:rPr>
+        <w:t>预期:编辑器页面</w:t>
+      </w:r>
+      <w:r>
+        <w:rPr>
+          <w:rFonts w:ascii="Microsoft YaHei" w:hAnsi="Microsoft YaHei" w:eastAsia="Microsoft YaHei"/>
+          <w:b/>
+          <w:sz w:val="21"/>
+        </w:rPr>
+        <w:t>分上下两窗</w:t>
+      </w:r>
+      <w:r>
+        <w:rPr>
+          <w:rFonts w:ascii="Microsoft YaHei" w:hAnsi="Microsoft YaHei" w:eastAsia="Microsoft YaHei"/>
+          <w:b w:val="0"/>
+          <w:sz w:val="21"/>
+        </w:rPr>
+        <w:t>——上窗 = Declaration(声明区),下窗 = Implementation/Body(实现区)。</w:t>
+      </w:r>
+    </w:p>
+    <w:p>
+      <w:pPr>
+        <w:pStyle w:val="ListNumber"/>
+      </w:pPr>
+      <w:r>
+        <w:rPr>
+          <w:rFonts w:ascii="Microsoft YaHei" w:hAnsi="Microsoft YaHei" w:eastAsia="Microsoft YaHei"/>
+          <w:b w:val="0"/>
+          <w:sz w:val="21"/>
+        </w:rPr>
+        <w:t xml:space="preserve">打开 </w:t>
+      </w:r>
+      <w:r>
+        <w:rPr>
+          <w:rFonts w:ascii="Consolas" w:hAnsi="Consolas" w:eastAsia="Microsoft YaHei"/>
+          <w:b w:val="0"/>
+          <w:color w:val="1A4D7C"/>
+          <w:sz w:val="21"/>
+        </w:rPr>
+        <w:t>plc\03_Functions.st</w:t>
+      </w:r>
+      <w:r>
+        <w:rPr>
+          <w:rFonts w:ascii="Microsoft YaHei" w:hAnsi="Microsoft YaHei" w:eastAsia="Microsoft YaHei"/>
+          <w:b w:val="0"/>
+          <w:sz w:val="21"/>
+        </w:rPr>
+        <w:t xml:space="preserve"> 找 FC_CapCoef 段:</w:t>
+      </w:r>
+    </w:p>
+    <w:p>
+      <w:pPr>
+        <w:pStyle w:val="ListBullet"/>
+      </w:pPr>
+      <w:r>
+        <w:rPr>
+          <w:rFonts w:ascii="Consolas" w:hAnsi="Consolas" w:eastAsia="Microsoft YaHei"/>
+          <w:b w:val="0"/>
+          <w:color w:val="1A4D7C"/>
+          <w:sz w:val="21"/>
+        </w:rPr>
+        <w:t>FUNCTION FC_CapCoef : REAL</w:t>
+      </w:r>
+      <w:r>
+        <w:rPr>
+          <w:rFonts w:ascii="Microsoft YaHei" w:hAnsi="Microsoft YaHei" w:eastAsia="Microsoft YaHei"/>
+          <w:b w:val="0"/>
+          <w:sz w:val="21"/>
+        </w:rPr>
+        <w:t xml:space="preserve"> 到最后一个 </w:t>
+      </w:r>
+      <w:r>
+        <w:rPr>
+          <w:rFonts w:ascii="Consolas" w:hAnsi="Consolas" w:eastAsia="Microsoft YaHei"/>
+          <w:b w:val="0"/>
+          <w:color w:val="1A4D7C"/>
+          <w:sz w:val="21"/>
+        </w:rPr>
+        <w:t>END_VAR</w:t>
+      </w:r>
+      <w:r>
+        <w:rPr>
+          <w:rFonts w:ascii="Microsoft YaHei" w:hAnsi="Microsoft YaHei" w:eastAsia="Microsoft YaHei"/>
+          <w:b w:val="0"/>
+          <w:sz w:val="21"/>
+        </w:rPr>
+        <w:t xml:space="preserve"> → 粘</w:t>
+      </w:r>
+      <w:r>
+        <w:rPr>
+          <w:rFonts w:ascii="Microsoft YaHei" w:hAnsi="Microsoft YaHei" w:eastAsia="Microsoft YaHei"/>
+          <w:b/>
+          <w:sz w:val="21"/>
+        </w:rPr>
+        <w:t>上窗</w:t>
+      </w:r>
+      <w:r>
+        <w:rPr>
+          <w:rFonts w:ascii="Microsoft YaHei" w:hAnsi="Microsoft YaHei" w:eastAsia="Microsoft YaHei"/>
+          <w:b w:val="0"/>
+          <w:sz w:val="21"/>
+        </w:rPr>
+        <w:t>(先 Ctrl+A 清模板);</w:t>
+      </w:r>
+    </w:p>
+    <w:p>
+      <w:pPr>
+        <w:pStyle w:val="ListBullet"/>
+      </w:pPr>
+      <w:r>
+        <w:rPr>
+          <w:rFonts w:ascii="Consolas" w:hAnsi="Consolas" w:eastAsia="Microsoft YaHei"/>
+          <w:b w:val="0"/>
+          <w:color w:val="1A4D7C"/>
+          <w:sz w:val="21"/>
+        </w:rPr>
+        <w:t>END_VAR</w:t>
+      </w:r>
+      <w:r>
+        <w:rPr>
+          <w:rFonts w:ascii="Microsoft YaHei" w:hAnsi="Microsoft YaHei" w:eastAsia="Microsoft YaHei"/>
+          <w:b w:val="0"/>
+          <w:sz w:val="21"/>
+        </w:rPr>
+        <w:t xml:space="preserve"> 之后到 </w:t>
+      </w:r>
+      <w:r>
+        <w:rPr>
+          <w:rFonts w:ascii="Consolas" w:hAnsi="Consolas" w:eastAsia="Microsoft YaHei"/>
+          <w:b w:val="0"/>
+          <w:color w:val="1A4D7C"/>
+          <w:sz w:val="21"/>
+        </w:rPr>
+        <w:t>END_FUNCTION</w:t>
+      </w:r>
+      <w:r>
+        <w:rPr>
+          <w:rFonts w:ascii="Microsoft YaHei" w:hAnsi="Microsoft YaHei" w:eastAsia="Microsoft YaHei"/>
+          <w:b w:val="0"/>
+          <w:sz w:val="21"/>
+        </w:rPr>
+        <w:t xml:space="preserve"> 之前的逻辑 → 粘</w:t>
+      </w:r>
+      <w:r>
+        <w:rPr>
+          <w:rFonts w:ascii="Microsoft YaHei" w:hAnsi="Microsoft YaHei" w:eastAsia="Microsoft YaHei"/>
+          <w:b/>
+          <w:sz w:val="21"/>
+        </w:rPr>
+        <w:t>下窗</w:t>
+      </w:r>
+      <w:r>
+        <w:rPr>
+          <w:rFonts w:ascii="Microsoft YaHei" w:hAnsi="Microsoft YaHei" w:eastAsia="Microsoft YaHei"/>
+          <w:b w:val="0"/>
+          <w:sz w:val="21"/>
+        </w:rPr>
+        <w:t>;</w:t>
+      </w:r>
+    </w:p>
+    <w:p>
+      <w:pPr>
+        <w:pStyle w:val="ListBullet"/>
+      </w:pPr>
+      <w:r>
+        <w:rPr>
+          <w:rFonts w:ascii="Microsoft YaHei" w:hAnsi="Microsoft YaHei" w:eastAsia="Microsoft YaHei"/>
+          <w:b w:val="0"/>
+          <w:sz w:val="21"/>
+        </w:rPr>
+        <w:t>若你的版本只有单窗:整段(含首尾行)一起粘。</w:t>
+      </w:r>
+    </w:p>
+    <w:p>
+      <w:pPr>
+        <w:pStyle w:val="ListNumber"/>
+      </w:pPr>
+      <w:r>
+        <w:rPr>
+          <w:rFonts w:ascii="Microsoft YaHei" w:hAnsi="Microsoft YaHei" w:eastAsia="Microsoft YaHei"/>
+          <w:b/>
+          <w:sz w:val="21"/>
+        </w:rPr>
+        <w:t>Build 一次</w:t>
+      </w:r>
+      <w:r>
+        <w:rPr>
+          <w:rFonts w:ascii="Microsoft YaHei" w:hAnsi="Microsoft YaHei" w:eastAsia="Microsoft YaHei"/>
+          <w:b w:val="0"/>
+          <w:sz w:val="21"/>
+        </w:rPr>
+        <w:t xml:space="preserve">:菜单 </w:t>
+      </w:r>
+      <w:r>
+        <w:rPr>
+          <w:rFonts w:ascii="Microsoft YaHei" w:hAnsi="Microsoft YaHei" w:eastAsia="Microsoft YaHei"/>
+          <w:b/>
+          <w:sz w:val="21"/>
+        </w:rPr>
+        <w:t>Build → Build</w:t>
+      </w:r>
+      <w:r>
+        <w:rPr>
+          <w:rFonts w:ascii="Microsoft YaHei" w:hAnsi="Microsoft YaHei" w:eastAsia="Microsoft YaHei"/>
+          <w:b w:val="0"/>
+          <w:sz w:val="21"/>
+        </w:rPr>
+        <w:t xml:space="preserve">,或按 </w:t>
+      </w:r>
+      <w:r>
+        <w:rPr>
+          <w:rFonts w:ascii="Microsoft YaHei" w:hAnsi="Microsoft YaHei" w:eastAsia="Microsoft YaHei"/>
+          <w:b/>
+          <w:sz w:val="21"/>
+        </w:rPr>
+        <w:t>F11</w:t>
+      </w:r>
+      <w:r>
+        <w:rPr>
+          <w:rFonts w:ascii="Microsoft YaHei" w:hAnsi="Microsoft YaHei" w:eastAsia="Microsoft YaHei"/>
+          <w:b w:val="0"/>
+          <w:sz w:val="21"/>
+        </w:rPr>
+        <w:t>。</w:t>
+      </w:r>
+    </w:p>
+    <w:p>
+      <w:pPr>
+        <w:pStyle w:val="ListBullet"/>
+      </w:pPr>
+      <w:r>
+        <w:rPr>
+          <w:rFonts w:ascii="Microsoft YaHei" w:hAnsi="Microsoft YaHei" w:eastAsia="Microsoft YaHei"/>
+          <w:b w:val="0"/>
+          <w:sz w:val="21"/>
+        </w:rPr>
+        <w:t xml:space="preserve">预期:Messages 窗显示 </w:t>
+      </w:r>
+      <w:r>
+        <w:rPr>
+          <w:rFonts w:ascii="Microsoft YaHei" w:hAnsi="Microsoft YaHei" w:eastAsia="Microsoft YaHei"/>
+          <w:b/>
+          <w:sz w:val="21"/>
+        </w:rPr>
+        <w:t>0 errors</w:t>
+      </w:r>
+      <w:r>
+        <w:rPr>
+          <w:rFonts w:ascii="Microsoft YaHei" w:hAnsi="Microsoft YaHei" w:eastAsia="Microsoft YaHei"/>
+          <w:b w:val="0"/>
+          <w:sz w:val="21"/>
+        </w:rPr>
+        <w:t>(黄色 warnings 不用管)。</w:t>
+      </w:r>
+    </w:p>
+    <w:p>
+      <w:r>
+        <w:rPr>
+          <w:rFonts w:ascii="Microsoft YaHei" w:hAnsi="Microsoft YaHei" w:eastAsia="Microsoft YaHei"/>
+          <w:b w:val="0"/>
+          <w:sz w:val="21"/>
+        </w:rPr>
+        <w:t>✅ 验收:0 errors——流程通了。❌ 有红色 error:双击那行看跳哪,截图(含英文报错)发 Claude。</w:t>
+      </w:r>
+    </w:p>
+    <w:p/>
+    <w:p>
+      <w:pPr>
+        <w:pStyle w:val="Heading2"/>
+      </w:pPr>
+      <w:r>
+        <w:rPr>
+          <w:rFonts w:ascii="Microsoft YaHei" w:hAnsi="Microsoft YaHei" w:eastAsia="Microsoft YaHei"/>
+          <w:b/>
+          <w:color w:val="17365D"/>
+          <w:sz w:val="26"/>
+        </w:rPr>
+        <w:t>第 3 步:补齐数据类型与全局变量(20 分钟)</w:t>
+      </w:r>
+    </w:p>
+    <w:p>
+      <w:r>
+        <w:rPr>
+          <w:rFonts w:ascii="Microsoft YaHei" w:hAnsi="Microsoft YaHei" w:eastAsia="Microsoft YaHei"/>
+          <w:b/>
+          <w:sz w:val="21"/>
+        </w:rPr>
+        <w:t>3a. 再建 4 个 DUT</w:t>
+      </w:r>
+      <w:r>
+        <w:rPr>
+          <w:rFonts w:ascii="Microsoft YaHei" w:hAnsi="Microsoft YaHei" w:eastAsia="Microsoft YaHei"/>
+          <w:b w:val="0"/>
+          <w:sz w:val="21"/>
+        </w:rPr>
+        <w:t>(方法同 2a):</w:t>
+      </w:r>
+    </w:p>
+    <w:tbl>
+      <w:tblPr>
+        <w:tblStyle w:val="TableGrid"/>
+        <w:tblW w:type="auto" w:w="0"/>
+        <w:jc w:val="center"/>
+        <w:tblLook w:firstColumn="1" w:firstRow="1" w:lastColumn="0" w:lastRow="0" w:noHBand="0" w:noVBand="1" w:val="04A0"/>
+      </w:tblPr>
+      <w:tblGrid>
+        <w:gridCol w:w="2880"/>
+        <w:gridCol w:w="2880"/>
+        <w:gridCol w:w="2880"/>
+      </w:tblGrid>
+      <w:tr>
+        <w:tc>
+          <w:tcPr>
+            <w:tcW w:type="dxa" w:w="2880"/>
+            <w:shd w:val="clear" w:fill="D9E8F5"/>
+          </w:tcPr>
+          <w:p>
+            <w:r/>
+            <w:r>
+              <w:rPr>
+                <w:rFonts w:ascii="Microsoft YaHei" w:hAnsi="Microsoft YaHei" w:eastAsia="Microsoft YaHei"/>
+                <w:b/>
+                <w:sz w:val="19"/>
+              </w:rPr>
+              <w:t>Name</w:t>
+            </w:r>
+          </w:p>
+        </w:tc>
+        <w:tc>
+          <w:tcPr>
+            <w:tcW w:type="dxa" w:w="2880"/>
+            <w:shd w:val="clear" w:fill="D9E8F5"/>
+          </w:tcPr>
+          <w:p>
+            <w:r/>
+            <w:r>
+              <w:rPr>
+                <w:rFonts w:ascii="Microsoft YaHei" w:hAnsi="Microsoft YaHei" w:eastAsia="Microsoft YaHei"/>
+                <w:b/>
+                <w:sz w:val="19"/>
+              </w:rPr>
+              <w:t>类型勾选</w:t>
+            </w:r>
+          </w:p>
+        </w:tc>
+        <w:tc>
+          <w:tcPr>
+            <w:tcW w:type="dxa" w:w="2880"/>
+            <w:shd w:val="clear" w:fill="D9E8F5"/>
+          </w:tcPr>
+          <w:p>
+            <w:r/>
+            <w:r>
+              <w:rPr>
+                <w:rFonts w:ascii="Microsoft YaHei" w:hAnsi="Microsoft YaHei" w:eastAsia="Microsoft YaHei"/>
+                <w:b/>
+                <w:sz w:val="19"/>
+              </w:rPr>
+              <w:t>代码来源</w:t>
+            </w:r>
+          </w:p>
+        </w:tc>
+      </w:tr>
+      <w:tr>
+        <w:tc>
+          <w:tcPr>
+            <w:tcW w:type="dxa" w:w="2880"/>
+          </w:tcPr>
+          <w:p>
+            <w:r/>
+            <w:r>
+              <w:rPr>
+                <w:rFonts w:ascii="Microsoft YaHei" w:hAnsi="Microsoft YaHei" w:eastAsia="Microsoft YaHei"/>
+                <w:b w:val="0"/>
+                <w:sz w:val="19"/>
+              </w:rPr>
+              <w:t>ST_Slot</w:t>
+            </w:r>
+          </w:p>
+        </w:tc>
+        <w:tc>
+          <w:tcPr>
+            <w:tcW w:type="dxa" w:w="2880"/>
+          </w:tcPr>
+          <w:p>
+            <w:r/>
+            <w:r>
+              <w:rPr>
+                <w:rFonts w:ascii="Microsoft YaHei" w:hAnsi="Microsoft YaHei" w:eastAsia="Microsoft YaHei"/>
+                <w:b w:val="0"/>
+                <w:sz w:val="19"/>
+              </w:rPr>
+              <w:t>Structure(结构)</w:t>
+            </w:r>
+          </w:p>
+        </w:tc>
+        <w:tc>
+          <w:tcPr>
+            <w:tcW w:type="dxa" w:w="2880"/>
+          </w:tcPr>
+          <w:p>
+            <w:r/>
+            <w:r>
+              <w:rPr>
+                <w:rFonts w:ascii="Microsoft YaHei" w:hAnsi="Microsoft YaHei" w:eastAsia="Microsoft YaHei"/>
+                <w:b w:val="0"/>
+                <w:sz w:val="19"/>
+              </w:rPr>
+              <w:t>01_DUTs.st</w:t>
+            </w:r>
+          </w:p>
+        </w:tc>
+      </w:tr>
+      <w:tr>
+        <w:tc>
+          <w:tcPr>
+            <w:tcW w:type="dxa" w:w="2880"/>
+          </w:tcPr>
+          <w:p>
+            <w:r/>
+            <w:r>
+              <w:rPr>
+                <w:rFonts w:ascii="Microsoft YaHei" w:hAnsi="Microsoft YaHei" w:eastAsia="Microsoft YaHei"/>
+                <w:b w:val="0"/>
+                <w:sz w:val="19"/>
+              </w:rPr>
+              <w:t>ST_Stats</w:t>
+            </w:r>
+          </w:p>
+        </w:tc>
+        <w:tc>
+          <w:tcPr>
+            <w:tcW w:type="dxa" w:w="2880"/>
+          </w:tcPr>
+          <w:p>
+            <w:r/>
+            <w:r>
+              <w:rPr>
+                <w:rFonts w:ascii="Microsoft YaHei" w:hAnsi="Microsoft YaHei" w:eastAsia="Microsoft YaHei"/>
+                <w:b w:val="0"/>
+                <w:sz w:val="19"/>
+              </w:rPr>
+              <w:t>Structure</w:t>
+            </w:r>
+          </w:p>
+        </w:tc>
+        <w:tc>
+          <w:tcPr>
+            <w:tcW w:type="dxa" w:w="2880"/>
+          </w:tcPr>
+          <w:p>
+            <w:r/>
+            <w:r>
+              <w:rPr>
+                <w:rFonts w:ascii="Microsoft YaHei" w:hAnsi="Microsoft YaHei" w:eastAsia="Microsoft YaHei"/>
+                <w:b w:val="0"/>
+                <w:sz w:val="19"/>
+              </w:rPr>
+              <w:t>01_DUTs.st</w:t>
+            </w:r>
+          </w:p>
+        </w:tc>
+      </w:tr>
+      <w:tr>
+        <w:tc>
+          <w:tcPr>
+            <w:tcW w:type="dxa" w:w="2880"/>
+          </w:tcPr>
+          <w:p>
+            <w:r/>
+            <w:r>
+              <w:rPr>
+                <w:rFonts w:ascii="Microsoft YaHei" w:hAnsi="Microsoft YaHei" w:eastAsia="Microsoft YaHei"/>
+                <w:b w:val="0"/>
+                <w:sz w:val="19"/>
+              </w:rPr>
+              <w:t>E_MainState</w:t>
+            </w:r>
+          </w:p>
+        </w:tc>
+        <w:tc>
+          <w:tcPr>
+            <w:tcW w:type="dxa" w:w="2880"/>
+          </w:tcPr>
+          <w:p>
+            <w:r/>
+            <w:r>
+              <w:rPr>
+                <w:rFonts w:ascii="Microsoft YaHei" w:hAnsi="Microsoft YaHei" w:eastAsia="Microsoft YaHei"/>
+                <w:b/>
+                <w:sz w:val="19"/>
+              </w:rPr>
+              <w:t>Enumeration(枚举)</w:t>
+            </w:r>
+          </w:p>
+        </w:tc>
+        <w:tc>
+          <w:tcPr>
+            <w:tcW w:type="dxa" w:w="2880"/>
+          </w:tcPr>
+          <w:p>
+            <w:r/>
+            <w:r>
+              <w:rPr>
+                <w:rFonts w:ascii="Microsoft YaHei" w:hAnsi="Microsoft YaHei" w:eastAsia="Microsoft YaHei"/>
+                <w:b w:val="0"/>
+                <w:sz w:val="19"/>
+              </w:rPr>
+              <w:t>01_DUTs.st</w:t>
+            </w:r>
+          </w:p>
+        </w:tc>
+      </w:tr>
+      <w:tr>
+        <w:tc>
+          <w:tcPr>
+            <w:tcW w:type="dxa" w:w="2880"/>
+          </w:tcPr>
+          <w:p>
+            <w:r/>
+            <w:r>
+              <w:rPr>
+                <w:rFonts w:ascii="Microsoft YaHei" w:hAnsi="Microsoft YaHei" w:eastAsia="Microsoft YaHei"/>
+                <w:b w:val="0"/>
+                <w:sz w:val="19"/>
+              </w:rPr>
+              <w:t>ST_TestVec</w:t>
+            </w:r>
+          </w:p>
+        </w:tc>
+        <w:tc>
+          <w:tcPr>
+            <w:tcW w:type="dxa" w:w="2880"/>
+          </w:tcPr>
+          <w:p>
+            <w:r/>
+            <w:r>
+              <w:rPr>
+                <w:rFonts w:ascii="Microsoft YaHei" w:hAnsi="Microsoft YaHei" w:eastAsia="Microsoft YaHei"/>
+                <w:b w:val="0"/>
+                <w:sz w:val="19"/>
+              </w:rPr>
+              <w:t>Structure</w:t>
+            </w:r>
+          </w:p>
+        </w:tc>
+        <w:tc>
+          <w:tcPr>
+            <w:tcW w:type="dxa" w:w="2880"/>
+          </w:tcPr>
+          <w:p>
+            <w:r/>
+            <w:r>
+              <w:rPr>
+                <w:rFonts w:ascii="Microsoft YaHei" w:hAnsi="Microsoft YaHei" w:eastAsia="Microsoft YaHei"/>
+                <w:b/>
+                <w:sz w:val="19"/>
+              </w:rPr>
+              <w:t>07</w:t>
+            </w:r>
+            <w:r>
+              <w:rPr>
+                <w:rFonts w:ascii="Microsoft YaHei" w:hAnsi="Microsoft YaHei" w:eastAsia="Microsoft YaHei"/>
+                <w:b w:val="0"/>
+                <w:sz w:val="19"/>
+              </w:rPr>
+              <w:t>_GVL_Data_generated.st 开头</w:t>
+            </w:r>
+          </w:p>
+        </w:tc>
+      </w:tr>
+    </w:tbl>
+    <w:p/>
+    <w:p>
+      <w:r>
+        <w:rPr>
+          <w:rFonts w:ascii="Microsoft YaHei" w:hAnsi="Microsoft YaHei" w:eastAsia="Microsoft YaHei"/>
+          <w:b/>
+          <w:sz w:val="21"/>
+        </w:rPr>
+        <w:t>3b. 建 4 个 GVL</w:t>
+      </w:r>
+      <w:r>
+        <w:rPr>
+          <w:rFonts w:ascii="Microsoft YaHei" w:hAnsi="Microsoft YaHei" w:eastAsia="Microsoft YaHei"/>
+          <w:b w:val="0"/>
+          <w:sz w:val="21"/>
+        </w:rPr>
+        <w:t xml:space="preserve">:右键 Application → Add Object → </w:t>
+      </w:r>
+      <w:r>
+        <w:rPr>
+          <w:rFonts w:ascii="Microsoft YaHei" w:hAnsi="Microsoft YaHei" w:eastAsia="Microsoft YaHei"/>
+          <w:b/>
+          <w:sz w:val="21"/>
+        </w:rPr>
+        <w:t>Global Variable List…(全局变量列表)</w:t>
+      </w:r>
+      <w:r>
+        <w:rPr>
+          <w:rFonts w:ascii="Microsoft YaHei" w:hAnsi="Microsoft YaHei" w:eastAsia="Microsoft YaHei"/>
+          <w:b w:val="0"/>
+          <w:sz w:val="21"/>
+        </w:rPr>
+        <w:t>:</w:t>
+      </w:r>
+    </w:p>
+    <w:tbl>
+      <w:tblPr>
+        <w:tblStyle w:val="TableGrid"/>
+        <w:tblW w:type="auto" w:w="0"/>
+        <w:jc w:val="center"/>
+        <w:tblLook w:firstColumn="1" w:firstRow="1" w:lastColumn="0" w:lastRow="0" w:noHBand="0" w:noVBand="1" w:val="04A0"/>
+      </w:tblPr>
+      <w:tblGrid>
+        <w:gridCol w:w="2880"/>
+        <w:gridCol w:w="2880"/>
+        <w:gridCol w:w="2880"/>
+      </w:tblGrid>
+      <w:tr>
+        <w:tc>
+          <w:tcPr>
+            <w:tcW w:type="dxa" w:w="2880"/>
+            <w:shd w:val="clear" w:fill="D9E8F5"/>
+          </w:tcPr>
+          <w:p>
+            <w:r/>
+            <w:r>
+              <w:rPr>
+                <w:rFonts w:ascii="Microsoft YaHei" w:hAnsi="Microsoft YaHei" w:eastAsia="Microsoft YaHei"/>
+                <w:b/>
+                <w:sz w:val="19"/>
+              </w:rPr>
+              <w:t>Name</w:t>
+            </w:r>
+          </w:p>
+        </w:tc>
+        <w:tc>
+          <w:tcPr>
+            <w:tcW w:type="dxa" w:w="2880"/>
+            <w:shd w:val="clear" w:fill="D9E8F5"/>
+          </w:tcPr>
+          <w:p>
+            <w:r/>
+            <w:r>
+              <w:rPr>
+                <w:rFonts w:ascii="Microsoft YaHei" w:hAnsi="Microsoft YaHei" w:eastAsia="Microsoft YaHei"/>
+                <w:b/>
+                <w:sz w:val="19"/>
+              </w:rPr>
+              <w:t>代码来源</w:t>
+            </w:r>
+          </w:p>
+        </w:tc>
+        <w:tc>
+          <w:tcPr>
+            <w:tcW w:type="dxa" w:w="2880"/>
+            <w:shd w:val="clear" w:fill="D9E8F5"/>
+          </w:tcPr>
+          <w:p>
+            <w:r/>
+            <w:r>
+              <w:rPr>
+                <w:rFonts w:ascii="Microsoft YaHei" w:hAnsi="Microsoft YaHei" w:eastAsia="Microsoft YaHei"/>
+                <w:b/>
+                <w:sz w:val="19"/>
+              </w:rPr>
+              <w:t>特别说明</w:t>
+            </w:r>
+          </w:p>
+        </w:tc>
+      </w:tr>
+      <w:tr>
+        <w:tc>
+          <w:tcPr>
+            <w:tcW w:type="dxa" w:w="2880"/>
+          </w:tcPr>
+          <w:p>
+            <w:r/>
+            <w:r>
+              <w:rPr>
+                <w:rFonts w:ascii="Microsoft YaHei" w:hAnsi="Microsoft YaHei" w:eastAsia="Microsoft YaHei"/>
+                <w:b w:val="0"/>
+                <w:sz w:val="19"/>
+              </w:rPr>
+              <w:t>GVL_Param</w:t>
+            </w:r>
+          </w:p>
+        </w:tc>
+        <w:tc>
+          <w:tcPr>
+            <w:tcW w:type="dxa" w:w="2880"/>
+          </w:tcPr>
+          <w:p>
+            <w:r/>
+            <w:r>
+              <w:rPr>
+                <w:rFonts w:ascii="Microsoft YaHei" w:hAnsi="Microsoft YaHei" w:eastAsia="Microsoft YaHei"/>
+                <w:b w:val="0"/>
+                <w:sz w:val="19"/>
+              </w:rPr>
+              <w:t>02_GVL.st</w:t>
+            </w:r>
+          </w:p>
+        </w:tc>
+        <w:tc>
+          <w:tcPr>
+            <w:tcW w:type="dxa" w:w="2880"/>
+          </w:tcPr>
+          <w:p>
+            <w:r/>
+            <w:r>
+              <w:rPr>
+                <w:rFonts w:ascii="Microsoft YaHei" w:hAnsi="Microsoft YaHei" w:eastAsia="Microsoft YaHei"/>
+                <w:b w:val="0"/>
+                <w:sz w:val="19"/>
+              </w:rPr>
+              <w:t>该段有</w:t>
+            </w:r>
+            <w:r>
+              <w:rPr>
+                <w:rFonts w:ascii="Microsoft YaHei" w:hAnsi="Microsoft YaHei" w:eastAsia="Microsoft YaHei"/>
+                <w:b/>
+                <w:sz w:val="19"/>
+              </w:rPr>
+              <w:t>两个</w:t>
+            </w:r>
+            <w:r>
+              <w:rPr>
+                <w:rFonts w:ascii="Microsoft YaHei" w:hAnsi="Microsoft YaHei" w:eastAsia="Microsoft YaHei"/>
+                <w:b w:val="0"/>
+                <w:sz w:val="19"/>
+              </w:rPr>
+              <w:t xml:space="preserve"> VAR_GLOBAL 块(CONSTANT 和普通),</w:t>
+            </w:r>
+            <w:r>
+              <w:rPr>
+                <w:rFonts w:ascii="Microsoft YaHei" w:hAnsi="Microsoft YaHei" w:eastAsia="Microsoft YaHei"/>
+                <w:b/>
+                <w:sz w:val="19"/>
+              </w:rPr>
+              <w:t>都</w:t>
+            </w:r>
+            <w:r>
+              <w:rPr>
+                <w:rFonts w:ascii="Microsoft YaHei" w:hAnsi="Microsoft YaHei" w:eastAsia="Microsoft YaHei"/>
+                <w:b w:val="0"/>
+                <w:sz w:val="19"/>
+              </w:rPr>
+              <w:t>粘进这一个</w:t>
+            </w:r>
+          </w:p>
+        </w:tc>
+      </w:tr>
+      <w:tr>
+        <w:tc>
+          <w:tcPr>
+            <w:tcW w:type="dxa" w:w="2880"/>
+          </w:tcPr>
+          <w:p>
+            <w:r/>
+            <w:r>
+              <w:rPr>
+                <w:rFonts w:ascii="Microsoft YaHei" w:hAnsi="Microsoft YaHei" w:eastAsia="Microsoft YaHei"/>
+                <w:b w:val="0"/>
+                <w:sz w:val="19"/>
+              </w:rPr>
+              <w:t>GVL_WH</w:t>
+            </w:r>
+          </w:p>
+        </w:tc>
+        <w:tc>
+          <w:tcPr>
+            <w:tcW w:type="dxa" w:w="2880"/>
+          </w:tcPr>
+          <w:p>
+            <w:r/>
+            <w:r>
+              <w:rPr>
+                <w:rFonts w:ascii="Microsoft YaHei" w:hAnsi="Microsoft YaHei" w:eastAsia="Microsoft YaHei"/>
+                <w:b w:val="0"/>
+                <w:sz w:val="19"/>
+              </w:rPr>
+              <w:t>02_GVL.st</w:t>
+            </w:r>
+          </w:p>
+        </w:tc>
+        <w:tc>
+          <w:tcPr>
+            <w:tcW w:type="dxa" w:w="2880"/>
+          </w:tcPr>
+          <w:p>
+            <w:r/>
+            <w:r>
+              <w:rPr>
+                <w:rFonts w:ascii="Microsoft YaHei" w:hAnsi="Microsoft YaHei" w:eastAsia="Microsoft YaHei"/>
+                <w:b w:val="0"/>
+                <w:sz w:val="19"/>
+              </w:rPr>
+              <w:t>—</w:t>
+            </w:r>
+          </w:p>
+        </w:tc>
+      </w:tr>
+      <w:tr>
+        <w:tc>
+          <w:tcPr>
+            <w:tcW w:type="dxa" w:w="2880"/>
+          </w:tcPr>
+          <w:p>
+            <w:r/>
+            <w:r>
+              <w:rPr>
+                <w:rFonts w:ascii="Microsoft YaHei" w:hAnsi="Microsoft YaHei" w:eastAsia="Microsoft YaHei"/>
+                <w:b w:val="0"/>
+                <w:sz w:val="19"/>
+              </w:rPr>
+              <w:t>GVL_Visu</w:t>
+            </w:r>
+          </w:p>
+        </w:tc>
+        <w:tc>
+          <w:tcPr>
+            <w:tcW w:type="dxa" w:w="2880"/>
+          </w:tcPr>
+          <w:p>
+            <w:r/>
+            <w:r>
+              <w:rPr>
+                <w:rFonts w:ascii="Microsoft YaHei" w:hAnsi="Microsoft YaHei" w:eastAsia="Microsoft YaHei"/>
+                <w:b w:val="0"/>
+                <w:sz w:val="19"/>
+              </w:rPr>
+              <w:t>02_GVL.st</w:t>
+            </w:r>
+          </w:p>
+        </w:tc>
+        <w:tc>
+          <w:tcPr>
+            <w:tcW w:type="dxa" w:w="2880"/>
+          </w:tcPr>
+          <w:p>
+            <w:r/>
+            <w:r>
+              <w:rPr>
+                <w:rFonts w:ascii="Microsoft YaHei" w:hAnsi="Microsoft YaHei" w:eastAsia="Microsoft YaHei"/>
+                <w:b w:val="0"/>
+                <w:sz w:val="19"/>
+              </w:rPr>
+              <w:t>—</w:t>
+            </w:r>
+          </w:p>
+        </w:tc>
+      </w:tr>
+      <w:tr>
+        <w:tc>
+          <w:tcPr>
+            <w:tcW w:type="dxa" w:w="2880"/>
+          </w:tcPr>
+          <w:p>
+            <w:r/>
+            <w:r>
+              <w:rPr>
+                <w:rFonts w:ascii="Microsoft YaHei" w:hAnsi="Microsoft YaHei" w:eastAsia="Microsoft YaHei"/>
+                <w:b w:val="0"/>
+                <w:sz w:val="19"/>
+              </w:rPr>
+              <w:t>GVL_Data</w:t>
+            </w:r>
+          </w:p>
+        </w:tc>
+        <w:tc>
+          <w:tcPr>
+            <w:tcW w:type="dxa" w:w="2880"/>
+          </w:tcPr>
+          <w:p>
+            <w:r/>
+            <w:r>
+              <w:rPr>
+                <w:rFonts w:ascii="Microsoft YaHei" w:hAnsi="Microsoft YaHei" w:eastAsia="Microsoft YaHei"/>
+                <w:b w:val="0"/>
+                <w:sz w:val="19"/>
+              </w:rPr>
+              <w:t>07_GVL_Data_generated.st</w:t>
+            </w:r>
+          </w:p>
+        </w:tc>
+        <w:tc>
+          <w:tcPr>
+            <w:tcW w:type="dxa" w:w="2880"/>
+          </w:tcPr>
+          <w:p>
+            <w:r/>
+            <w:r>
+              <w:rPr>
+                <w:rFonts w:ascii="Microsoft YaHei" w:hAnsi="Microsoft YaHei" w:eastAsia="Microsoft YaHei"/>
+                <w:b w:val="0"/>
+                <w:sz w:val="19"/>
+              </w:rPr>
+              <w:t>也是两个块都粘</w:t>
+            </w:r>
+          </w:p>
+        </w:tc>
+      </w:tr>
+    </w:tbl>
+    <w:p/>
+    <w:p>
+      <w:r>
+        <w:rPr>
+          <w:rFonts w:ascii="Microsoft YaHei" w:hAnsi="Microsoft YaHei" w:eastAsia="Microsoft YaHei"/>
+          <w:b w:val="0"/>
+          <w:sz w:val="21"/>
+        </w:rPr>
+        <w:t>规则同前:打开后 Ctrl+A 清模板再粘。</w:t>
+      </w:r>
+      <w:r>
+        <w:rPr>
+          <w:rFonts w:ascii="Microsoft YaHei" w:hAnsi="Microsoft YaHei" w:eastAsia="Microsoft YaHei"/>
+          <w:b/>
+          <w:sz w:val="21"/>
+        </w:rPr>
+        <w:t>每建一个按一次 F11</w:t>
+      </w:r>
+      <w:r>
+        <w:rPr>
+          <w:rFonts w:ascii="Microsoft YaHei" w:hAnsi="Microsoft YaHei" w:eastAsia="Microsoft YaHei"/>
+          <w:b w:val="0"/>
+          <w:sz w:val="21"/>
+        </w:rPr>
+        <w:t>,保持"随时 0 errors"——</w:t>
+      </w:r>
+    </w:p>
+    <w:p>
+      <w:r>
+        <w:rPr>
+          <w:rFonts w:ascii="Microsoft YaHei" w:hAnsi="Microsoft YaHei" w:eastAsia="Microsoft YaHei"/>
+          <w:b w:val="0"/>
+          <w:sz w:val="21"/>
+        </w:rPr>
+        <w:t>一报错就知道是刚才那一步,好定位。</w:t>
+      </w:r>
+    </w:p>
+    <w:p/>
+    <w:p>
+      <w:pPr>
+        <w:pStyle w:val="Heading2"/>
+      </w:pPr>
+      <w:r>
+        <w:rPr>
+          <w:rFonts w:ascii="Microsoft YaHei" w:hAnsi="Microsoft YaHei" w:eastAsia="Microsoft YaHei"/>
+          <w:b/>
+          <w:color w:val="17365D"/>
+          <w:sz w:val="26"/>
+        </w:rPr>
+        <w:t>第 4 步:导入全部函数(20 分钟)</w:t>
+      </w:r>
+    </w:p>
+    <w:p>
+      <w:r>
+        <w:rPr>
+          <w:rFonts w:ascii="Microsoft YaHei" w:hAnsi="Microsoft YaHei" w:eastAsia="Microsoft YaHei"/>
+          <w:b w:val="0"/>
+          <w:sz w:val="21"/>
+        </w:rPr>
+        <w:t>重复 2b 的方法(POU → Function → 填 Return type → 上下窗粘贴),共 12 个:</w:t>
+      </w:r>
+    </w:p>
+    <w:tbl>
+      <w:tblPr>
+        <w:tblStyle w:val="TableGrid"/>
+        <w:tblW w:type="auto" w:w="0"/>
+        <w:jc w:val="center"/>
+        <w:tblLook w:firstColumn="1" w:firstRow="1" w:lastColumn="0" w:lastRow="0" w:noHBand="0" w:noVBand="1" w:val="04A0"/>
+      </w:tblPr>
+      <w:tblGrid>
+        <w:gridCol w:w="2880"/>
+        <w:gridCol w:w="2880"/>
+        <w:gridCol w:w="2880"/>
+      </w:tblGrid>
+      <w:tr>
+        <w:tc>
+          <w:tcPr>
+            <w:tcW w:type="dxa" w:w="2880"/>
+            <w:shd w:val="clear" w:fill="D9E8F5"/>
+          </w:tcPr>
+          <w:p>
+            <w:r/>
+            <w:r>
+              <w:rPr>
+                <w:rFonts w:ascii="Microsoft YaHei" w:hAnsi="Microsoft YaHei" w:eastAsia="Microsoft YaHei"/>
+                <w:b/>
+                <w:sz w:val="19"/>
+              </w:rPr>
+              <w:t>Name</w:t>
+            </w:r>
+          </w:p>
+        </w:tc>
+        <w:tc>
+          <w:tcPr>
+            <w:tcW w:type="dxa" w:w="2880"/>
+            <w:shd w:val="clear" w:fill="D9E8F5"/>
+          </w:tcPr>
+          <w:p>
+            <w:r/>
+            <w:r>
+              <w:rPr>
+                <w:rFonts w:ascii="Microsoft YaHei" w:hAnsi="Microsoft YaHei" w:eastAsia="Microsoft YaHei"/>
+                <w:b/>
+                <w:sz w:val="19"/>
+              </w:rPr>
+              <w:t>Return type</w:t>
             </w:r>
           </w:p>
         </w:tc>
@@ -950,7 +2652,7 @@
                 <w:b w:val="0"/>
                 <w:sz w:val="19"/>
               </w:rPr>
-              <w:t>03 文件</w:t>
+              <w:t>第 2 步已完成 ✓</w:t>
             </w:r>
           </w:p>
         </w:tc>
@@ -1000,7 +2702,7 @@
                 <w:b w:val="0"/>
                 <w:sz w:val="19"/>
               </w:rPr>
-              <w:t>03</w:t>
+              <w:t>03_Functions.st</w:t>
             </w:r>
           </w:p>
         </w:tc>
@@ -1400,7 +3102,7 @@
                 <w:b w:val="0"/>
                 <w:sz w:val="19"/>
               </w:rPr>
-              <w:t>03(L1 梯形速度曲线)</w:t>
+              <w:t>03</w:t>
             </w:r>
           </w:p>
         </w:tc>
@@ -1450,7 +3152,7 @@
                 <w:b w:val="0"/>
                 <w:sz w:val="19"/>
               </w:rPr>
-              <w:t>03(L2 双命令周期)</w:t>
+              <w:t>03</w:t>
             </w:r>
           </w:p>
         </w:tc>
@@ -1500,7 +3202,15 @@
                 <w:b/>
                 <w:sz w:val="19"/>
               </w:rPr>
-              <w:t>07 文件</w:t>
+              <w:t>07</w:t>
+            </w:r>
+            <w:r>
+              <w:rPr>
+                <w:rFonts w:ascii="Microsoft YaHei" w:hAnsi="Microsoft YaHei" w:eastAsia="Microsoft YaHei"/>
+                <w:b w:val="0"/>
+                <w:sz w:val="19"/>
+              </w:rPr>
+              <w:t xml:space="preserve"> 文件末尾</w:t>
             </w:r>
           </w:p>
         </w:tc>
@@ -1508,16 +3218,13 @@
     </w:tbl>
     <w:p/>
     <w:p>
-      <w:pPr>
-        <w:pStyle w:val="ListNumber"/>
-      </w:pPr>
       <w:r>
         <w:rPr>
           <w:rFonts w:ascii="Microsoft YaHei" w:hAnsi="Microsoft YaHei" w:eastAsia="Microsoft YaHei"/>
           <w:b w:val="0"/>
           <w:sz w:val="21"/>
         </w:rPr>
-        <w:t xml:space="preserve">每个 POU:上半窗(声明区)粘 </w:t>
+        <w:t>技巧:源文件里 Ctrl+F 搜函数名定位;每段边界=</w:t>
       </w:r>
       <w:r>
         <w:rPr>
@@ -1526,7 +3233,7 @@
           <w:color w:val="1A4D7C"/>
           <w:sz w:val="21"/>
         </w:rPr>
-        <w:t>FUNCTION ... END_VAR</w:t>
+        <w:t>FUNCTION 名字 : 类型</w:t>
       </w:r>
       <w:r>
         <w:rPr>
@@ -1534,7 +3241,619 @@
           <w:b w:val="0"/>
           <w:sz w:val="21"/>
         </w:rPr>
-        <w:t xml:space="preserve"> 之间的声明部分,下半窗(实现区)粘剩余逻辑。</w:t>
+        <w:t xml:space="preserve"> 到 </w:t>
+      </w:r>
+      <w:r>
+        <w:rPr>
+          <w:rFonts w:ascii="Consolas" w:hAnsi="Consolas" w:eastAsia="Microsoft YaHei"/>
+          <w:b w:val="0"/>
+          <w:color w:val="1A4D7C"/>
+          <w:sz w:val="21"/>
+        </w:rPr>
+        <w:t>END_FUNCTION</w:t>
+      </w:r>
+      <w:r>
+        <w:rPr>
+          <w:rFonts w:ascii="Microsoft YaHei" w:hAnsi="Microsoft YaHei" w:eastAsia="Microsoft YaHei"/>
+          <w:b w:val="0"/>
+          <w:sz w:val="21"/>
+        </w:rPr>
+        <w:t>。</w:t>
+      </w:r>
+    </w:p>
+    <w:p>
+      <w:r>
+        <w:rPr>
+          <w:rFonts w:ascii="Microsoft YaHei" w:hAnsi="Microsoft YaHei" w:eastAsia="Microsoft YaHei"/>
+          <w:b w:val="0"/>
+          <w:sz w:val="21"/>
+        </w:rPr>
+        <w:t>每建 2-3 个按一次 F11。</w:t>
+      </w:r>
+    </w:p>
+    <w:p/>
+    <w:p>
+      <w:pPr>
+        <w:pStyle w:val="Heading2"/>
+      </w:pPr>
+      <w:r>
+        <w:rPr>
+          <w:rFonts w:ascii="Microsoft YaHei" w:hAnsi="Microsoft YaHei" w:eastAsia="Microsoft YaHei"/>
+          <w:b/>
+          <w:color w:val="17365D"/>
+          <w:sz w:val="26"/>
+        </w:rPr>
+        <w:t>第 5 步:功能块与主程序(20 分钟)</w:t>
+      </w:r>
+    </w:p>
+    <w:p>
+      <w:r>
+        <w:rPr>
+          <w:rFonts w:ascii="Microsoft YaHei" w:hAnsi="Microsoft YaHei" w:eastAsia="Microsoft YaHei"/>
+          <w:b/>
+          <w:sz w:val="21"/>
+        </w:rPr>
+        <w:t>5a. 8 个 Function Block(功能块)</w:t>
+      </w:r>
+      <w:r>
+        <w:rPr>
+          <w:rFonts w:ascii="Microsoft YaHei" w:hAnsi="Microsoft YaHei" w:eastAsia="Microsoft YaHei"/>
+          <w:b w:val="0"/>
+          <w:sz w:val="21"/>
+        </w:rPr>
+        <w:t xml:space="preserve">:Add Object → POU → Type 勾 </w:t>
+      </w:r>
+      <w:r>
+        <w:rPr>
+          <w:rFonts w:ascii="Microsoft YaHei" w:hAnsi="Microsoft YaHei" w:eastAsia="Microsoft YaHei"/>
+          <w:b/>
+          <w:sz w:val="21"/>
+        </w:rPr>
+        <w:t>Function Block</w:t>
+      </w:r>
+    </w:p>
+    <w:p>
+      <w:r>
+        <w:rPr>
+          <w:rFonts w:ascii="Microsoft YaHei" w:hAnsi="Microsoft YaHei" w:eastAsia="Microsoft YaHei"/>
+          <w:b w:val="0"/>
+          <w:sz w:val="21"/>
+        </w:rPr>
+        <w:t>(这种没有 Return type 框),来源全部 04_FB_Warehouse.st</w:t>
+      </w:r>
+    </w:p>
+    <w:p>
+      <w:r>
+        <w:rPr>
+          <w:rFonts w:ascii="Microsoft YaHei" w:hAnsi="Microsoft YaHei" w:eastAsia="Microsoft YaHei"/>
+          <w:b w:val="0"/>
+          <w:sz w:val="21"/>
+        </w:rPr>
+        <w:t xml:space="preserve">(段落边界 </w:t>
+      </w:r>
+      <w:r>
+        <w:rPr>
+          <w:rFonts w:ascii="Consolas" w:hAnsi="Consolas" w:eastAsia="Microsoft YaHei"/>
+          <w:b w:val="0"/>
+          <w:color w:val="1A4D7C"/>
+          <w:sz w:val="21"/>
+        </w:rPr>
+        <w:t>FUNCTION_BLOCK 名字</w:t>
+      </w:r>
+      <w:r>
+        <w:rPr>
+          <w:rFonts w:ascii="Microsoft YaHei" w:hAnsi="Microsoft YaHei" w:eastAsia="Microsoft YaHei"/>
+          <w:b w:val="0"/>
+          <w:sz w:val="21"/>
+        </w:rPr>
+        <w:t xml:space="preserve"> → </w:t>
+      </w:r>
+      <w:r>
+        <w:rPr>
+          <w:rFonts w:ascii="Consolas" w:hAnsi="Consolas" w:eastAsia="Microsoft YaHei"/>
+          <w:b w:val="0"/>
+          <w:color w:val="1A4D7C"/>
+          <w:sz w:val="21"/>
+        </w:rPr>
+        <w:t>END_FUNCTION_BLOCK</w:t>
+      </w:r>
+      <w:r>
+        <w:rPr>
+          <w:rFonts w:ascii="Microsoft YaHei" w:hAnsi="Microsoft YaHei" w:eastAsia="Microsoft YaHei"/>
+          <w:b w:val="0"/>
+          <w:sz w:val="21"/>
+        </w:rPr>
+        <w:t>):</w:t>
+      </w:r>
+    </w:p>
+    <w:p>
+      <w:r>
+        <w:rPr>
+          <w:rFonts w:ascii="Consolas" w:hAnsi="Consolas" w:eastAsia="Microsoft YaHei"/>
+          <w:b w:val="0"/>
+          <w:color w:val="1A4D7C"/>
+          <w:sz w:val="21"/>
+        </w:rPr>
+        <w:t>FB_InitWarehouse</w:t>
+      </w:r>
+      <w:r>
+        <w:rPr>
+          <w:rFonts w:ascii="Microsoft YaHei" w:hAnsi="Microsoft YaHei" w:eastAsia="Microsoft YaHei"/>
+          <w:b w:val="0"/>
+          <w:sz w:val="21"/>
+        </w:rPr>
+        <w:t>、</w:t>
+      </w:r>
+      <w:r>
+        <w:rPr>
+          <w:rFonts w:ascii="Consolas" w:hAnsi="Consolas" w:eastAsia="Microsoft YaHei"/>
+          <w:b w:val="0"/>
+          <w:color w:val="1A4D7C"/>
+          <w:sz w:val="21"/>
+        </w:rPr>
+        <w:t>FB_SelectSlot</w:t>
+      </w:r>
+      <w:r>
+        <w:rPr>
+          <w:rFonts w:ascii="Microsoft YaHei" w:hAnsi="Microsoft YaHei" w:eastAsia="Microsoft YaHei"/>
+          <w:b w:val="0"/>
+          <w:sz w:val="21"/>
+        </w:rPr>
+        <w:t>、</w:t>
+      </w:r>
+      <w:r>
+        <w:rPr>
+          <w:rFonts w:ascii="Consolas" w:hAnsi="Consolas" w:eastAsia="Microsoft YaHei"/>
+          <w:b w:val="0"/>
+          <w:color w:val="1A4D7C"/>
+          <w:sz w:val="21"/>
+        </w:rPr>
+        <w:t>FB_AssignAllGoods</w:t>
+      </w:r>
+      <w:r>
+        <w:rPr>
+          <w:rFonts w:ascii="Microsoft YaHei" w:hAnsi="Microsoft YaHei" w:eastAsia="Microsoft YaHei"/>
+          <w:b w:val="0"/>
+          <w:sz w:val="21"/>
+        </w:rPr>
+        <w:t>、</w:t>
+      </w:r>
+      <w:r>
+        <w:rPr>
+          <w:rFonts w:ascii="Consolas" w:hAnsi="Consolas" w:eastAsia="Microsoft YaHei"/>
+          <w:b w:val="0"/>
+          <w:color w:val="1A4D7C"/>
+          <w:sz w:val="21"/>
+        </w:rPr>
+        <w:t>FB_LocalSwapImprove</w:t>
+      </w:r>
+      <w:r>
+        <w:rPr>
+          <w:rFonts w:ascii="Microsoft YaHei" w:hAnsi="Microsoft YaHei" w:eastAsia="Microsoft YaHei"/>
+          <w:b w:val="0"/>
+          <w:sz w:val="21"/>
+        </w:rPr>
+        <w:t>、</w:t>
+      </w:r>
+    </w:p>
+    <w:p>
+      <w:r>
+        <w:rPr>
+          <w:rFonts w:ascii="Consolas" w:hAnsi="Consolas" w:eastAsia="Microsoft YaHei"/>
+          <w:b w:val="0"/>
+          <w:color w:val="1A4D7C"/>
+          <w:sz w:val="21"/>
+        </w:rPr>
+        <w:t>FB_Stats</w:t>
+      </w:r>
+      <w:r>
+        <w:rPr>
+          <w:rFonts w:ascii="Microsoft YaHei" w:hAnsi="Microsoft YaHei" w:eastAsia="Microsoft YaHei"/>
+          <w:b w:val="0"/>
+          <w:sz w:val="21"/>
+        </w:rPr>
+        <w:t>、</w:t>
+      </w:r>
+      <w:r>
+        <w:rPr>
+          <w:rFonts w:ascii="Consolas" w:hAnsi="Consolas" w:eastAsia="Microsoft YaHei"/>
+          <w:b w:val="0"/>
+          <w:color w:val="1A4D7C"/>
+          <w:sz w:val="21"/>
+        </w:rPr>
+        <w:t>FB_AnimatePath</w:t>
+      </w:r>
+      <w:r>
+        <w:rPr>
+          <w:rFonts w:ascii="Microsoft YaHei" w:hAnsi="Microsoft YaHei" w:eastAsia="Microsoft YaHei"/>
+          <w:b w:val="0"/>
+          <w:sz w:val="21"/>
+        </w:rPr>
+        <w:t>、</w:t>
+      </w:r>
+      <w:r>
+        <w:rPr>
+          <w:rFonts w:ascii="Consolas" w:hAnsi="Consolas" w:eastAsia="Microsoft YaHei"/>
+          <w:b w:val="0"/>
+          <w:color w:val="1A4D7C"/>
+          <w:sz w:val="21"/>
+        </w:rPr>
+        <w:t>FB_ScanLoadProbe</w:t>
+      </w:r>
+      <w:r>
+        <w:rPr>
+          <w:rFonts w:ascii="Microsoft YaHei" w:hAnsi="Microsoft YaHei" w:eastAsia="Microsoft YaHei"/>
+          <w:b w:val="0"/>
+          <w:sz w:val="21"/>
+        </w:rPr>
+        <w:t>、</w:t>
+      </w:r>
+      <w:r>
+        <w:rPr>
+          <w:rFonts w:ascii="Consolas" w:hAnsi="Consolas" w:eastAsia="Microsoft YaHei"/>
+          <w:b w:val="0"/>
+          <w:color w:val="1A4D7C"/>
+          <w:sz w:val="21"/>
+        </w:rPr>
+        <w:t>FB_BuildVisuPath</w:t>
+      </w:r>
+      <w:r>
+        <w:rPr>
+          <w:rFonts w:ascii="Microsoft YaHei" w:hAnsi="Microsoft YaHei" w:eastAsia="Microsoft YaHei"/>
+          <w:b w:val="0"/>
+          <w:sz w:val="21"/>
+        </w:rPr>
+        <w:t>。</w:t>
+      </w:r>
+    </w:p>
+    <w:p>
+      <w:r>
+        <w:rPr>
+          <w:rFonts w:ascii="Microsoft YaHei" w:hAnsi="Microsoft YaHei" w:eastAsia="Microsoft YaHei"/>
+          <w:b/>
+          <w:sz w:val="21"/>
+        </w:rPr>
+        <w:t>5b. 2 个 Program(程序)</w:t>
+      </w:r>
+      <w:r>
+        <w:rPr>
+          <w:rFonts w:ascii="Microsoft YaHei" w:hAnsi="Microsoft YaHei" w:eastAsia="Microsoft YaHei"/>
+          <w:b w:val="0"/>
+          <w:sz w:val="21"/>
+        </w:rPr>
+        <w:t xml:space="preserve">:Add Object → POU → Type 勾 </w:t>
+      </w:r>
+      <w:r>
+        <w:rPr>
+          <w:rFonts w:ascii="Microsoft YaHei" w:hAnsi="Microsoft YaHei" w:eastAsia="Microsoft YaHei"/>
+          <w:b/>
+          <w:sz w:val="21"/>
+        </w:rPr>
+        <w:t>Program</w:t>
+      </w:r>
+      <w:r>
+        <w:rPr>
+          <w:rFonts w:ascii="Microsoft YaHei" w:hAnsi="Microsoft YaHei" w:eastAsia="Microsoft YaHei"/>
+          <w:b w:val="0"/>
+          <w:sz w:val="21"/>
+        </w:rPr>
+        <w:t>:</w:t>
+      </w:r>
+    </w:p>
+    <w:p>
+      <w:r>
+        <w:rPr>
+          <w:rFonts w:ascii="Consolas" w:hAnsi="Consolas" w:eastAsia="Microsoft YaHei"/>
+          <w:b w:val="0"/>
+          <w:color w:val="1A4D7C"/>
+          <w:sz w:val="21"/>
+        </w:rPr>
+        <w:t>PRG_Main</w:t>
+      </w:r>
+      <w:r>
+        <w:rPr>
+          <w:rFonts w:ascii="Microsoft YaHei" w:hAnsi="Microsoft YaHei" w:eastAsia="Microsoft YaHei"/>
+          <w:b w:val="0"/>
+          <w:sz w:val="21"/>
+        </w:rPr>
+        <w:t>(来源 05_PRG_Main.st)、</w:t>
+      </w:r>
+      <w:r>
+        <w:rPr>
+          <w:rFonts w:ascii="Consolas" w:hAnsi="Consolas" w:eastAsia="Microsoft YaHei"/>
+          <w:b w:val="0"/>
+          <w:color w:val="1A4D7C"/>
+          <w:sz w:val="21"/>
+        </w:rPr>
+        <w:t>PRG_Test</w:t>
+      </w:r>
+      <w:r>
+        <w:rPr>
+          <w:rFonts w:ascii="Microsoft YaHei" w:hAnsi="Microsoft YaHei" w:eastAsia="Microsoft YaHei"/>
+          <w:b w:val="0"/>
+          <w:sz w:val="21"/>
+        </w:rPr>
+        <w:t>(来源 06_PRG_Test.st)。</w:t>
+      </w:r>
+    </w:p>
+    <w:p>
+      <w:r>
+        <w:rPr>
+          <w:rFonts w:ascii="Microsoft YaHei" w:hAnsi="Microsoft YaHei" w:eastAsia="Microsoft YaHei"/>
+          <w:b w:val="0"/>
+          <w:sz w:val="21"/>
+        </w:rPr>
+        <w:t>全部粘完 F11:</w:t>
+      </w:r>
+      <w:r>
+        <w:rPr>
+          <w:rFonts w:ascii="Microsoft YaHei" w:hAnsi="Microsoft YaHei" w:eastAsia="Microsoft YaHei"/>
+          <w:b/>
+          <w:sz w:val="21"/>
+        </w:rPr>
+        <w:t>0 errors</w:t>
+      </w:r>
+      <w:r>
+        <w:rPr>
+          <w:rFonts w:ascii="Microsoft YaHei" w:hAnsi="Microsoft YaHei" w:eastAsia="Microsoft YaHei"/>
+          <w:b w:val="0"/>
+          <w:sz w:val="21"/>
+        </w:rPr>
+        <w:t xml:space="preserve"> 才继续。(plc 里的 08 号文件暂</w:t>
+      </w:r>
+      <w:r>
+        <w:rPr>
+          <w:rFonts w:ascii="Microsoft YaHei" w:hAnsi="Microsoft YaHei" w:eastAsia="Microsoft YaHei"/>
+          <w:b/>
+          <w:sz w:val="21"/>
+        </w:rPr>
+        <w:t>不用</w:t>
+      </w:r>
+      <w:r>
+        <w:rPr>
+          <w:rFonts w:ascii="Microsoft YaHei" w:hAnsi="Microsoft YaHei" w:eastAsia="Microsoft YaHei"/>
+          <w:b w:val="0"/>
+          <w:sz w:val="21"/>
+        </w:rPr>
+        <w:t>导,后续接线用。)</w:t>
+      </w:r>
+    </w:p>
+    <w:p/>
+    <w:p>
+      <w:pPr>
+        <w:pStyle w:val="Heading2"/>
+      </w:pPr>
+      <w:r>
+        <w:rPr>
+          <w:rFonts w:ascii="Microsoft YaHei" w:hAnsi="Microsoft YaHei" w:eastAsia="Microsoft YaHei"/>
+          <w:b/>
+          <w:color w:val="17365D"/>
+          <w:sz w:val="26"/>
+        </w:rPr>
+        <w:t>第 6 步:把程序挂上 Task(10 分钟)</w:t>
+      </w:r>
+    </w:p>
+    <w:p>
+      <w:pPr>
+        <w:ind w:left="280"/>
+      </w:pPr>
+      <w:r>
+        <w:rPr>
+          <w:rFonts w:ascii="Microsoft YaHei" w:hAnsi="Microsoft YaHei" w:eastAsia="Microsoft YaHei"/>
+          <w:b w:val="0"/>
+          <w:color w:val="606060"/>
+          <w:sz w:val="20"/>
+        </w:rPr>
+        <w:t>概念:PLC 是"每 10 毫秒把程序从头到尾跑一遍"的循环机器;</w:t>
+      </w:r>
+      <w:r>
+        <w:rPr>
+          <w:rFonts w:ascii="Microsoft YaHei" w:hAnsi="Microsoft YaHei" w:eastAsia="Microsoft YaHei"/>
+          <w:b/>
+          <w:color w:val="606060"/>
+          <w:sz w:val="20"/>
+        </w:rPr>
+        <w:t>Task(任务)</w:t>
+      </w:r>
+      <w:r>
+        <w:rPr>
+          <w:rFonts w:ascii="Microsoft YaHei" w:hAnsi="Microsoft YaHei" w:eastAsia="Microsoft YaHei"/>
+          <w:b w:val="0"/>
+          <w:color w:val="606060"/>
+          <w:sz w:val="20"/>
+        </w:rPr>
+        <w:t>就是那个闹钟。</w:t>
+      </w:r>
+    </w:p>
+    <w:p>
+      <w:pPr>
+        <w:pStyle w:val="ListNumber"/>
+      </w:pPr>
+      <w:r>
+        <w:rPr>
+          <w:rFonts w:ascii="Microsoft YaHei" w:hAnsi="Microsoft YaHei" w:eastAsia="Microsoft YaHei"/>
+          <w:b w:val="0"/>
+          <w:sz w:val="21"/>
+        </w:rPr>
+        <w:t xml:space="preserve">Devices 树找 </w:t>
+      </w:r>
+      <w:r>
+        <w:rPr>
+          <w:rFonts w:ascii="Microsoft YaHei" w:hAnsi="Microsoft YaHei" w:eastAsia="Microsoft YaHei"/>
+          <w:b/>
+          <w:sz w:val="21"/>
+        </w:rPr>
+        <w:t>Task Configuration(任务配置)</w:t>
+      </w:r>
+      <w:r>
+        <w:rPr>
+          <w:rFonts w:ascii="Microsoft YaHei" w:hAnsi="Microsoft YaHei" w:eastAsia="Microsoft YaHei"/>
+          <w:b w:val="0"/>
+          <w:sz w:val="21"/>
+        </w:rPr>
+        <w:t>(在 Application 下),展开——</w:t>
+      </w:r>
+    </w:p>
+    <w:p>
+      <w:r>
+        <w:rPr>
+          <w:rFonts w:ascii="Microsoft YaHei" w:hAnsi="Microsoft YaHei" w:eastAsia="Microsoft YaHei"/>
+          <w:b w:val="0"/>
+          <w:sz w:val="21"/>
+        </w:rPr>
+        <w:t>通常已有一个现成任务(名叫 Task 或 MainTask)。双击它。</w:t>
+      </w:r>
+    </w:p>
+    <w:p>
+      <w:pPr>
+        <w:pStyle w:val="ListNumber"/>
+      </w:pPr>
+      <w:r>
+        <w:rPr>
+          <w:rFonts w:ascii="Microsoft YaHei" w:hAnsi="Microsoft YaHei" w:eastAsia="Microsoft YaHei"/>
+          <w:b w:val="0"/>
+          <w:sz w:val="21"/>
+        </w:rPr>
+        <w:t>编辑器里:</w:t>
+      </w:r>
+      <w:r>
+        <w:rPr>
+          <w:rFonts w:ascii="Microsoft YaHei" w:hAnsi="Microsoft YaHei" w:eastAsia="Microsoft YaHei"/>
+          <w:b/>
+          <w:sz w:val="21"/>
+        </w:rPr>
+        <w:t>Type(类型)</w:t>
+      </w:r>
+      <w:r>
+        <w:rPr>
+          <w:rFonts w:ascii="Microsoft YaHei" w:hAnsi="Microsoft YaHei" w:eastAsia="Microsoft YaHei"/>
+          <w:b w:val="0"/>
+          <w:sz w:val="21"/>
+        </w:rPr>
+        <w:t xml:space="preserve">应为 </w:t>
+      </w:r>
+      <w:r>
+        <w:rPr>
+          <w:rFonts w:ascii="Microsoft YaHei" w:hAnsi="Microsoft YaHei" w:eastAsia="Microsoft YaHei"/>
+          <w:b/>
+          <w:sz w:val="21"/>
+        </w:rPr>
+        <w:t>Cyclic(循环)</w:t>
+      </w:r>
+      <w:r>
+        <w:rPr>
+          <w:rFonts w:ascii="Microsoft YaHei" w:hAnsi="Microsoft YaHei" w:eastAsia="Microsoft YaHei"/>
+          <w:b w:val="0"/>
+          <w:sz w:val="21"/>
+        </w:rPr>
+        <w:t>;</w:t>
+      </w:r>
+      <w:r>
+        <w:rPr>
+          <w:rFonts w:ascii="Microsoft YaHei" w:hAnsi="Microsoft YaHei" w:eastAsia="Microsoft YaHei"/>
+          <w:b/>
+          <w:sz w:val="21"/>
+        </w:rPr>
+        <w:t>Interval(间隔/周期)</w:t>
+      </w:r>
+      <w:r>
+        <w:rPr>
+          <w:rFonts w:ascii="Microsoft YaHei" w:hAnsi="Microsoft YaHei" w:eastAsia="Microsoft YaHei"/>
+          <w:b w:val="0"/>
+          <w:sz w:val="21"/>
+        </w:rPr>
+        <w:t>改为</w:t>
+      </w:r>
+    </w:p>
+    <w:p>
+      <w:r>
+        <w:rPr>
+          <w:rFonts w:ascii="Microsoft YaHei" w:hAnsi="Microsoft YaHei" w:eastAsia="Microsoft YaHei"/>
+          <w:b/>
+          <w:sz w:val="21"/>
+        </w:rPr>
+        <w:t>t#10ms</w:t>
+      </w:r>
+      <w:r>
+        <w:rPr>
+          <w:rFonts w:ascii="Microsoft YaHei" w:hAnsi="Microsoft YaHei" w:eastAsia="Microsoft YaHei"/>
+          <w:b w:val="0"/>
+          <w:sz w:val="21"/>
+        </w:rPr>
+        <w:t>(显示 20ms 就改 10ms)。</w:t>
+      </w:r>
+    </w:p>
+    <w:p>
+      <w:pPr>
+        <w:pStyle w:val="ListNumber"/>
+      </w:pPr>
+      <w:r>
+        <w:rPr>
+          <w:rFonts w:ascii="Microsoft YaHei" w:hAnsi="Microsoft YaHei" w:eastAsia="Microsoft YaHei"/>
+          <w:b w:val="0"/>
+          <w:sz w:val="21"/>
+        </w:rPr>
+        <w:t xml:space="preserve">同页找 </w:t>
+      </w:r>
+      <w:r>
+        <w:rPr>
+          <w:rFonts w:ascii="Microsoft YaHei" w:hAnsi="Microsoft YaHei" w:eastAsia="Microsoft YaHei"/>
+          <w:b/>
+          <w:sz w:val="21"/>
+        </w:rPr>
+        <w:t>Add Call…(添加调用/添加 POU)</w:t>
+      </w:r>
+      <w:r>
+        <w:rPr>
+          <w:rFonts w:ascii="Microsoft YaHei" w:hAnsi="Microsoft YaHei" w:eastAsia="Microsoft YaHei"/>
+          <w:b w:val="0"/>
+          <w:sz w:val="21"/>
+        </w:rPr>
+        <w:t xml:space="preserve">按钮 → 列表里选 </w:t>
+      </w:r>
+      <w:r>
+        <w:rPr>
+          <w:rFonts w:ascii="Consolas" w:hAnsi="Consolas" w:eastAsia="Microsoft YaHei"/>
+          <w:b w:val="0"/>
+          <w:color w:val="1A4D7C"/>
+          <w:sz w:val="21"/>
+        </w:rPr>
+        <w:t>PRG_Main</w:t>
+      </w:r>
+      <w:r>
+        <w:rPr>
+          <w:rFonts w:ascii="Microsoft YaHei" w:hAnsi="Microsoft YaHei" w:eastAsia="Microsoft YaHei"/>
+          <w:b w:val="0"/>
+          <w:sz w:val="21"/>
+        </w:rPr>
+        <w:t xml:space="preserve"> → OK;</w:t>
+      </w:r>
+    </w:p>
+    <w:p>
+      <w:r>
+        <w:rPr>
+          <w:rFonts w:ascii="Microsoft YaHei" w:hAnsi="Microsoft YaHei" w:eastAsia="Microsoft YaHei"/>
+          <w:b w:val="0"/>
+          <w:sz w:val="21"/>
+        </w:rPr>
+        <w:t xml:space="preserve">再点一次 Add Call → 选 </w:t>
+      </w:r>
+      <w:r>
+        <w:rPr>
+          <w:rFonts w:ascii="Consolas" w:hAnsi="Consolas" w:eastAsia="Microsoft YaHei"/>
+          <w:b w:val="0"/>
+          <w:color w:val="1A4D7C"/>
+          <w:sz w:val="21"/>
+        </w:rPr>
+        <w:t>PRG_Test</w:t>
+      </w:r>
+      <w:r>
+        <w:rPr>
+          <w:rFonts w:ascii="Microsoft YaHei" w:hAnsi="Microsoft YaHei" w:eastAsia="Microsoft YaHei"/>
+          <w:b w:val="0"/>
+          <w:sz w:val="21"/>
+        </w:rPr>
+        <w:t xml:space="preserve"> → OK。</w:t>
       </w:r>
     </w:p>
     <w:p>
@@ -1544,37 +3863,132 @@
       <w:r>
         <w:rPr>
           <w:rFonts w:ascii="Microsoft YaHei" w:hAnsi="Microsoft YaHei" w:eastAsia="Microsoft YaHei"/>
-          <w:b/>
+          <w:b w:val="0"/>
           <w:sz w:val="21"/>
         </w:rPr>
-        <w:t>AB 的 POU 编辑器分上下两窗</w:t>
-      </w:r>
+        <w:t>预期:任务下方列表出现这两个程序名。</w:t>
+      </w:r>
+    </w:p>
+    <w:p>
+      <w:pPr>
+        <w:pStyle w:val="ListNumber"/>
+      </w:pPr>
       <w:r>
         <w:rPr>
           <w:rFonts w:ascii="Microsoft YaHei" w:hAnsi="Microsoft YaHei" w:eastAsia="Microsoft YaHei"/>
           <w:b w:val="0"/>
           <w:sz w:val="21"/>
         </w:rPr>
-        <w:t>:上窗放 FUNCTION 头和 VAR_INPUT/VAR 声明,下窗放可执行语句;</w:t>
+        <w:t>F11(0 errors),Ctrl+S。</w:t>
+      </w:r>
+    </w:p>
+    <w:p/>
+    <w:p>
+      <w:pPr>
+        <w:pStyle w:val="Heading2"/>
+      </w:pPr>
+      <w:r>
+        <w:rPr>
+          <w:rFonts w:ascii="Microsoft YaHei" w:hAnsi="Microsoft YaHei" w:eastAsia="Microsoft YaHei"/>
+          <w:b/>
+          <w:color w:val="17365D"/>
+          <w:sz w:val="26"/>
+        </w:rPr>
+        <w:t>第 7 步:仿真运行(10 分钟)</w:t>
       </w:r>
     </w:p>
     <w:p>
+      <w:pPr>
+        <w:ind w:left="280"/>
+      </w:pPr>
+      <w:r>
+        <w:rPr>
+          <w:rFonts w:ascii="Microsoft YaHei" w:hAnsi="Microsoft YaHei" w:eastAsia="Microsoft YaHei"/>
+          <w:b w:val="0"/>
+          <w:color w:val="606060"/>
+          <w:sz w:val="20"/>
+        </w:rPr>
+        <w:t>三个概念:</w:t>
+      </w:r>
+      <w:r>
+        <w:rPr>
+          <w:rFonts w:ascii="Microsoft YaHei" w:hAnsi="Microsoft YaHei" w:eastAsia="Microsoft YaHei"/>
+          <w:b/>
+          <w:color w:val="606060"/>
+          <w:sz w:val="20"/>
+        </w:rPr>
+        <w:t>Simulation(仿真)</w:t>
+      </w:r>
+      <w:r>
+        <w:rPr>
+          <w:rFonts w:ascii="Microsoft YaHei" w:hAnsi="Microsoft YaHei" w:eastAsia="Microsoft YaHei"/>
+          <w:b w:val="0"/>
+          <w:color w:val="606060"/>
+          <w:sz w:val="20"/>
+        </w:rPr>
+        <w:t>=电脑里虚拟一台 PLC;</w:t>
+      </w:r>
+      <w:r>
+        <w:rPr>
+          <w:rFonts w:ascii="Microsoft YaHei" w:hAnsi="Microsoft YaHei" w:eastAsia="Microsoft YaHei"/>
+          <w:b/>
+          <w:color w:val="606060"/>
+          <w:sz w:val="20"/>
+        </w:rPr>
+        <w:t>Login(登录)</w:t>
+      </w:r>
+      <w:r>
+        <w:rPr>
+          <w:rFonts w:ascii="Microsoft YaHei" w:hAnsi="Microsoft YaHei" w:eastAsia="Microsoft YaHei"/>
+          <w:b w:val="0"/>
+          <w:color w:val="606060"/>
+          <w:sz w:val="20"/>
+        </w:rPr>
+        <w:t>=把程序装进去;</w:t>
+      </w:r>
+    </w:p>
+    <w:p>
+      <w:pPr>
+        <w:ind w:left="280"/>
+      </w:pPr>
+      <w:r>
+        <w:rPr>
+          <w:rFonts w:ascii="Microsoft YaHei" w:hAnsi="Microsoft YaHei" w:eastAsia="Microsoft YaHei"/>
+          <w:b/>
+          <w:color w:val="606060"/>
+          <w:sz w:val="20"/>
+        </w:rPr>
+        <w:t>Start(启动)</w:t>
+      </w:r>
+      <w:r>
+        <w:rPr>
+          <w:rFonts w:ascii="Microsoft YaHei" w:hAnsi="Microsoft YaHei" w:eastAsia="Microsoft YaHei"/>
+          <w:b w:val="0"/>
+          <w:color w:val="606060"/>
+          <w:sz w:val="20"/>
+        </w:rPr>
+        <w:t>=按下它的运行键。</w:t>
+      </w:r>
+    </w:p>
+    <w:p>
+      <w:pPr>
+        <w:pStyle w:val="ListNumber"/>
+      </w:pPr>
       <w:r>
         <w:rPr>
           <w:rFonts w:ascii="Microsoft YaHei" w:hAnsi="Microsoft YaHei" w:eastAsia="Microsoft YaHei"/>
           <w:b w:val="0"/>
           <w:sz w:val="21"/>
         </w:rPr>
-        <w:t xml:space="preserve">文件里 </w:t>
-      </w:r>
-      <w:r>
-        <w:rPr>
-          <w:rFonts w:ascii="Consolas" w:hAnsi="Consolas" w:eastAsia="Microsoft YaHei"/>
-          <w:b w:val="0"/>
-          <w:color w:val="1A4D7C"/>
+        <w:t xml:space="preserve">菜单 </w:t>
+      </w:r>
+      <w:r>
+        <w:rPr>
+          <w:rFonts w:ascii="Microsoft YaHei" w:hAnsi="Microsoft YaHei" w:eastAsia="Microsoft YaHei"/>
+          <w:b/>
           <w:sz w:val="21"/>
         </w:rPr>
-        <w:t>END_VAR</w:t>
+        <w:t>Online → Simulation(在线→仿真)</w:t>
       </w:r>
       <w:r>
         <w:rPr>
@@ -1582,24 +3996,7 @@
           <w:b w:val="0"/>
           <w:sz w:val="21"/>
         </w:rPr>
-        <w:t xml:space="preserve"> 之后、</w:t>
-      </w:r>
-      <w:r>
-        <w:rPr>
-          <w:rFonts w:ascii="Consolas" w:hAnsi="Consolas" w:eastAsia="Microsoft YaHei"/>
-          <w:b w:val="0"/>
-          <w:color w:val="1A4D7C"/>
-          <w:sz w:val="21"/>
-        </w:rPr>
-        <w:t>END_FUNCTION</w:t>
-      </w:r>
-      <w:r>
-        <w:rPr>
-          <w:rFonts w:ascii="Microsoft YaHei" w:hAnsi="Microsoft YaHei" w:eastAsia="Microsoft YaHei"/>
-          <w:b w:val="0"/>
-          <w:sz w:val="21"/>
-        </w:rPr>
-        <w:t xml:space="preserve"> 之前的内容全部属于下窗。</w:t>
+        <w:t>,点一下打上勾。</w:t>
       </w:r>
     </w:p>
     <w:p>
@@ -1612,21 +4009,23 @@
           <w:b w:val="0"/>
           <w:sz w:val="21"/>
         </w:rPr>
-        <w:t>若某版本 AB 是单窗模式,整段直接粘,再按报错微调。</w:t>
-      </w:r>
-    </w:p>
-    <w:p>
-      <w:pPr>
-        <w:pStyle w:val="Heading2"/>
-      </w:pPr>
+        <w:t xml:space="preserve">预期:窗口底部出现红色 </w:t>
+      </w:r>
       <w:r>
         <w:rPr>
           <w:rFonts w:ascii="Microsoft YaHei" w:hAnsi="Microsoft YaHei" w:eastAsia="Microsoft YaHei"/>
           <w:b/>
-          <w:color w:val="17365D"/>
-          <w:sz w:val="26"/>
-        </w:rPr>
-        <w:t>第五步:导入功能块 FB 与程序 PRG(15 分钟)</w:t>
+          <w:sz w:val="21"/>
+        </w:rPr>
+        <w:t>SIMULATION</w:t>
+      </w:r>
+      <w:r>
+        <w:rPr>
+          <w:rFonts w:ascii="Microsoft YaHei" w:hAnsi="Microsoft YaHei" w:eastAsia="Microsoft YaHei"/>
+          <w:b w:val="0"/>
+          <w:sz w:val="21"/>
+        </w:rPr>
+        <w:t xml:space="preserve"> 字样(红色只是提醒,不是错误)。</w:t>
       </w:r>
     </w:p>
     <w:p>
@@ -1639,7 +4038,7 @@
           <w:b w:val="0"/>
           <w:sz w:val="21"/>
         </w:rPr>
-        <w:t xml:space="preserve">同法建 8 个 POU,类型选 </w:t>
+        <w:t xml:space="preserve">菜单 </w:t>
       </w:r>
       <w:r>
         <w:rPr>
@@ -1647,7 +4046,7 @@
           <w:b/>
           <w:sz w:val="21"/>
         </w:rPr>
-        <w:t>功能块(Function Block)</w:t>
+        <w:t>Online → Login(登录)</w:t>
       </w:r>
       <w:r>
         <w:rPr>
@@ -1655,18 +4054,15 @@
           <w:b w:val="0"/>
           <w:sz w:val="21"/>
         </w:rPr>
-        <w:t>(来源 04 文件):</w:t>
-      </w:r>
-    </w:p>
-    <w:p>
-      <w:r>
-        <w:rPr>
-          <w:rFonts w:ascii="Consolas" w:hAnsi="Consolas" w:eastAsia="Microsoft YaHei"/>
-          <w:b w:val="0"/>
-          <w:color w:val="1A4D7C"/>
+        <w:t xml:space="preserve">,或 </w:t>
+      </w:r>
+      <w:r>
+        <w:rPr>
+          <w:rFonts w:ascii="Microsoft YaHei" w:hAnsi="Microsoft YaHei" w:eastAsia="Microsoft YaHei"/>
+          <w:b/>
           <w:sz w:val="21"/>
         </w:rPr>
-        <w:t>FB_InitWarehouse</w:t>
+        <w:t>Alt+F8</w:t>
       </w:r>
       <w:r>
         <w:rPr>
@@ -1674,33 +4070,25 @@
           <w:b w:val="0"/>
           <w:sz w:val="21"/>
         </w:rPr>
-        <w:t>、</w:t>
-      </w:r>
-      <w:r>
-        <w:rPr>
-          <w:rFonts w:ascii="Consolas" w:hAnsi="Consolas" w:eastAsia="Microsoft YaHei"/>
-          <w:b w:val="0"/>
-          <w:color w:val="1A4D7C"/>
-          <w:sz w:val="21"/>
-        </w:rPr>
-        <w:t>FB_SelectSlot</w:t>
-      </w:r>
+        <w:t>。弹确认框(一般问</w:t>
+      </w:r>
+    </w:p>
+    <w:p>
       <w:r>
         <w:rPr>
           <w:rFonts w:ascii="Microsoft YaHei" w:hAnsi="Microsoft YaHei" w:eastAsia="Microsoft YaHei"/>
           <w:b w:val="0"/>
           <w:sz w:val="21"/>
         </w:rPr>
-        <w:t>、</w:t>
-      </w:r>
-      <w:r>
-        <w:rPr>
-          <w:rFonts w:ascii="Consolas" w:hAnsi="Consolas" w:eastAsia="Microsoft YaHei"/>
-          <w:b w:val="0"/>
-          <w:color w:val="1A4D7C"/>
+        <w:t xml:space="preserve">"…download…?" 要不要下载)→ 点 </w:t>
+      </w:r>
+      <w:r>
+        <w:rPr>
+          <w:rFonts w:ascii="Microsoft YaHei" w:hAnsi="Microsoft YaHei" w:eastAsia="Microsoft YaHei"/>
+          <w:b/>
           <w:sz w:val="21"/>
         </w:rPr>
-        <w:t>FB_AssignAllGoods</w:t>
+        <w:t>Yes</w:t>
       </w:r>
       <w:r>
         <w:rPr>
@@ -1708,138 +4096,20 @@
           <w:b w:val="0"/>
           <w:sz w:val="21"/>
         </w:rPr>
-        <w:t>、</w:t>
-      </w:r>
-      <w:r>
-        <w:rPr>
-          <w:rFonts w:ascii="Consolas" w:hAnsi="Consolas" w:eastAsia="Microsoft YaHei"/>
-          <w:b w:val="0"/>
-          <w:color w:val="1A4D7C"/>
-          <w:sz w:val="21"/>
-        </w:rPr>
-        <w:t>FB_LocalSwapImprove</w:t>
-      </w:r>
+        <w:t>。</w:t>
+      </w:r>
+    </w:p>
+    <w:p>
+      <w:pPr>
+        <w:pStyle w:val="ListBullet"/>
+      </w:pPr>
       <w:r>
         <w:rPr>
           <w:rFonts w:ascii="Microsoft YaHei" w:hAnsi="Microsoft YaHei" w:eastAsia="Microsoft YaHei"/>
           <w:b w:val="0"/>
           <w:sz w:val="21"/>
         </w:rPr>
-        <w:t>、</w:t>
-      </w:r>
-      <w:r>
-        <w:rPr>
-          <w:rFonts w:ascii="Consolas" w:hAnsi="Consolas" w:eastAsia="Microsoft YaHei"/>
-          <w:b w:val="0"/>
-          <w:color w:val="1A4D7C"/>
-          <w:sz w:val="21"/>
-        </w:rPr>
-        <w:t>FB_Stats</w:t>
-      </w:r>
-      <w:r>
-        <w:rPr>
-          <w:rFonts w:ascii="Microsoft YaHei" w:hAnsi="Microsoft YaHei" w:eastAsia="Microsoft YaHei"/>
-          <w:b w:val="0"/>
-          <w:sz w:val="21"/>
-        </w:rPr>
-        <w:t>、</w:t>
-      </w:r>
-    </w:p>
-    <w:p>
-      <w:r>
-        <w:rPr>
-          <w:rFonts w:ascii="Consolas" w:hAnsi="Consolas" w:eastAsia="Microsoft YaHei"/>
-          <w:b w:val="0"/>
-          <w:color w:val="1A4D7C"/>
-          <w:sz w:val="21"/>
-        </w:rPr>
-        <w:t>FB_AnimatePath</w:t>
-      </w:r>
-      <w:r>
-        <w:rPr>
-          <w:rFonts w:ascii="Microsoft YaHei" w:hAnsi="Microsoft YaHei" w:eastAsia="Microsoft YaHei"/>
-          <w:b w:val="0"/>
-          <w:sz w:val="21"/>
-        </w:rPr>
-        <w:t>、</w:t>
-      </w:r>
-      <w:r>
-        <w:rPr>
-          <w:rFonts w:ascii="Consolas" w:hAnsi="Consolas" w:eastAsia="Microsoft YaHei"/>
-          <w:b w:val="0"/>
-          <w:color w:val="1A4D7C"/>
-          <w:sz w:val="21"/>
-        </w:rPr>
-        <w:t>FB_ScanLoadProbe</w:t>
-      </w:r>
-      <w:r>
-        <w:rPr>
-          <w:rFonts w:ascii="Microsoft YaHei" w:hAnsi="Microsoft YaHei" w:eastAsia="Microsoft YaHei"/>
-          <w:b w:val="0"/>
-          <w:sz w:val="21"/>
-        </w:rPr>
-        <w:t>、</w:t>
-      </w:r>
-      <w:r>
-        <w:rPr>
-          <w:rFonts w:ascii="Consolas" w:hAnsi="Consolas" w:eastAsia="Microsoft YaHei"/>
-          <w:b w:val="0"/>
-          <w:color w:val="1A4D7C"/>
-          <w:sz w:val="21"/>
-        </w:rPr>
-        <w:t>FB_BuildVisuPath</w:t>
-      </w:r>
-      <w:r>
-        <w:rPr>
-          <w:rFonts w:ascii="Microsoft YaHei" w:hAnsi="Microsoft YaHei" w:eastAsia="Microsoft YaHei"/>
-          <w:b w:val="0"/>
-          <w:sz w:val="21"/>
-        </w:rPr>
-        <w:t>。</w:t>
-      </w:r>
-    </w:p>
-    <w:p>
-      <w:r>
-        <w:rPr>
-          <w:rFonts w:ascii="Microsoft YaHei" w:hAnsi="Microsoft YaHei" w:eastAsia="Microsoft YaHei"/>
-          <w:b w:val="0"/>
-          <w:sz w:val="21"/>
-        </w:rPr>
-        <w:t>另注:第四步的函数表还需补 2 个(同在 03 文件):</w:t>
-      </w:r>
-      <w:r>
-        <w:rPr>
-          <w:rFonts w:ascii="Consolas" w:hAnsi="Consolas" w:eastAsia="Microsoft YaHei"/>
-          <w:b w:val="0"/>
-          <w:color w:val="1A4D7C"/>
-          <w:sz w:val="21"/>
-        </w:rPr>
-        <w:t>FC_AxisTime</w:t>
-      </w:r>
-      <w:r>
-        <w:rPr>
-          <w:rFonts w:ascii="Microsoft YaHei" w:hAnsi="Microsoft YaHei" w:eastAsia="Microsoft YaHei"/>
-          <w:b w:val="0"/>
-          <w:sz w:val="21"/>
-        </w:rPr>
-        <w:t>(REAL)、</w:t>
-      </w:r>
-      <w:r>
-        <w:rPr>
-          <w:rFonts w:ascii="Consolas" w:hAnsi="Consolas" w:eastAsia="Microsoft YaHei"/>
-          <w:b w:val="0"/>
-          <w:color w:val="1A4D7C"/>
-          <w:sz w:val="21"/>
-        </w:rPr>
-        <w:t>FC_CalcDualCycleTime</w:t>
-      </w:r>
-      <w:r>
-        <w:rPr>
-          <w:rFonts w:ascii="Microsoft YaHei" w:hAnsi="Microsoft YaHei" w:eastAsia="Microsoft YaHei"/>
-          <w:b w:val="0"/>
-          <w:sz w:val="21"/>
-        </w:rPr>
-        <w:t>(REAL)。</w:t>
+        <w:t>预期:Application 节点变绿/显示 [run] 或 [stop]。</w:t>
       </w:r>
     </w:p>
     <w:p>
@@ -1852,7 +4122,7 @@
           <w:b w:val="0"/>
           <w:sz w:val="21"/>
         </w:rPr>
-        <w:t xml:space="preserve">建 2 个 POU,类型选 </w:t>
+        <w:t xml:space="preserve">菜单 </w:t>
       </w:r>
       <w:r>
         <w:rPr>
@@ -1860,7 +4130,7 @@
           <w:b/>
           <w:sz w:val="21"/>
         </w:rPr>
-        <w:t>程序(Program)</w:t>
+        <w:t>Debug → Start(调试→启动)</w:t>
       </w:r>
       <w:r>
         <w:rPr>
@@ -1868,16 +4138,15 @@
           <w:b w:val="0"/>
           <w:sz w:val="21"/>
         </w:rPr>
-        <w:t>:</w:t>
-      </w:r>
-      <w:r>
-        <w:rPr>
-          <w:rFonts w:ascii="Consolas" w:hAnsi="Consolas" w:eastAsia="Microsoft YaHei"/>
-          <w:b w:val="0"/>
-          <w:color w:val="1A4D7C"/>
+        <w:t xml:space="preserve">,或 </w:t>
+      </w:r>
+      <w:r>
+        <w:rPr>
+          <w:rFonts w:ascii="Microsoft YaHei" w:hAnsi="Microsoft YaHei" w:eastAsia="Microsoft YaHei"/>
+          <w:b/>
           <w:sz w:val="21"/>
         </w:rPr>
-        <w:t>PRG_Main</w:t>
+        <w:t>F5</w:t>
       </w:r>
       <w:r>
         <w:rPr>
@@ -1885,24 +4154,36 @@
           <w:b w:val="0"/>
           <w:sz w:val="21"/>
         </w:rPr>
-        <w:t>(05 文件)、</w:t>
-      </w:r>
-      <w:r>
-        <w:rPr>
-          <w:rFonts w:ascii="Consolas" w:hAnsi="Consolas" w:eastAsia="Microsoft YaHei"/>
-          <w:b w:val="0"/>
-          <w:color w:val="1A4D7C"/>
-          <w:sz w:val="21"/>
-        </w:rPr>
-        <w:t>PRG_Test</w:t>
-      </w:r>
+        <w:t>。</w:t>
+      </w:r>
+    </w:p>
+    <w:p>
+      <w:pPr>
+        <w:pStyle w:val="ListBullet"/>
+      </w:pPr>
       <w:r>
         <w:rPr>
           <w:rFonts w:ascii="Microsoft YaHei" w:hAnsi="Microsoft YaHei" w:eastAsia="Microsoft YaHei"/>
           <w:b w:val="0"/>
           <w:sz w:val="21"/>
         </w:rPr>
-        <w:t>(06 文件)。</w:t>
+        <w:t xml:space="preserve">预期:状态变 </w:t>
+      </w:r>
+      <w:r>
+        <w:rPr>
+          <w:rFonts w:ascii="Microsoft YaHei" w:hAnsi="Microsoft YaHei" w:eastAsia="Microsoft YaHei"/>
+          <w:b/>
+          <w:sz w:val="21"/>
+        </w:rPr>
+        <w:t>RUN</w:t>
+      </w:r>
+      <w:r>
+        <w:rPr>
+          <w:rFonts w:ascii="Microsoft YaHei" w:hAnsi="Microsoft YaHei" w:eastAsia="Microsoft YaHei"/>
+          <w:b w:val="0"/>
+          <w:sz w:val="21"/>
+        </w:rPr>
+        <w:t>(绿色)。</w:t>
       </w:r>
     </w:p>
     <w:p>
@@ -1915,7 +4196,7 @@
           <w:b w:val="0"/>
           <w:sz w:val="21"/>
         </w:rPr>
-        <w:t xml:space="preserve">全部粘贴后:菜单 </w:t>
+        <w:t>双击 PRG_Main:现在是</w:t>
       </w:r>
       <w:r>
         <w:rPr>
@@ -1923,7 +4204,7 @@
           <w:b/>
           <w:sz w:val="21"/>
         </w:rPr>
-        <w:t>编译(Build)→ 生成(Build)</w:t>
+        <w:t>在线模式(online view)</w:t>
       </w:r>
       <w:r>
         <w:rPr>
@@ -1931,7 +4212,7 @@
           <w:b w:val="0"/>
           <w:sz w:val="21"/>
         </w:rPr>
-        <w:t>。</w:t>
+        <w:t>,每个变量后面实时显示当前值。</w:t>
       </w:r>
     </w:p>
     <w:p>
@@ -1944,9 +4225,43 @@
           <w:b w:val="0"/>
           <w:sz w:val="21"/>
         </w:rPr>
-        <w:t>预期:0 错误。有错误看第七步排错表。</w:t>
+        <w:t>预期:</w:t>
+      </w:r>
+      <w:r>
+        <w:rPr>
+          <w:rFonts w:ascii="Consolas" w:hAnsi="Consolas" w:eastAsia="Microsoft YaHei"/>
+          <w:b w:val="0"/>
+          <w:color w:val="1A4D7C"/>
+          <w:sz w:val="21"/>
+        </w:rPr>
+        <w:t>eState</w:t>
+      </w:r>
+      <w:r>
+        <w:rPr>
+          <w:rFonts w:ascii="Microsoft YaHei" w:hAnsi="Microsoft YaHei" w:eastAsia="Microsoft YaHei"/>
+          <w:b w:val="0"/>
+          <w:sz w:val="21"/>
+        </w:rPr>
+        <w:t xml:space="preserve"> 显示 </w:t>
+      </w:r>
+      <w:r>
+        <w:rPr>
+          <w:rFonts w:ascii="Microsoft YaHei" w:hAnsi="Microsoft YaHei" w:eastAsia="Microsoft YaHei"/>
+          <w:b/>
+          <w:sz w:val="21"/>
+        </w:rPr>
+        <w:t>STATE_WAIT_INPUT</w:t>
+      </w:r>
+      <w:r>
+        <w:rPr>
+          <w:rFonts w:ascii="Microsoft YaHei" w:hAnsi="Microsoft YaHei" w:eastAsia="Microsoft YaHei"/>
+          <w:b w:val="0"/>
+          <w:sz w:val="21"/>
+        </w:rPr>
+        <w:t>(程序已初始化完仓库,在等指令)。</w:t>
       </w:r>
     </w:p>
+    <w:p/>
     <w:p>
       <w:pPr>
         <w:pStyle w:val="Heading2"/>
@@ -1958,7 +4273,112 @@
           <w:color w:val="17365D"/>
           <w:sz w:val="26"/>
         </w:rPr>
-        <w:t>第六步:任务配置+仿真运行(15 分钟)</w:t>
+        <w:t>第 8 步:跑 23 个测试(15 分钟)——今天的最终验收</w:t>
+      </w:r>
+    </w:p>
+    <w:p>
+      <w:pPr>
+        <w:ind w:left="280"/>
+      </w:pPr>
+      <w:r>
+        <w:rPr>
+          <w:rFonts w:ascii="Microsoft YaHei" w:hAnsi="Microsoft YaHei" w:eastAsia="Microsoft YaHei"/>
+          <w:b/>
+          <w:color w:val="606060"/>
+          <w:sz w:val="20"/>
+        </w:rPr>
+        <w:t>在线改变量值的标准手法</w:t>
+      </w:r>
+      <w:r>
+        <w:rPr>
+          <w:rFonts w:ascii="Microsoft YaHei" w:hAnsi="Microsoft YaHei" w:eastAsia="Microsoft YaHei"/>
+          <w:b w:val="0"/>
+          <w:color w:val="606060"/>
+          <w:sz w:val="20"/>
+        </w:rPr>
+        <w:t>(记住,演示也用它):</w:t>
+      </w:r>
+    </w:p>
+    <w:p>
+      <w:pPr>
+        <w:ind w:left="280"/>
+      </w:pPr>
+      <w:r>
+        <w:rPr>
+          <w:rFonts w:ascii="Microsoft YaHei" w:hAnsi="Microsoft YaHei" w:eastAsia="Microsoft YaHei"/>
+          <w:b w:val="0"/>
+          <w:color w:val="606060"/>
+          <w:sz w:val="20"/>
+        </w:rPr>
+        <w:t xml:space="preserve">找到变量那一行的 </w:t>
+      </w:r>
+      <w:r>
+        <w:rPr>
+          <w:rFonts w:ascii="Microsoft YaHei" w:hAnsi="Microsoft YaHei" w:eastAsia="Microsoft YaHei"/>
+          <w:b/>
+          <w:color w:val="606060"/>
+          <w:sz w:val="20"/>
+        </w:rPr>
+        <w:t>"Prepared value"(准备值)列 → 双击</w:t>
+      </w:r>
+      <w:r>
+        <w:rPr>
+          <w:rFonts w:ascii="Microsoft YaHei" w:hAnsi="Microsoft YaHei" w:eastAsia="Microsoft YaHei"/>
+          <w:b w:val="0"/>
+          <w:color w:val="606060"/>
+          <w:sz w:val="20"/>
+        </w:rPr>
+        <w:t>,出现 TRUE</w:t>
+      </w:r>
+    </w:p>
+    <w:p>
+      <w:pPr>
+        <w:ind w:left="280"/>
+      </w:pPr>
+      <w:r>
+        <w:rPr>
+          <w:rFonts w:ascii="Microsoft YaHei" w:hAnsi="Microsoft YaHei" w:eastAsia="Microsoft YaHei"/>
+          <w:b w:val="0"/>
+          <w:color w:val="606060"/>
+          <w:sz w:val="20"/>
+        </w:rPr>
+        <w:t xml:space="preserve">(或弹小窗让你填,填 TRUE)→ 菜单 </w:t>
+      </w:r>
+      <w:r>
+        <w:rPr>
+          <w:rFonts w:ascii="Microsoft YaHei" w:hAnsi="Microsoft YaHei" w:eastAsia="Microsoft YaHei"/>
+          <w:b/>
+          <w:color w:val="606060"/>
+          <w:sz w:val="20"/>
+        </w:rPr>
+        <w:t>Debug → Write values(写入值)</w:t>
+      </w:r>
+      <w:r>
+        <w:rPr>
+          <w:rFonts w:ascii="Microsoft YaHei" w:hAnsi="Microsoft YaHei" w:eastAsia="Microsoft YaHei"/>
+          <w:b w:val="0"/>
+          <w:color w:val="606060"/>
+          <w:sz w:val="20"/>
+        </w:rPr>
+        <w:t xml:space="preserve">,快捷键 </w:t>
+      </w:r>
+      <w:r>
+        <w:rPr>
+          <w:rFonts w:ascii="Microsoft YaHei" w:hAnsi="Microsoft YaHei" w:eastAsia="Microsoft YaHei"/>
+          <w:b/>
+          <w:color w:val="606060"/>
+          <w:sz w:val="20"/>
+        </w:rPr>
+        <w:t>Ctrl+F7</w:t>
+      </w:r>
+      <w:r>
+        <w:rPr>
+          <w:rFonts w:ascii="Microsoft YaHei" w:hAnsi="Microsoft YaHei" w:eastAsia="Microsoft YaHei"/>
+          <w:b w:val="0"/>
+          <w:color w:val="606060"/>
+          <w:sz w:val="20"/>
+        </w:rPr>
+        <w:t>。</w:t>
       </w:r>
     </w:p>
     <w:p>
@@ -1971,57 +4391,7 @@
           <w:b w:val="0"/>
           <w:sz w:val="21"/>
         </w:rPr>
-        <w:t xml:space="preserve">工程树找到 </w:t>
-      </w:r>
-      <w:r>
-        <w:rPr>
-          <w:rFonts w:ascii="Microsoft YaHei" w:hAnsi="Microsoft YaHei" w:eastAsia="Microsoft YaHei"/>
-          <w:b/>
-          <w:sz w:val="21"/>
-        </w:rPr>
-        <w:t>任务配置(Task Configuration)</w:t>
-      </w:r>
-      <w:r>
-        <w:rPr>
-          <w:rFonts w:ascii="Microsoft YaHei" w:hAnsi="Microsoft YaHei" w:eastAsia="Microsoft YaHei"/>
-          <w:b w:val="0"/>
-          <w:sz w:val="21"/>
-        </w:rPr>
-        <w:t xml:space="preserve">→ 已有循环任务(如 Task)→ 周期设 </w:t>
-      </w:r>
-      <w:r>
-        <w:rPr>
-          <w:rFonts w:ascii="Microsoft YaHei" w:hAnsi="Microsoft YaHei" w:eastAsia="Microsoft YaHei"/>
-          <w:b/>
-          <w:sz w:val="21"/>
-        </w:rPr>
-        <w:t>10ms</w:t>
-      </w:r>
-    </w:p>
-    <w:p>
-      <w:r>
-        <w:rPr>
-          <w:rFonts w:ascii="Microsoft YaHei" w:hAnsi="Microsoft YaHei" w:eastAsia="Microsoft YaHei"/>
-          <w:b w:val="0"/>
-          <w:sz w:val="21"/>
-        </w:rPr>
-        <w:t xml:space="preserve">→ 右键该任务 → 添加 POU 调用 → 挂 </w:t>
-      </w:r>
-      <w:r>
-        <w:rPr>
-          <w:rFonts w:ascii="Microsoft YaHei" w:hAnsi="Microsoft YaHei" w:eastAsia="Microsoft YaHei"/>
-          <w:b/>
-          <w:sz w:val="21"/>
-        </w:rPr>
-        <w:t>PRG_Main</w:t>
-      </w:r>
-      <w:r>
-        <w:rPr>
-          <w:rFonts w:ascii="Microsoft YaHei" w:hAnsi="Microsoft YaHei" w:eastAsia="Microsoft YaHei"/>
-          <w:b w:val="0"/>
-          <w:sz w:val="21"/>
-        </w:rPr>
-        <w:t xml:space="preserve">;再同法挂 </w:t>
+        <w:t xml:space="preserve">在线状态下双击打开 </w:t>
       </w:r>
       <w:r>
         <w:rPr>
@@ -2050,7 +4420,24 @@
           <w:b w:val="0"/>
           <w:sz w:val="21"/>
         </w:rPr>
-        <w:t xml:space="preserve">菜单 </w:t>
+        <w:t xml:space="preserve">变量 </w:t>
+      </w:r>
+      <w:r>
+        <w:rPr>
+          <w:rFonts w:ascii="Consolas" w:hAnsi="Consolas" w:eastAsia="Microsoft YaHei"/>
+          <w:b w:val="0"/>
+          <w:color w:val="1A4D7C"/>
+          <w:sz w:val="21"/>
+        </w:rPr>
+        <w:t>xRunTests</w:t>
+      </w:r>
+      <w:r>
+        <w:rPr>
+          <w:rFonts w:ascii="Microsoft YaHei" w:hAnsi="Microsoft YaHei" w:eastAsia="Microsoft YaHei"/>
+          <w:b w:val="0"/>
+          <w:sz w:val="21"/>
+        </w:rPr>
+        <w:t xml:space="preserve"> 按上述手法写 </w:t>
       </w:r>
       <w:r>
         <w:rPr>
@@ -2058,7 +4445,7 @@
           <w:b/>
           <w:sz w:val="21"/>
         </w:rPr>
-        <w:t>在线(Online)→ 仿真(Simulation)</w:t>
+        <w:t>TRUE</w:t>
       </w:r>
       <w:r>
         <w:rPr>
@@ -2066,7 +4453,20 @@
           <w:b w:val="0"/>
           <w:sz w:val="21"/>
         </w:rPr>
-        <w:t xml:space="preserve"> 打勾。</w:t>
+        <w:t>。</w:t>
+      </w:r>
+    </w:p>
+    <w:p>
+      <w:pPr>
+        <w:pStyle w:val="ListBullet"/>
+      </w:pPr>
+      <w:r>
+        <w:rPr>
+          <w:rFonts w:ascii="Microsoft YaHei" w:hAnsi="Microsoft YaHei" w:eastAsia="Microsoft YaHei"/>
+          <w:b w:val="0"/>
+          <w:sz w:val="21"/>
+        </w:rPr>
+        <w:t>程序瞬间跑完并自动复位它,看不到它变 TRUE 是正常的。</w:t>
       </w:r>
     </w:p>
     <w:p>
@@ -2079,7 +4479,23 @@
           <w:b w:val="0"/>
           <w:sz w:val="21"/>
         </w:rPr>
-        <w:t>在线 → 登录(Login)→ 确认下载 → 运行(Run/Start)。</w:t>
+        <w:t>看结果:</w:t>
+      </w:r>
+      <w:r>
+        <w:rPr>
+          <w:rFonts w:ascii="Microsoft YaHei" w:hAnsi="Microsoft YaHei" w:eastAsia="Microsoft YaHei"/>
+          <w:b/>
+          <w:sz w:val="21"/>
+        </w:rPr>
+        <w:t>`iPassed` = 23,`iFailed` = 0,`xAllPass` = TRUE</w:t>
+      </w:r>
+      <w:r>
+        <w:rPr>
+          <w:rFonts w:ascii="Microsoft YaHei" w:hAnsi="Microsoft YaHei" w:eastAsia="Microsoft YaHei"/>
+          <w:b w:val="0"/>
+          <w:sz w:val="21"/>
+        </w:rPr>
+        <w:t xml:space="preserve"> → 🎉 通过!</w:t>
       </w:r>
     </w:p>
     <w:p>
@@ -2092,7 +4508,17 @@
           <w:b w:val="0"/>
           <w:sz w:val="21"/>
         </w:rPr>
-        <w:t>预期:状态栏绿色 RUN;PRG_Main 的 eState 自动走到 STATE_WAIT_INPUT。</w:t>
+        <w:t>其中 T19/T20/T22 = PLC 算的数与 Python 仿真逐条一致,T23 = 双命令周期口径正确——</w:t>
+      </w:r>
+    </w:p>
+    <w:p>
+      <w:r>
+        <w:rPr>
+          <w:rFonts w:ascii="Microsoft YaHei" w:hAnsi="Microsoft YaHei" w:eastAsia="Microsoft YaHei"/>
+          <w:b w:val="0"/>
+          <w:sz w:val="21"/>
+        </w:rPr>
+        <w:t>这一过,报告"仿真与实现互相背书"的证据链闭环。</w:t>
       </w:r>
     </w:p>
     <w:p>
@@ -2105,7 +4531,7 @@
           <w:b/>
           <w:sz w:val="21"/>
         </w:rPr>
-        <w:t>跑测试</w:t>
+        <w:t>截图</w:t>
       </w:r>
       <w:r>
         <w:rPr>
@@ -2113,7 +4539,7 @@
           <w:b w:val="0"/>
           <w:sz w:val="21"/>
         </w:rPr>
-        <w:t xml:space="preserve">:双击打开 PRG_Test(在线状态),找到变量 </w:t>
+        <w:t xml:space="preserve">(画面里要有 iPassed/iFailed),存 </w:t>
       </w:r>
       <w:r>
         <w:rPr>
@@ -2122,135 +4548,17 @@
           <w:color w:val="1A4D7C"/>
           <w:sz w:val="21"/>
         </w:rPr>
-        <w:t>xRunTests</w:t>
-      </w:r>
+        <w:t>F:\abb_wh_work\plc\验收截图\</w:t>
+      </w:r>
+    </w:p>
+    <w:p>
       <w:r>
         <w:rPr>
           <w:rFonts w:ascii="Microsoft YaHei" w:hAnsi="Microsoft YaHei" w:eastAsia="Microsoft YaHei"/>
           <w:b w:val="0"/>
           <w:sz w:val="21"/>
         </w:rPr>
-        <w:t xml:space="preserve">,双击其"准备值"填 TRUE → </w:t>
-      </w:r>
-    </w:p>
-    <w:p>
-      <w:r>
-        <w:rPr>
-          <w:rFonts w:ascii="Microsoft YaHei" w:hAnsi="Microsoft YaHei" w:eastAsia="Microsoft YaHei"/>
-          <w:b w:val="0"/>
-          <w:sz w:val="21"/>
-        </w:rPr>
-        <w:t xml:space="preserve">按 </w:t>
-      </w:r>
-      <w:r>
-        <w:rPr>
-          <w:rFonts w:ascii="Microsoft YaHei" w:hAnsi="Microsoft YaHei" w:eastAsia="Microsoft YaHei"/>
-          <w:b/>
-          <w:sz w:val="21"/>
-        </w:rPr>
-        <w:t>Ctrl+F7(写入值)</w:t>
-      </w:r>
-      <w:r>
-        <w:rPr>
-          <w:rFonts w:ascii="Microsoft YaHei" w:hAnsi="Microsoft YaHei" w:eastAsia="Microsoft YaHei"/>
-          <w:b w:val="0"/>
-          <w:sz w:val="21"/>
-        </w:rPr>
-        <w:t>。</w:t>
-      </w:r>
-    </w:p>
-    <w:p>
-      <w:pPr>
-        <w:pStyle w:val="ListBullet"/>
-      </w:pPr>
-      <w:r>
-        <w:rPr>
-          <w:rFonts w:ascii="Microsoft YaHei" w:hAnsi="Microsoft YaHei" w:eastAsia="Microsoft YaHei"/>
-          <w:b w:val="0"/>
-          <w:sz w:val="21"/>
-        </w:rPr>
-        <w:t>预期:</w:t>
-      </w:r>
-      <w:r>
-        <w:rPr>
-          <w:rFonts w:ascii="Consolas" w:hAnsi="Consolas" w:eastAsia="Microsoft YaHei"/>
-          <w:b w:val="0"/>
-          <w:color w:val="1A4D7C"/>
-          <w:sz w:val="21"/>
-        </w:rPr>
-        <w:t>iPassed = 23</w:t>
-      </w:r>
-      <w:r>
-        <w:rPr>
-          <w:rFonts w:ascii="Microsoft YaHei" w:hAnsi="Microsoft YaHei" w:eastAsia="Microsoft YaHei"/>
-          <w:b w:val="0"/>
-          <w:sz w:val="21"/>
-        </w:rPr>
-        <w:t>,</w:t>
-      </w:r>
-      <w:r>
-        <w:rPr>
-          <w:rFonts w:ascii="Consolas" w:hAnsi="Consolas" w:eastAsia="Microsoft YaHei"/>
-          <w:b w:val="0"/>
-          <w:color w:val="1A4D7C"/>
-          <w:sz w:val="21"/>
-        </w:rPr>
-        <w:t>iFailed = 0</w:t>
-      </w:r>
-      <w:r>
-        <w:rPr>
-          <w:rFonts w:ascii="Microsoft YaHei" w:hAnsi="Microsoft YaHei" w:eastAsia="Microsoft YaHei"/>
-          <w:b w:val="0"/>
-          <w:sz w:val="21"/>
-        </w:rPr>
-        <w:t>,</w:t>
-      </w:r>
-      <w:r>
-        <w:rPr>
-          <w:rFonts w:ascii="Consolas" w:hAnsi="Consolas" w:eastAsia="Microsoft YaHei"/>
-          <w:b w:val="0"/>
-          <w:color w:val="1A4D7C"/>
-          <w:sz w:val="21"/>
-        </w:rPr>
-        <w:t>xAllPass = TRUE</w:t>
-      </w:r>
-      <w:r>
-        <w:rPr>
-          <w:rFonts w:ascii="Microsoft YaHei" w:hAnsi="Microsoft YaHei" w:eastAsia="Microsoft YaHei"/>
-          <w:b w:val="0"/>
-          <w:sz w:val="21"/>
-        </w:rPr>
-        <w:t>。</w:t>
-      </w:r>
-    </w:p>
-    <w:p>
-      <w:pPr>
-        <w:pStyle w:val="ListBullet"/>
-      </w:pPr>
-      <w:r>
-        <w:rPr>
-          <w:rFonts w:ascii="Microsoft YaHei" w:hAnsi="Microsoft YaHei" w:eastAsia="Microsoft YaHei"/>
-          <w:b w:val="0"/>
-          <w:sz w:val="21"/>
-        </w:rPr>
-        <w:t xml:space="preserve">截图存到 </w:t>
-      </w:r>
-      <w:r>
-        <w:rPr>
-          <w:rFonts w:ascii="Consolas" w:hAnsi="Consolas" w:eastAsia="Microsoft YaHei"/>
-          <w:b w:val="0"/>
-          <w:color w:val="1A4D7C"/>
-          <w:sz w:val="21"/>
-        </w:rPr>
-        <w:t>F:\abb_wh_work\plc\验收截图\</w:t>
-      </w:r>
-      <w:r>
-        <w:rPr>
-          <w:rFonts w:ascii="Microsoft YaHei" w:hAnsi="Microsoft YaHei" w:eastAsia="Microsoft YaHei"/>
-          <w:b w:val="0"/>
-          <w:sz w:val="21"/>
-        </w:rPr>
-        <w:t xml:space="preserve">(建个文件夹),文件名 </w:t>
+        <w:t xml:space="preserve">(没有就新建),命名 </w:t>
       </w:r>
       <w:r>
         <w:rPr>
@@ -2277,18 +4585,10 @@
       <w:r>
         <w:rPr>
           <w:rFonts w:ascii="Microsoft YaHei" w:hAnsi="Microsoft YaHei" w:eastAsia="Microsoft YaHei"/>
-          <w:b/>
-          <w:sz w:val="21"/>
-        </w:rPr>
-        <w:t>跑演示</w:t>
-      </w:r>
-      <w:r>
-        <w:rPr>
-          <w:rFonts w:ascii="Microsoft YaHei" w:hAnsi="Microsoft YaHei" w:eastAsia="Microsoft YaHei"/>
           <w:b w:val="0"/>
           <w:sz w:val="21"/>
         </w:rPr>
-        <w:t xml:space="preserve">:GVL_Visu 里把 </w:t>
+        <w:t xml:space="preserve">若 iFailed ≠ 0:看 </w:t>
       </w:r>
       <w:r>
         <w:rPr>
@@ -2297,7 +4597,7 @@
           <w:color w:val="1A4D7C"/>
           <w:sz w:val="21"/>
         </w:rPr>
-        <w:t>CmdReset</w:t>
+        <w:t>sLastFail</w:t>
       </w:r>
       <w:r>
         <w:rPr>
@@ -2305,8 +4605,54 @@
           <w:b w:val="0"/>
           <w:sz w:val="21"/>
         </w:rPr>
-        <w:t xml:space="preserve"> 写 TRUE(复位测试污染的仓库)→ </w:t>
-      </w:r>
+        <w:t xml:space="preserve"> 显示的编号(如 T13),截图发 Claude。</w:t>
+      </w:r>
+    </w:p>
+    <w:p/>
+    <w:p>
+      <w:pPr>
+        <w:pStyle w:val="Heading2"/>
+      </w:pPr>
+      <w:r>
+        <w:rPr>
+          <w:rFonts w:ascii="Microsoft YaHei" w:hAnsi="Microsoft YaHei" w:eastAsia="Microsoft YaHei"/>
+          <w:b/>
+          <w:color w:val="17365D"/>
+          <w:sz w:val="26"/>
+        </w:rPr>
+        <w:t>第 9 步:顺手看一眼演示(10 分钟,推荐)</w:t>
+      </w:r>
+    </w:p>
+    <w:p>
+      <w:pPr>
+        <w:pStyle w:val="ListNumber"/>
+      </w:pPr>
+      <w:r>
+        <w:rPr>
+          <w:rFonts w:ascii="Microsoft YaHei" w:hAnsi="Microsoft YaHei" w:eastAsia="Microsoft YaHei"/>
+          <w:b w:val="0"/>
+          <w:sz w:val="21"/>
+        </w:rPr>
+        <w:t xml:space="preserve">在线状态双击 </w:t>
+      </w:r>
+      <w:r>
+        <w:rPr>
+          <w:rFonts w:ascii="Microsoft YaHei" w:hAnsi="Microsoft YaHei" w:eastAsia="Microsoft YaHei"/>
+          <w:b/>
+          <w:sz w:val="21"/>
+        </w:rPr>
+        <w:t>GVL_Visu</w:t>
+      </w:r>
+      <w:r>
+        <w:rPr>
+          <w:rFonts w:ascii="Microsoft YaHei" w:hAnsi="Microsoft YaHei" w:eastAsia="Microsoft YaHei"/>
+          <w:b w:val="0"/>
+          <w:sz w:val="21"/>
+        </w:rPr>
+        <w:t>,依次写值(手法同第 8 步):</w:t>
+      </w:r>
+    </w:p>
+    <w:p>
       <w:r>
         <w:rPr>
           <w:rFonts w:ascii="Consolas" w:hAnsi="Consolas" w:eastAsia="Microsoft YaHei"/>
@@ -2314,7 +4660,7 @@
           <w:color w:val="1A4D7C"/>
           <w:sz w:val="21"/>
         </w:rPr>
-        <w:t>CmdLoadDemo</w:t>
+        <w:t>CmdReset</w:t>
       </w:r>
       <w:r>
         <w:rPr>
@@ -2322,17 +4668,7 @@
           <w:b w:val="0"/>
           <w:sz w:val="21"/>
         </w:rPr>
-        <w:t xml:space="preserve"> 写 TRUE</w:t>
-      </w:r>
-    </w:p>
-    <w:p>
-      <w:r>
-        <w:rPr>
-          <w:rFonts w:ascii="Microsoft YaHei" w:hAnsi="Microsoft YaHei" w:eastAsia="Microsoft YaHei"/>
-          <w:b w:val="0"/>
-          <w:sz w:val="21"/>
-        </w:rPr>
-        <w:t xml:space="preserve">(载入 20 件演示货)→ </w:t>
+        <w:t xml:space="preserve">=TRUE(清测试数据重新初始化)→ </w:t>
       </w:r>
       <w:r>
         <w:rPr>
@@ -2341,7 +4677,7 @@
           <w:color w:val="1A4D7C"/>
           <w:sz w:val="21"/>
         </w:rPr>
-        <w:t>SelStrategy</w:t>
+        <w:t>CmdLoadDemo</w:t>
       </w:r>
       <w:r>
         <w:rPr>
@@ -2349,7 +4685,17 @@
           <w:b w:val="0"/>
           <w:sz w:val="21"/>
         </w:rPr>
-        <w:t xml:space="preserve"> 写 3 → </w:t>
+        <w:t>=TRUE(载入 20 件演示货,</w:t>
+      </w:r>
+    </w:p>
+    <w:p>
+      <w:r>
+        <w:rPr>
+          <w:rFonts w:ascii="Microsoft YaHei" w:hAnsi="Microsoft YaHei" w:eastAsia="Microsoft YaHei"/>
+          <w:b w:val="0"/>
+          <w:sz w:val="21"/>
+        </w:rPr>
+        <w:t xml:space="preserve">与 Python 同一批)→ </w:t>
       </w:r>
       <w:r>
         <w:rPr>
@@ -2358,7 +4704,7 @@
           <w:color w:val="1A4D7C"/>
           <w:sz w:val="21"/>
         </w:rPr>
-        <w:t>CmdRunAssign</w:t>
+        <w:t>SelStrategy</w:t>
       </w:r>
       <w:r>
         <w:rPr>
@@ -2366,12 +4712,45 @@
           <w:b w:val="0"/>
           <w:sz w:val="21"/>
         </w:rPr>
-        <w:t xml:space="preserve"> 写 TRUE。</w:t>
+        <w:t>=</w:t>
+      </w:r>
+      <w:r>
+        <w:rPr>
+          <w:rFonts w:ascii="Microsoft YaHei" w:hAnsi="Microsoft YaHei" w:eastAsia="Microsoft YaHei"/>
+          <w:b/>
+          <w:sz w:val="21"/>
+        </w:rPr>
+        <w:t>3</w:t>
+      </w:r>
+      <w:r>
+        <w:rPr>
+          <w:rFonts w:ascii="Microsoft YaHei" w:hAnsi="Microsoft YaHei" w:eastAsia="Microsoft YaHei"/>
+          <w:b w:val="0"/>
+          <w:sz w:val="21"/>
+        </w:rPr>
+        <w:t xml:space="preserve">(选 AWRA-LS)→ </w:t>
+      </w:r>
+      <w:r>
+        <w:rPr>
+          <w:rFonts w:ascii="Consolas" w:hAnsi="Consolas" w:eastAsia="Microsoft YaHei"/>
+          <w:b w:val="0"/>
+          <w:color w:val="1A4D7C"/>
+          <w:sz w:val="21"/>
+        </w:rPr>
+        <w:t>CmdRunAssign</w:t>
+      </w:r>
+      <w:r>
+        <w:rPr>
+          <w:rFonts w:ascii="Microsoft YaHei" w:hAnsi="Microsoft YaHei" w:eastAsia="Microsoft YaHei"/>
+          <w:b w:val="0"/>
+          <w:sz w:val="21"/>
+        </w:rPr>
+        <w:t>=TRUE(开始!)。</w:t>
       </w:r>
     </w:p>
     <w:p>
       <w:pPr>
-        <w:pStyle w:val="ListBullet"/>
+        <w:pStyle w:val="ListNumber"/>
       </w:pPr>
       <w:r>
         <w:rPr>
@@ -2379,19 +4758,83 @@
           <w:b w:val="0"/>
           <w:sz w:val="21"/>
         </w:rPr>
-        <w:t>预期:VisuStatusText 依次显示"分配中...→优化中...→完成:全部入库,违规=0";</w:t>
-      </w:r>
-    </w:p>
-    <w:p>
+        <w:t xml:space="preserve">盯 </w:t>
+      </w:r>
+      <w:r>
+        <w:rPr>
+          <w:rFonts w:ascii="Consolas" w:hAnsi="Consolas" w:eastAsia="Microsoft YaHei"/>
+          <w:b w:val="0"/>
+          <w:color w:val="1A4D7C"/>
+          <w:sz w:val="21"/>
+        </w:rPr>
+        <w:t>VisuStatusText</w:t>
+      </w:r>
       <w:r>
         <w:rPr>
           <w:rFonts w:ascii="Microsoft YaHei" w:hAnsi="Microsoft YaHei" w:eastAsia="Microsoft YaHei"/>
           <w:b w:val="0"/>
           <w:sz w:val="21"/>
         </w:rPr>
-        <w:t>GVL_WH.stStats.PlacedCnt=20,ViolCnt=0。同样截图。</w:t>
+        <w:t>:依次显示"分配中…→优化中…→</w:t>
+      </w:r>
+      <w:r>
+        <w:rPr>
+          <w:rFonts w:ascii="Microsoft YaHei" w:hAnsi="Microsoft YaHei" w:eastAsia="Microsoft YaHei"/>
+          <w:b/>
+          <w:sz w:val="21"/>
+        </w:rPr>
+        <w:t>完成:全部入库,违规=0</w:t>
+      </w:r>
+      <w:r>
+        <w:rPr>
+          <w:rFonts w:ascii="Microsoft YaHei" w:hAnsi="Microsoft YaHei" w:eastAsia="Microsoft YaHei"/>
+          <w:b w:val="0"/>
+          <w:sz w:val="21"/>
+        </w:rPr>
+        <w:t>"。</w:t>
       </w:r>
     </w:p>
+    <w:p>
+      <w:pPr>
+        <w:pStyle w:val="ListNumber"/>
+      </w:pPr>
+      <w:r>
+        <w:rPr>
+          <w:rFonts w:ascii="Microsoft YaHei" w:hAnsi="Microsoft YaHei" w:eastAsia="Microsoft YaHei"/>
+          <w:b w:val="0"/>
+          <w:sz w:val="21"/>
+        </w:rPr>
+        <w:t xml:space="preserve">GVL_WH 里 </w:t>
+      </w:r>
+      <w:r>
+        <w:rPr>
+          <w:rFonts w:ascii="Consolas" w:hAnsi="Consolas" w:eastAsia="Microsoft YaHei"/>
+          <w:b w:val="0"/>
+          <w:color w:val="1A4D7C"/>
+          <w:sz w:val="21"/>
+        </w:rPr>
+        <w:t>stStats</w:t>
+      </w:r>
+      <w:r>
+        <w:rPr>
+          <w:rFonts w:ascii="Microsoft YaHei" w:hAnsi="Microsoft YaHei" w:eastAsia="Microsoft YaHei"/>
+          <w:b w:val="0"/>
+          <w:sz w:val="21"/>
+        </w:rPr>
+        <w:t>:PlacedCnt=20、ViolCnt=0。截图留档。</w:t>
+      </w:r>
+    </w:p>
+    <w:p>
+      <w:r>
+        <w:rPr>
+          <w:rFonts w:ascii="Microsoft YaHei" w:hAnsi="Microsoft YaHei" w:eastAsia="Microsoft YaHei"/>
+          <w:b w:val="0"/>
+          <w:sz w:val="21"/>
+        </w:rPr>
+        <w:t>这就是决赛可视化的数据底座,W4 给它配 20×20 图形界面和动画。</w:t>
+      </w:r>
+    </w:p>
+    <w:p/>
     <w:p>
       <w:pPr>
         <w:pStyle w:val="Heading2"/>
@@ -2403,7 +4846,7 @@
           <w:color w:val="17365D"/>
           <w:sz w:val="26"/>
         </w:rPr>
-        <w:t>第七步:常见报错速查</w:t>
+        <w:t>中英对照速查表(找不到东西先查这里)</w:t>
       </w:r>
     </w:p>
     <w:tbl>
@@ -2432,7 +4875,7 @@
                 <w:b/>
                 <w:sz w:val="19"/>
               </w:rPr>
-              <w:t>报错关键词</w:t>
+              <w:t>你要找的</w:t>
             </w:r>
           </w:p>
         </w:tc>
@@ -2449,7 +4892,1088 @@
                 <w:b/>
                 <w:sz w:val="19"/>
               </w:rPr>
-              <w:t>原因</w:t>
+              <w:t>界面英文</w:t>
+            </w:r>
+          </w:p>
+        </w:tc>
+        <w:tc>
+          <w:tcPr>
+            <w:tcW w:type="dxa" w:w="2880"/>
+            <w:shd w:val="clear" w:fill="D9E8F5"/>
+          </w:tcPr>
+          <w:p>
+            <w:r/>
+            <w:r>
+              <w:rPr>
+                <w:rFonts w:ascii="Microsoft YaHei" w:hAnsi="Microsoft YaHei" w:eastAsia="Microsoft YaHei"/>
+                <w:b/>
+                <w:sz w:val="19"/>
+              </w:rPr>
+              <w:t>在哪</w:t>
+            </w:r>
+          </w:p>
+        </w:tc>
+      </w:tr>
+      <w:tr>
+        <w:tc>
+          <w:tcPr>
+            <w:tcW w:type="dxa" w:w="2880"/>
+          </w:tcPr>
+          <w:p>
+            <w:r/>
+            <w:r>
+              <w:rPr>
+                <w:rFonts w:ascii="Microsoft YaHei" w:hAnsi="Microsoft YaHei" w:eastAsia="Microsoft YaHei"/>
+                <w:b w:val="0"/>
+                <w:sz w:val="19"/>
+              </w:rPr>
+              <w:t>新建工程</w:t>
+            </w:r>
+          </w:p>
+        </w:tc>
+        <w:tc>
+          <w:tcPr>
+            <w:tcW w:type="dxa" w:w="2880"/>
+          </w:tcPr>
+          <w:p>
+            <w:r/>
+            <w:r>
+              <w:rPr>
+                <w:rFonts w:ascii="Microsoft YaHei" w:hAnsi="Microsoft YaHei" w:eastAsia="Microsoft YaHei"/>
+                <w:b w:val="0"/>
+                <w:sz w:val="19"/>
+              </w:rPr>
+              <w:t>File → New Project</w:t>
+            </w:r>
+          </w:p>
+        </w:tc>
+        <w:tc>
+          <w:tcPr>
+            <w:tcW w:type="dxa" w:w="2880"/>
+          </w:tcPr>
+          <w:p>
+            <w:r/>
+            <w:r>
+              <w:rPr>
+                <w:rFonts w:ascii="Microsoft YaHei" w:hAnsi="Microsoft YaHei" w:eastAsia="Microsoft YaHei"/>
+                <w:b w:val="0"/>
+                <w:sz w:val="19"/>
+              </w:rPr>
+              <w:t>顶部菜单</w:t>
+            </w:r>
+          </w:p>
+        </w:tc>
+      </w:tr>
+      <w:tr>
+        <w:tc>
+          <w:tcPr>
+            <w:tcW w:type="dxa" w:w="2880"/>
+          </w:tcPr>
+          <w:p>
+            <w:r/>
+            <w:r>
+              <w:rPr>
+                <w:rFonts w:ascii="Microsoft YaHei" w:hAnsi="Microsoft YaHei" w:eastAsia="Microsoft YaHei"/>
+                <w:b w:val="0"/>
+                <w:sz w:val="19"/>
+              </w:rPr>
+              <w:t>工程树</w:t>
+            </w:r>
+          </w:p>
+        </w:tc>
+        <w:tc>
+          <w:tcPr>
+            <w:tcW w:type="dxa" w:w="2880"/>
+          </w:tcPr>
+          <w:p>
+            <w:r/>
+            <w:r>
+              <w:rPr>
+                <w:rFonts w:ascii="Microsoft YaHei" w:hAnsi="Microsoft YaHei" w:eastAsia="Microsoft YaHei"/>
+                <w:b w:val="0"/>
+                <w:sz w:val="19"/>
+              </w:rPr>
+              <w:t>Devices</w:t>
+            </w:r>
+          </w:p>
+        </w:tc>
+        <w:tc>
+          <w:tcPr>
+            <w:tcW w:type="dxa" w:w="2880"/>
+          </w:tcPr>
+          <w:p>
+            <w:r/>
+            <w:r>
+              <w:rPr>
+                <w:rFonts w:ascii="Microsoft YaHei" w:hAnsi="Microsoft YaHei" w:eastAsia="Microsoft YaHei"/>
+                <w:b w:val="0"/>
+                <w:sz w:val="19"/>
+              </w:rPr>
+              <w:t>左侧面板标题</w:t>
+            </w:r>
+          </w:p>
+        </w:tc>
+      </w:tr>
+      <w:tr>
+        <w:tc>
+          <w:tcPr>
+            <w:tcW w:type="dxa" w:w="2880"/>
+          </w:tcPr>
+          <w:p>
+            <w:r/>
+            <w:r>
+              <w:rPr>
+                <w:rFonts w:ascii="Microsoft YaHei" w:hAnsi="Microsoft YaHei" w:eastAsia="Microsoft YaHei"/>
+                <w:b w:val="0"/>
+                <w:sz w:val="19"/>
+              </w:rPr>
+              <w:t>应用节点</w:t>
+            </w:r>
+          </w:p>
+        </w:tc>
+        <w:tc>
+          <w:tcPr>
+            <w:tcW w:type="dxa" w:w="2880"/>
+          </w:tcPr>
+          <w:p>
+            <w:r/>
+            <w:r>
+              <w:rPr>
+                <w:rFonts w:ascii="Microsoft YaHei" w:hAnsi="Microsoft YaHei" w:eastAsia="Microsoft YaHei"/>
+                <w:b w:val="0"/>
+                <w:sz w:val="19"/>
+              </w:rPr>
+              <w:t>Application</w:t>
+            </w:r>
+          </w:p>
+        </w:tc>
+        <w:tc>
+          <w:tcPr>
+            <w:tcW w:type="dxa" w:w="2880"/>
+          </w:tcPr>
+          <w:p>
+            <w:r/>
+            <w:r>
+              <w:rPr>
+                <w:rFonts w:ascii="Microsoft YaHei" w:hAnsi="Microsoft YaHei" w:eastAsia="Microsoft YaHei"/>
+                <w:b w:val="0"/>
+                <w:sz w:val="19"/>
+              </w:rPr>
+              <w:t>PLC_AC500 → PLC Logic 下</w:t>
+            </w:r>
+          </w:p>
+        </w:tc>
+      </w:tr>
+      <w:tr>
+        <w:tc>
+          <w:tcPr>
+            <w:tcW w:type="dxa" w:w="2880"/>
+          </w:tcPr>
+          <w:p>
+            <w:r/>
+            <w:r>
+              <w:rPr>
+                <w:rFonts w:ascii="Microsoft YaHei" w:hAnsi="Microsoft YaHei" w:eastAsia="Microsoft YaHei"/>
+                <w:b w:val="0"/>
+                <w:sz w:val="19"/>
+              </w:rPr>
+              <w:t>添加对象</w:t>
+            </w:r>
+          </w:p>
+        </w:tc>
+        <w:tc>
+          <w:tcPr>
+            <w:tcW w:type="dxa" w:w="2880"/>
+          </w:tcPr>
+          <w:p>
+            <w:r/>
+            <w:r>
+              <w:rPr>
+                <w:rFonts w:ascii="Microsoft YaHei" w:hAnsi="Microsoft YaHei" w:eastAsia="Microsoft YaHei"/>
+                <w:b w:val="0"/>
+                <w:sz w:val="19"/>
+              </w:rPr>
+              <w:t>Add Object</w:t>
+            </w:r>
+          </w:p>
+        </w:tc>
+        <w:tc>
+          <w:tcPr>
+            <w:tcW w:type="dxa" w:w="2880"/>
+          </w:tcPr>
+          <w:p>
+            <w:r/>
+            <w:r>
+              <w:rPr>
+                <w:rFonts w:ascii="Microsoft YaHei" w:hAnsi="Microsoft YaHei" w:eastAsia="Microsoft YaHei"/>
+                <w:b w:val="0"/>
+                <w:sz w:val="19"/>
+              </w:rPr>
+              <w:t>右键 Application</w:t>
+            </w:r>
+          </w:p>
+        </w:tc>
+      </w:tr>
+      <w:tr>
+        <w:tc>
+          <w:tcPr>
+            <w:tcW w:type="dxa" w:w="2880"/>
+          </w:tcPr>
+          <w:p>
+            <w:r/>
+            <w:r>
+              <w:rPr>
+                <w:rFonts w:ascii="Microsoft YaHei" w:hAnsi="Microsoft YaHei" w:eastAsia="Microsoft YaHei"/>
+                <w:b w:val="0"/>
+                <w:sz w:val="19"/>
+              </w:rPr>
+              <w:t>数据类型/结构/枚举</w:t>
+            </w:r>
+          </w:p>
+        </w:tc>
+        <w:tc>
+          <w:tcPr>
+            <w:tcW w:type="dxa" w:w="2880"/>
+          </w:tcPr>
+          <w:p>
+            <w:r/>
+            <w:r>
+              <w:rPr>
+                <w:rFonts w:ascii="Microsoft YaHei" w:hAnsi="Microsoft YaHei" w:eastAsia="Microsoft YaHei"/>
+                <w:b w:val="0"/>
+                <w:sz w:val="19"/>
+              </w:rPr>
+              <w:t>DUT / Structure / Enumeration</w:t>
+            </w:r>
+          </w:p>
+        </w:tc>
+        <w:tc>
+          <w:tcPr>
+            <w:tcW w:type="dxa" w:w="2880"/>
+          </w:tcPr>
+          <w:p>
+            <w:r/>
+            <w:r>
+              <w:rPr>
+                <w:rFonts w:ascii="Microsoft YaHei" w:hAnsi="Microsoft YaHei" w:eastAsia="Microsoft YaHei"/>
+                <w:b w:val="0"/>
+                <w:sz w:val="19"/>
+              </w:rPr>
+              <w:t>Add Object 对话框</w:t>
+            </w:r>
+          </w:p>
+        </w:tc>
+      </w:tr>
+      <w:tr>
+        <w:tc>
+          <w:tcPr>
+            <w:tcW w:type="dxa" w:w="2880"/>
+          </w:tcPr>
+          <w:p>
+            <w:r/>
+            <w:r>
+              <w:rPr>
+                <w:rFonts w:ascii="Microsoft YaHei" w:hAnsi="Microsoft YaHei" w:eastAsia="Microsoft YaHei"/>
+                <w:b w:val="0"/>
+                <w:sz w:val="19"/>
+              </w:rPr>
+              <w:t>全局变量列表</w:t>
+            </w:r>
+          </w:p>
+        </w:tc>
+        <w:tc>
+          <w:tcPr>
+            <w:tcW w:type="dxa" w:w="2880"/>
+          </w:tcPr>
+          <w:p>
+            <w:r/>
+            <w:r>
+              <w:rPr>
+                <w:rFonts w:ascii="Microsoft YaHei" w:hAnsi="Microsoft YaHei" w:eastAsia="Microsoft YaHei"/>
+                <w:b w:val="0"/>
+                <w:sz w:val="19"/>
+              </w:rPr>
+              <w:t>Global Variable List (GVL)</w:t>
+            </w:r>
+          </w:p>
+        </w:tc>
+        <w:tc>
+          <w:tcPr>
+            <w:tcW w:type="dxa" w:w="2880"/>
+          </w:tcPr>
+          <w:p>
+            <w:r/>
+            <w:r>
+              <w:rPr>
+                <w:rFonts w:ascii="Microsoft YaHei" w:hAnsi="Microsoft YaHei" w:eastAsia="Microsoft YaHei"/>
+                <w:b w:val="0"/>
+                <w:sz w:val="19"/>
+              </w:rPr>
+              <w:t>Add Object 对话框</w:t>
+            </w:r>
+          </w:p>
+        </w:tc>
+      </w:tr>
+      <w:tr>
+        <w:tc>
+          <w:tcPr>
+            <w:tcW w:type="dxa" w:w="2880"/>
+          </w:tcPr>
+          <w:p>
+            <w:r/>
+            <w:r>
+              <w:rPr>
+                <w:rFonts w:ascii="Microsoft YaHei" w:hAnsi="Microsoft YaHei" w:eastAsia="Microsoft YaHei"/>
+                <w:b w:val="0"/>
+                <w:sz w:val="19"/>
+              </w:rPr>
+              <w:t>程序单元/函数/功能块/程序</w:t>
+            </w:r>
+          </w:p>
+        </w:tc>
+        <w:tc>
+          <w:tcPr>
+            <w:tcW w:type="dxa" w:w="2880"/>
+          </w:tcPr>
+          <w:p>
+            <w:r/>
+            <w:r>
+              <w:rPr>
+                <w:rFonts w:ascii="Microsoft YaHei" w:hAnsi="Microsoft YaHei" w:eastAsia="Microsoft YaHei"/>
+                <w:b w:val="0"/>
+                <w:sz w:val="19"/>
+              </w:rPr>
+              <w:t>POU / Function / Function Block / Program</w:t>
+            </w:r>
+          </w:p>
+        </w:tc>
+        <w:tc>
+          <w:tcPr>
+            <w:tcW w:type="dxa" w:w="2880"/>
+          </w:tcPr>
+          <w:p>
+            <w:r/>
+            <w:r>
+              <w:rPr>
+                <w:rFonts w:ascii="Microsoft YaHei" w:hAnsi="Microsoft YaHei" w:eastAsia="Microsoft YaHei"/>
+                <w:b w:val="0"/>
+                <w:sz w:val="19"/>
+              </w:rPr>
+              <w:t>Add Object 对话框</w:t>
+            </w:r>
+          </w:p>
+        </w:tc>
+      </w:tr>
+      <w:tr>
+        <w:tc>
+          <w:tcPr>
+            <w:tcW w:type="dxa" w:w="2880"/>
+          </w:tcPr>
+          <w:p>
+            <w:r/>
+            <w:r>
+              <w:rPr>
+                <w:rFonts w:ascii="Microsoft YaHei" w:hAnsi="Microsoft YaHei" w:eastAsia="Microsoft YaHei"/>
+                <w:b w:val="0"/>
+                <w:sz w:val="19"/>
+              </w:rPr>
+              <w:t>返回类型 / 实现语言</w:t>
+            </w:r>
+          </w:p>
+        </w:tc>
+        <w:tc>
+          <w:tcPr>
+            <w:tcW w:type="dxa" w:w="2880"/>
+          </w:tcPr>
+          <w:p>
+            <w:r/>
+            <w:r>
+              <w:rPr>
+                <w:rFonts w:ascii="Microsoft YaHei" w:hAnsi="Microsoft YaHei" w:eastAsia="Microsoft YaHei"/>
+                <w:b w:val="0"/>
+                <w:sz w:val="19"/>
+              </w:rPr>
+              <w:t>Return type / Implementation language</w:t>
+            </w:r>
+          </w:p>
+        </w:tc>
+        <w:tc>
+          <w:tcPr>
+            <w:tcW w:type="dxa" w:w="2880"/>
+          </w:tcPr>
+          <w:p>
+            <w:r/>
+            <w:r>
+              <w:rPr>
+                <w:rFonts w:ascii="Microsoft YaHei" w:hAnsi="Microsoft YaHei" w:eastAsia="Microsoft YaHei"/>
+                <w:b w:val="0"/>
+                <w:sz w:val="19"/>
+              </w:rPr>
+              <w:t>建 POU 对话框</w:t>
+            </w:r>
+          </w:p>
+        </w:tc>
+      </w:tr>
+      <w:tr>
+        <w:tc>
+          <w:tcPr>
+            <w:tcW w:type="dxa" w:w="2880"/>
+          </w:tcPr>
+          <w:p>
+            <w:r/>
+            <w:r>
+              <w:rPr>
+                <w:rFonts w:ascii="Microsoft YaHei" w:hAnsi="Microsoft YaHei" w:eastAsia="Microsoft YaHei"/>
+                <w:b w:val="0"/>
+                <w:sz w:val="19"/>
+              </w:rPr>
+              <w:t>结构化文本</w:t>
+            </w:r>
+          </w:p>
+        </w:tc>
+        <w:tc>
+          <w:tcPr>
+            <w:tcW w:type="dxa" w:w="2880"/>
+          </w:tcPr>
+          <w:p>
+            <w:r/>
+            <w:r>
+              <w:rPr>
+                <w:rFonts w:ascii="Microsoft YaHei" w:hAnsi="Microsoft YaHei" w:eastAsia="Microsoft YaHei"/>
+                <w:b w:val="0"/>
+                <w:sz w:val="19"/>
+              </w:rPr>
+              <w:t>Structured Text (ST)</w:t>
+            </w:r>
+          </w:p>
+        </w:tc>
+        <w:tc>
+          <w:tcPr>
+            <w:tcW w:type="dxa" w:w="2880"/>
+          </w:tcPr>
+          <w:p>
+            <w:r/>
+            <w:r>
+              <w:rPr>
+                <w:rFonts w:ascii="Microsoft YaHei" w:hAnsi="Microsoft YaHei" w:eastAsia="Microsoft YaHei"/>
+                <w:b w:val="0"/>
+                <w:sz w:val="19"/>
+              </w:rPr>
+              <w:t>语言下拉框</w:t>
+            </w:r>
+          </w:p>
+        </w:tc>
+      </w:tr>
+      <w:tr>
+        <w:tc>
+          <w:tcPr>
+            <w:tcW w:type="dxa" w:w="2880"/>
+          </w:tcPr>
+          <w:p>
+            <w:r/>
+            <w:r>
+              <w:rPr>
+                <w:rFonts w:ascii="Microsoft YaHei" w:hAnsi="Microsoft YaHei" w:eastAsia="Microsoft YaHei"/>
+                <w:b w:val="0"/>
+                <w:sz w:val="19"/>
+              </w:rPr>
+              <w:t>声明区 / 实现区</w:t>
+            </w:r>
+          </w:p>
+        </w:tc>
+        <w:tc>
+          <w:tcPr>
+            <w:tcW w:type="dxa" w:w="2880"/>
+          </w:tcPr>
+          <w:p>
+            <w:r/>
+            <w:r>
+              <w:rPr>
+                <w:rFonts w:ascii="Microsoft YaHei" w:hAnsi="Microsoft YaHei" w:eastAsia="Microsoft YaHei"/>
+                <w:b w:val="0"/>
+                <w:sz w:val="19"/>
+              </w:rPr>
+              <w:t>Declaration / Implementation(或 Body)</w:t>
+            </w:r>
+          </w:p>
+        </w:tc>
+        <w:tc>
+          <w:tcPr>
+            <w:tcW w:type="dxa" w:w="2880"/>
+          </w:tcPr>
+          <w:p>
+            <w:r/>
+            <w:r>
+              <w:rPr>
+                <w:rFonts w:ascii="Microsoft YaHei" w:hAnsi="Microsoft YaHei" w:eastAsia="Microsoft YaHei"/>
+                <w:b w:val="0"/>
+                <w:sz w:val="19"/>
+              </w:rPr>
+              <w:t>POU 编辑器上/下窗</w:t>
+            </w:r>
+          </w:p>
+        </w:tc>
+      </w:tr>
+      <w:tr>
+        <w:tc>
+          <w:tcPr>
+            <w:tcW w:type="dxa" w:w="2880"/>
+          </w:tcPr>
+          <w:p>
+            <w:r/>
+            <w:r>
+              <w:rPr>
+                <w:rFonts w:ascii="Microsoft YaHei" w:hAnsi="Microsoft YaHei" w:eastAsia="Microsoft YaHei"/>
+                <w:b w:val="0"/>
+                <w:sz w:val="19"/>
+              </w:rPr>
+              <w:t>编译</w:t>
+            </w:r>
+          </w:p>
+        </w:tc>
+        <w:tc>
+          <w:tcPr>
+            <w:tcW w:type="dxa" w:w="2880"/>
+          </w:tcPr>
+          <w:p>
+            <w:r/>
+            <w:r>
+              <w:rPr>
+                <w:rFonts w:ascii="Microsoft YaHei" w:hAnsi="Microsoft YaHei" w:eastAsia="Microsoft YaHei"/>
+                <w:b w:val="0"/>
+                <w:sz w:val="19"/>
+              </w:rPr>
+              <w:t>Build → Build(F11)</w:t>
+            </w:r>
+          </w:p>
+        </w:tc>
+        <w:tc>
+          <w:tcPr>
+            <w:tcW w:type="dxa" w:w="2880"/>
+          </w:tcPr>
+          <w:p>
+            <w:r/>
+            <w:r>
+              <w:rPr>
+                <w:rFonts w:ascii="Microsoft YaHei" w:hAnsi="Microsoft YaHei" w:eastAsia="Microsoft YaHei"/>
+                <w:b w:val="0"/>
+                <w:sz w:val="19"/>
+              </w:rPr>
+              <w:t>顶部菜单</w:t>
+            </w:r>
+          </w:p>
+        </w:tc>
+      </w:tr>
+      <w:tr>
+        <w:tc>
+          <w:tcPr>
+            <w:tcW w:type="dxa" w:w="2880"/>
+          </w:tcPr>
+          <w:p>
+            <w:r/>
+            <w:r>
+              <w:rPr>
+                <w:rFonts w:ascii="Microsoft YaHei" w:hAnsi="Microsoft YaHei" w:eastAsia="Microsoft YaHei"/>
+                <w:b w:val="0"/>
+                <w:sz w:val="19"/>
+              </w:rPr>
+              <w:t>消息窗 / 0 错误</w:t>
+            </w:r>
+          </w:p>
+        </w:tc>
+        <w:tc>
+          <w:tcPr>
+            <w:tcW w:type="dxa" w:w="2880"/>
+          </w:tcPr>
+          <w:p>
+            <w:r/>
+            <w:r>
+              <w:rPr>
+                <w:rFonts w:ascii="Microsoft YaHei" w:hAnsi="Microsoft YaHei" w:eastAsia="Microsoft YaHei"/>
+                <w:b w:val="0"/>
+                <w:sz w:val="19"/>
+              </w:rPr>
+              <w:t>Messages / 0 errors, 0 warnings</w:t>
+            </w:r>
+          </w:p>
+        </w:tc>
+        <w:tc>
+          <w:tcPr>
+            <w:tcW w:type="dxa" w:w="2880"/>
+          </w:tcPr>
+          <w:p>
+            <w:r/>
+            <w:r>
+              <w:rPr>
+                <w:rFonts w:ascii="Microsoft YaHei" w:hAnsi="Microsoft YaHei" w:eastAsia="Microsoft YaHei"/>
+                <w:b w:val="0"/>
+                <w:sz w:val="19"/>
+              </w:rPr>
+              <w:t>底部面板</w:t>
+            </w:r>
+          </w:p>
+        </w:tc>
+      </w:tr>
+      <w:tr>
+        <w:tc>
+          <w:tcPr>
+            <w:tcW w:type="dxa" w:w="2880"/>
+          </w:tcPr>
+          <w:p>
+            <w:r/>
+            <w:r>
+              <w:rPr>
+                <w:rFonts w:ascii="Microsoft YaHei" w:hAnsi="Microsoft YaHei" w:eastAsia="Microsoft YaHei"/>
+                <w:b w:val="0"/>
+                <w:sz w:val="19"/>
+              </w:rPr>
+              <w:t>任务配置 / 循环 / 周期</w:t>
+            </w:r>
+          </w:p>
+        </w:tc>
+        <w:tc>
+          <w:tcPr>
+            <w:tcW w:type="dxa" w:w="2880"/>
+          </w:tcPr>
+          <w:p>
+            <w:r/>
+            <w:r>
+              <w:rPr>
+                <w:rFonts w:ascii="Microsoft YaHei" w:hAnsi="Microsoft YaHei" w:eastAsia="Microsoft YaHei"/>
+                <w:b w:val="0"/>
+                <w:sz w:val="19"/>
+              </w:rPr>
+              <w:t>Task Configuration / Cyclic / Interval</w:t>
+            </w:r>
+          </w:p>
+        </w:tc>
+        <w:tc>
+          <w:tcPr>
+            <w:tcW w:type="dxa" w:w="2880"/>
+          </w:tcPr>
+          <w:p>
+            <w:r/>
+            <w:r>
+              <w:rPr>
+                <w:rFonts w:ascii="Microsoft YaHei" w:hAnsi="Microsoft YaHei" w:eastAsia="Microsoft YaHei"/>
+                <w:b w:val="0"/>
+                <w:sz w:val="19"/>
+              </w:rPr>
+              <w:t>Application 下</w:t>
+            </w:r>
+          </w:p>
+        </w:tc>
+      </w:tr>
+      <w:tr>
+        <w:tc>
+          <w:tcPr>
+            <w:tcW w:type="dxa" w:w="2880"/>
+          </w:tcPr>
+          <w:p>
+            <w:r/>
+            <w:r>
+              <w:rPr>
+                <w:rFonts w:ascii="Microsoft YaHei" w:hAnsi="Microsoft YaHei" w:eastAsia="Microsoft YaHei"/>
+                <w:b w:val="0"/>
+                <w:sz w:val="19"/>
+              </w:rPr>
+              <w:t>添加程序调用</w:t>
+            </w:r>
+          </w:p>
+        </w:tc>
+        <w:tc>
+          <w:tcPr>
+            <w:tcW w:type="dxa" w:w="2880"/>
+          </w:tcPr>
+          <w:p>
+            <w:r/>
+            <w:r>
+              <w:rPr>
+                <w:rFonts w:ascii="Microsoft YaHei" w:hAnsi="Microsoft YaHei" w:eastAsia="Microsoft YaHei"/>
+                <w:b w:val="0"/>
+                <w:sz w:val="19"/>
+              </w:rPr>
+              <w:t>Add Call(或 Add POU)</w:t>
+            </w:r>
+          </w:p>
+        </w:tc>
+        <w:tc>
+          <w:tcPr>
+            <w:tcW w:type="dxa" w:w="2880"/>
+          </w:tcPr>
+          <w:p>
+            <w:r/>
+            <w:r>
+              <w:rPr>
+                <w:rFonts w:ascii="Microsoft YaHei" w:hAnsi="Microsoft YaHei" w:eastAsia="Microsoft YaHei"/>
+                <w:b w:val="0"/>
+                <w:sz w:val="19"/>
+              </w:rPr>
+              <w:t>任务编辑页按钮</w:t>
+            </w:r>
+          </w:p>
+        </w:tc>
+      </w:tr>
+      <w:tr>
+        <w:tc>
+          <w:tcPr>
+            <w:tcW w:type="dxa" w:w="2880"/>
+          </w:tcPr>
+          <w:p>
+            <w:r/>
+            <w:r>
+              <w:rPr>
+                <w:rFonts w:ascii="Microsoft YaHei" w:hAnsi="Microsoft YaHei" w:eastAsia="Microsoft YaHei"/>
+                <w:b w:val="0"/>
+                <w:sz w:val="19"/>
+              </w:rPr>
+              <w:t>仿真</w:t>
+            </w:r>
+          </w:p>
+        </w:tc>
+        <w:tc>
+          <w:tcPr>
+            <w:tcW w:type="dxa" w:w="2880"/>
+          </w:tcPr>
+          <w:p>
+            <w:r/>
+            <w:r>
+              <w:rPr>
+                <w:rFonts w:ascii="Microsoft YaHei" w:hAnsi="Microsoft YaHei" w:eastAsia="Microsoft YaHei"/>
+                <w:b w:val="0"/>
+                <w:sz w:val="19"/>
+              </w:rPr>
+              <w:t>Online → Simulation</w:t>
+            </w:r>
+          </w:p>
+        </w:tc>
+        <w:tc>
+          <w:tcPr>
+            <w:tcW w:type="dxa" w:w="2880"/>
+          </w:tcPr>
+          <w:p>
+            <w:r/>
+            <w:r>
+              <w:rPr>
+                <w:rFonts w:ascii="Microsoft YaHei" w:hAnsi="Microsoft YaHei" w:eastAsia="Microsoft YaHei"/>
+                <w:b w:val="0"/>
+                <w:sz w:val="19"/>
+              </w:rPr>
+              <w:t>顶部菜单(勾选)</w:t>
+            </w:r>
+          </w:p>
+        </w:tc>
+      </w:tr>
+      <w:tr>
+        <w:tc>
+          <w:tcPr>
+            <w:tcW w:type="dxa" w:w="2880"/>
+          </w:tcPr>
+          <w:p>
+            <w:r/>
+            <w:r>
+              <w:rPr>
+                <w:rFonts w:ascii="Microsoft YaHei" w:hAnsi="Microsoft YaHei" w:eastAsia="Microsoft YaHei"/>
+                <w:b w:val="0"/>
+                <w:sz w:val="19"/>
+              </w:rPr>
+              <w:t>登录 / 下载</w:t>
+            </w:r>
+          </w:p>
+        </w:tc>
+        <w:tc>
+          <w:tcPr>
+            <w:tcW w:type="dxa" w:w="2880"/>
+          </w:tcPr>
+          <w:p>
+            <w:r/>
+            <w:r>
+              <w:rPr>
+                <w:rFonts w:ascii="Microsoft YaHei" w:hAnsi="Microsoft YaHei" w:eastAsia="Microsoft YaHei"/>
+                <w:b w:val="0"/>
+                <w:sz w:val="19"/>
+              </w:rPr>
+              <w:t>Login(Alt+F8)/ Download</w:t>
+            </w:r>
+          </w:p>
+        </w:tc>
+        <w:tc>
+          <w:tcPr>
+            <w:tcW w:type="dxa" w:w="2880"/>
+          </w:tcPr>
+          <w:p>
+            <w:r/>
+            <w:r>
+              <w:rPr>
+                <w:rFonts w:ascii="Microsoft YaHei" w:hAnsi="Microsoft YaHei" w:eastAsia="Microsoft YaHei"/>
+                <w:b w:val="0"/>
+                <w:sz w:val="19"/>
+              </w:rPr>
+              <w:t>Online 菜单 / 弹窗</w:t>
+            </w:r>
+          </w:p>
+        </w:tc>
+      </w:tr>
+      <w:tr>
+        <w:tc>
+          <w:tcPr>
+            <w:tcW w:type="dxa" w:w="2880"/>
+          </w:tcPr>
+          <w:p>
+            <w:r/>
+            <w:r>
+              <w:rPr>
+                <w:rFonts w:ascii="Microsoft YaHei" w:hAnsi="Microsoft YaHei" w:eastAsia="Microsoft YaHei"/>
+                <w:b w:val="0"/>
+                <w:sz w:val="19"/>
+              </w:rPr>
+              <w:t>启动 / 停止</w:t>
+            </w:r>
+          </w:p>
+        </w:tc>
+        <w:tc>
+          <w:tcPr>
+            <w:tcW w:type="dxa" w:w="2880"/>
+          </w:tcPr>
+          <w:p>
+            <w:r/>
+            <w:r>
+              <w:rPr>
+                <w:rFonts w:ascii="Microsoft YaHei" w:hAnsi="Microsoft YaHei" w:eastAsia="Microsoft YaHei"/>
+                <w:b w:val="0"/>
+                <w:sz w:val="19"/>
+              </w:rPr>
+              <w:t>Debug → Start(F5)/ Stop(Shift+F8)</w:t>
+            </w:r>
+          </w:p>
+        </w:tc>
+        <w:tc>
+          <w:tcPr>
+            <w:tcW w:type="dxa" w:w="2880"/>
+          </w:tcPr>
+          <w:p>
+            <w:r/>
+            <w:r>
+              <w:rPr>
+                <w:rFonts w:ascii="Microsoft YaHei" w:hAnsi="Microsoft YaHei" w:eastAsia="Microsoft YaHei"/>
+                <w:b w:val="0"/>
+                <w:sz w:val="19"/>
+              </w:rPr>
+              <w:t>顶部菜单</w:t>
+            </w:r>
+          </w:p>
+        </w:tc>
+      </w:tr>
+      <w:tr>
+        <w:tc>
+          <w:tcPr>
+            <w:tcW w:type="dxa" w:w="2880"/>
+          </w:tcPr>
+          <w:p>
+            <w:r/>
+            <w:r>
+              <w:rPr>
+                <w:rFonts w:ascii="Microsoft YaHei" w:hAnsi="Microsoft YaHei" w:eastAsia="Microsoft YaHei"/>
+                <w:b w:val="0"/>
+                <w:sz w:val="19"/>
+              </w:rPr>
+              <w:t>运行状态</w:t>
+            </w:r>
+          </w:p>
+        </w:tc>
+        <w:tc>
+          <w:tcPr>
+            <w:tcW w:type="dxa" w:w="2880"/>
+          </w:tcPr>
+          <w:p>
+            <w:r/>
+            <w:r>
+              <w:rPr>
+                <w:rFonts w:ascii="Microsoft YaHei" w:hAnsi="Microsoft YaHei" w:eastAsia="Microsoft YaHei"/>
+                <w:b w:val="0"/>
+                <w:sz w:val="19"/>
+              </w:rPr>
+              <w:t>RUN / STOP</w:t>
+            </w:r>
+          </w:p>
+        </w:tc>
+        <w:tc>
+          <w:tcPr>
+            <w:tcW w:type="dxa" w:w="2880"/>
+          </w:tcPr>
+          <w:p>
+            <w:r/>
+            <w:r>
+              <w:rPr>
+                <w:rFonts w:ascii="Microsoft YaHei" w:hAnsi="Microsoft YaHei" w:eastAsia="Microsoft YaHei"/>
+                <w:b w:val="0"/>
+                <w:sz w:val="19"/>
+              </w:rPr>
+              <w:t>状态栏</w:t>
+            </w:r>
+          </w:p>
+        </w:tc>
+      </w:tr>
+      <w:tr>
+        <w:tc>
+          <w:tcPr>
+            <w:tcW w:type="dxa" w:w="2880"/>
+          </w:tcPr>
+          <w:p>
+            <w:r/>
+            <w:r>
+              <w:rPr>
+                <w:rFonts w:ascii="Microsoft YaHei" w:hAnsi="Microsoft YaHei" w:eastAsia="Microsoft YaHei"/>
+                <w:b w:val="0"/>
+                <w:sz w:val="19"/>
+              </w:rPr>
+              <w:t>准备值 / 写入值</w:t>
+            </w:r>
+          </w:p>
+        </w:tc>
+        <w:tc>
+          <w:tcPr>
+            <w:tcW w:type="dxa" w:w="2880"/>
+          </w:tcPr>
+          <w:p>
+            <w:r/>
+            <w:r>
+              <w:rPr>
+                <w:rFonts w:ascii="Microsoft YaHei" w:hAnsi="Microsoft YaHei" w:eastAsia="Microsoft YaHei"/>
+                <w:b w:val="0"/>
+                <w:sz w:val="19"/>
+              </w:rPr>
+              <w:t>Prepared value / Write values(Ctrl+F7)</w:t>
+            </w:r>
+          </w:p>
+        </w:tc>
+        <w:tc>
+          <w:tcPr>
+            <w:tcW w:type="dxa" w:w="2880"/>
+          </w:tcPr>
+          <w:p>
+            <w:r/>
+            <w:r>
+              <w:rPr>
+                <w:rFonts w:ascii="Microsoft YaHei" w:hAnsi="Microsoft YaHei" w:eastAsia="Microsoft YaHei"/>
+                <w:b w:val="0"/>
+                <w:sz w:val="19"/>
+              </w:rPr>
+              <w:t>在线变量表列 / Debug 菜单</w:t>
+            </w:r>
+          </w:p>
+        </w:tc>
+      </w:tr>
+      <w:tr>
+        <w:tc>
+          <w:tcPr>
+            <w:tcW w:type="dxa" w:w="2880"/>
+          </w:tcPr>
+          <w:p>
+            <w:r/>
+            <w:r>
+              <w:rPr>
+                <w:rFonts w:ascii="Microsoft YaHei" w:hAnsi="Microsoft YaHei" w:eastAsia="Microsoft YaHei"/>
+                <w:b w:val="0"/>
+                <w:sz w:val="19"/>
+              </w:rPr>
+              <w:t>许可证</w:t>
+            </w:r>
+          </w:p>
+        </w:tc>
+        <w:tc>
+          <w:tcPr>
+            <w:tcW w:type="dxa" w:w="2880"/>
+          </w:tcPr>
+          <w:p>
+            <w:r/>
+            <w:r>
+              <w:rPr>
+                <w:rFonts w:ascii="Microsoft YaHei" w:hAnsi="Microsoft YaHei" w:eastAsia="Microsoft YaHei"/>
+                <w:b w:val="0"/>
+                <w:sz w:val="19"/>
+              </w:rPr>
+              <w:t>License / Activate Basic license</w:t>
+            </w:r>
+          </w:p>
+        </w:tc>
+        <w:tc>
+          <w:tcPr>
+            <w:tcW w:type="dxa" w:w="2880"/>
+          </w:tcPr>
+          <w:p>
+            <w:r/>
+            <w:r>
+              <w:rPr>
+                <w:rFonts w:ascii="Microsoft YaHei" w:hAnsi="Microsoft YaHei" w:eastAsia="Microsoft YaHei"/>
+                <w:b w:val="0"/>
+                <w:sz w:val="19"/>
+              </w:rPr>
+              <w:t>首次启动引导</w:t>
+            </w:r>
+          </w:p>
+        </w:tc>
+      </w:tr>
+    </w:tbl>
+    <w:p/>
+    <w:p>
+      <w:pPr>
+        <w:pStyle w:val="Heading2"/>
+      </w:pPr>
+      <w:r>
+        <w:rPr>
+          <w:rFonts w:ascii="Microsoft YaHei" w:hAnsi="Microsoft YaHei" w:eastAsia="Microsoft YaHei"/>
+          <w:b/>
+          <w:color w:val="17365D"/>
+          <w:sz w:val="26"/>
+        </w:rPr>
+        <w:t>常见报错速查(Messages 窗红字)</w:t>
+      </w:r>
+    </w:p>
+    <w:tbl>
+      <w:tblPr>
+        <w:tblStyle w:val="TableGrid"/>
+        <w:tblW w:type="auto" w:w="0"/>
+        <w:jc w:val="center"/>
+        <w:tblLook w:firstColumn="1" w:firstRow="1" w:lastColumn="0" w:lastRow="0" w:noHBand="0" w:noVBand="1" w:val="04A0"/>
+      </w:tblPr>
+      <w:tblGrid>
+        <w:gridCol w:w="2880"/>
+        <w:gridCol w:w="2880"/>
+        <w:gridCol w:w="2880"/>
+      </w:tblGrid>
+      <w:tr>
+        <w:tc>
+          <w:tcPr>
+            <w:tcW w:type="dxa" w:w="2880"/>
+            <w:shd w:val="clear" w:fill="D9E8F5"/>
+          </w:tcPr>
+          <w:p>
+            <w:r/>
+            <w:r>
+              <w:rPr>
+                <w:rFonts w:ascii="Microsoft YaHei" w:hAnsi="Microsoft YaHei" w:eastAsia="Microsoft YaHei"/>
+                <w:b/>
+                <w:sz w:val="19"/>
+              </w:rPr>
+              <w:t>英文报错关键词</w:t>
+            </w:r>
+          </w:p>
+        </w:tc>
+        <w:tc>
+          <w:tcPr>
+            <w:tcW w:type="dxa" w:w="2880"/>
+            <w:shd w:val="clear" w:fill="D9E8F5"/>
+          </w:tcPr>
+          <w:p>
+            <w:r/>
+            <w:r>
+              <w:rPr>
+                <w:rFonts w:ascii="Microsoft YaHei" w:hAnsi="Microsoft YaHei" w:eastAsia="Microsoft YaHei"/>
+                <w:b/>
+                <w:sz w:val="19"/>
+              </w:rPr>
+              <w:t>意思/原因</w:t>
             </w:r>
           </w:p>
         </w:tc>
@@ -2484,7 +6008,7 @@
                 <w:b w:val="0"/>
                 <w:sz w:val="19"/>
               </w:rPr>
-              <w:t>Unknown type: ST_Good</w:t>
+              <w:t>Unknown type: 'ST_Good'</w:t>
             </w:r>
           </w:p>
         </w:tc>
@@ -2500,7 +6024,7 @@
                 <w:b w:val="0"/>
                 <w:sz w:val="19"/>
               </w:rPr>
-              <w:t>DUT 没建或名字打错</w:t>
+              <w:t>数据类型没建或名字错</w:t>
             </w:r>
           </w:p>
         </w:tc>
@@ -2516,7 +6040,7 @@
                 <w:b w:val="0"/>
                 <w:sz w:val="19"/>
               </w:rPr>
-              <w:t>核对第二步 4+1 个 DUT 名</w:t>
+              <w:t>核对第 2/3 步 5 个 DUT</w:t>
             </w:r>
           </w:p>
         </w:tc>
@@ -2534,7 +6058,7 @@
                 <w:b w:val="0"/>
                 <w:sz w:val="19"/>
               </w:rPr>
-              <w:t>Identifier 'GVL_Param' not found</w:t>
+              <w:t>Identifier 'GVL_Param' not declared/found</w:t>
             </w:r>
           </w:p>
         </w:tc>
@@ -2550,7 +6074,7 @@
                 <w:b w:val="0"/>
                 <w:sz w:val="19"/>
               </w:rPr>
-              <w:t>GVL 没建全</w:t>
+              <w:t>全局变量表没建全</w:t>
             </w:r>
           </w:p>
         </w:tc>
@@ -2566,7 +6090,7 @@
                 <w:b w:val="0"/>
                 <w:sz w:val="19"/>
               </w:rPr>
-              <w:t>核对第三步 4 个 GVL</w:t>
+              <w:t>核对第 3b 步 4 个 GVL</w:t>
             </w:r>
           </w:p>
         </w:tc>
@@ -2584,7 +6108,7 @@
                 <w:b w:val="0"/>
                 <w:sz w:val="19"/>
               </w:rPr>
-              <w:t>'MAX' unexpected</w:t>
+              <w:t>Identifier 'FC_xxx' not found</w:t>
             </w:r>
           </w:p>
         </w:tc>
@@ -2600,7 +6124,7 @@
                 <w:b w:val="0"/>
                 <w:sz w:val="19"/>
               </w:rPr>
-              <w:t>个别版本需引标准库</w:t>
+              <w:t>某函数漏建</w:t>
             </w:r>
           </w:p>
         </w:tc>
@@ -2616,7 +6140,7 @@
                 <w:b w:val="0"/>
                 <w:sz w:val="19"/>
               </w:rPr>
-              <w:t>工程树 Library Manager 确认 Standard 库在;在则改写为 IF 比较(告诉我,我给补丁)</w:t>
+              <w:t>对照第 4 步表逐个数</w:t>
             </w:r>
           </w:p>
         </w:tc>
@@ -2634,7 +6158,7 @@
                 <w:b w:val="0"/>
                 <w:sz w:val="19"/>
               </w:rPr>
-              <w:t>CONCAT 嵌套报错</w:t>
+              <w:t>'MAX' … unexpected</w:t>
             </w:r>
           </w:p>
         </w:tc>
@@ -2650,7 +6174,7 @@
                 <w:b w:val="0"/>
                 <w:sz w:val="19"/>
               </w:rPr>
-              <w:t>老版本 CONCAT 限两参</w:t>
+              <w:t>标准库没挂上</w:t>
             </w:r>
           </w:p>
         </w:tc>
@@ -2666,7 +6190,7 @@
                 <w:b w:val="0"/>
                 <w:sz w:val="19"/>
               </w:rPr>
-              <w:t>把三层 CONCAT 拆两句(告诉我位置,我给补丁)</w:t>
+              <w:t>截图发 Claude,给替换补丁</w:t>
             </w:r>
           </w:p>
         </w:tc>
@@ -2684,7 +6208,7 @@
                 <w:b w:val="0"/>
                 <w:sz w:val="19"/>
               </w:rPr>
-              <w:t>E_MainState.STATE_IDLE 不识别</w:t>
+              <w:t>CONCAT … too many parameters</w:t>
             </w:r>
           </w:p>
         </w:tc>
@@ -2700,7 +6224,7 @@
                 <w:b w:val="0"/>
                 <w:sz w:val="19"/>
               </w:rPr>
-              <w:t>枚举前缀语法差异</w:t>
+              <w:t>老版本字符串函数限两参</w:t>
             </w:r>
           </w:p>
         </w:tc>
@@ -2716,7 +6240,57 @@
                 <w:b w:val="0"/>
                 <w:sz w:val="19"/>
               </w:rPr>
-              <w:t xml:space="preserve">把 </w:t>
+              <w:t>截图发 Claude,给拆分补丁</w:t>
+            </w:r>
+          </w:p>
+        </w:tc>
+      </w:tr>
+      <w:tr>
+        <w:tc>
+          <w:tcPr>
+            <w:tcW w:type="dxa" w:w="2880"/>
+          </w:tcPr>
+          <w:p>
+            <w:r/>
+            <w:r>
+              <w:rPr>
+                <w:rFonts w:ascii="Microsoft YaHei" w:hAnsi="Microsoft YaHei" w:eastAsia="Microsoft YaHei"/>
+                <w:b w:val="0"/>
+                <w:sz w:val="19"/>
+              </w:rPr>
+              <w:t>'STATE_IDLE' is no component of …</w:t>
+            </w:r>
+          </w:p>
+        </w:tc>
+        <w:tc>
+          <w:tcPr>
+            <w:tcW w:type="dxa" w:w="2880"/>
+          </w:tcPr>
+          <w:p>
+            <w:r/>
+            <w:r>
+              <w:rPr>
+                <w:rFonts w:ascii="Microsoft YaHei" w:hAnsi="Microsoft YaHei" w:eastAsia="Microsoft YaHei"/>
+                <w:b w:val="0"/>
+                <w:sz w:val="19"/>
+              </w:rPr>
+              <w:t>枚举写法版本差异</w:t>
+            </w:r>
+          </w:p>
+        </w:tc>
+        <w:tc>
+          <w:tcPr>
+            <w:tcW w:type="dxa" w:w="2880"/>
+          </w:tcPr>
+          <w:p>
+            <w:r/>
+            <w:r>
+              <w:rPr>
+                <w:rFonts w:ascii="Microsoft YaHei" w:hAnsi="Microsoft YaHei" w:eastAsia="Microsoft YaHei"/>
+                <w:b w:val="0"/>
+                <w:sz w:val="19"/>
+              </w:rPr>
+              <w:t xml:space="preserve">全文删 </w:t>
             </w:r>
             <w:r>
               <w:rPr>
@@ -2725,7 +6299,7 @@
                 <w:color w:val="1A4D7C"/>
                 <w:sz w:val="19"/>
               </w:rPr>
-              <w:t>E_MainState.STATE_IDLE</w:t>
+              <w:t>E_MainState.</w:t>
             </w:r>
             <w:r>
               <w:rPr>
@@ -2733,24 +6307,57 @@
                 <w:b w:val="0"/>
                 <w:sz w:val="19"/>
               </w:rPr>
-              <w:t xml:space="preserve"> 改成 </w:t>
+              <w:t xml:space="preserve"> 前缀再编译,并告诉 Claude</w:t>
             </w:r>
-            <w:r>
-              <w:rPr>
-                <w:rFonts w:ascii="Consolas" w:hAnsi="Consolas" w:eastAsia="Microsoft YaHei"/>
-                <w:b w:val="0"/>
-                <w:color w:val="1A4D7C"/>
-                <w:sz w:val="19"/>
-              </w:rPr>
-              <w:t>STATE_IDLE</w:t>
-            </w:r>
+          </w:p>
+        </w:tc>
+      </w:tr>
+      <w:tr>
+        <w:tc>
+          <w:tcPr>
+            <w:tcW w:type="dxa" w:w="2880"/>
+          </w:tcPr>
+          <w:p>
+            <w:r/>
             <w:r>
               <w:rPr>
                 <w:rFonts w:ascii="Microsoft YaHei" w:hAnsi="Microsoft YaHei" w:eastAsia="Microsoft YaHei"/>
                 <w:b w:val="0"/>
                 <w:sz w:val="19"/>
               </w:rPr>
-              <w:t>(全文件同改)</w:t>
+              <w:t>Cannot connect / No device</w:t>
+            </w:r>
+          </w:p>
+        </w:tc>
+        <w:tc>
+          <w:tcPr>
+            <w:tcW w:type="dxa" w:w="2880"/>
+          </w:tcPr>
+          <w:p>
+            <w:r/>
+            <w:r>
+              <w:rPr>
+                <w:rFonts w:ascii="Microsoft YaHei" w:hAnsi="Microsoft YaHei" w:eastAsia="Microsoft YaHei"/>
+                <w:b w:val="0"/>
+                <w:sz w:val="19"/>
+              </w:rPr>
+              <w:t>忘了勾 Simulation</w:t>
+            </w:r>
+          </w:p>
+        </w:tc>
+        <w:tc>
+          <w:tcPr>
+            <w:tcW w:type="dxa" w:w="2880"/>
+          </w:tcPr>
+          <w:p>
+            <w:r/>
+            <w:r>
+              <w:rPr>
+                <w:rFonts w:ascii="Microsoft YaHei" w:hAnsi="Microsoft YaHei" w:eastAsia="Microsoft YaHei"/>
+                <w:b w:val="0"/>
+                <w:sz w:val="19"/>
+              </w:rPr>
+              <w:t>回第 7 步第 1 条</w:t>
             </w:r>
           </w:p>
         </w:tc>
@@ -2784,7 +6391,7 @@
                 <w:b w:val="0"/>
                 <w:sz w:val="19"/>
               </w:rPr>
-              <w:t>编码问题</w:t>
+              <w:t>编码差异</w:t>
             </w:r>
           </w:p>
         </w:tc>
@@ -2800,7 +6407,7 @@
                 <w:b w:val="0"/>
                 <w:sz w:val="19"/>
               </w:rPr>
-              <w:t>无害,不影响编译;想清爽就用 VSCode 把文件另存为 UTF-8 with BOM 再粘</w:t>
+              <w:t>无害,不影响运行</w:t>
             </w:r>
           </w:p>
         </w:tc>
@@ -2818,7 +6425,16 @@
           <w:color w:val="606060"/>
           <w:sz w:val="20"/>
         </w:rPr>
-        <w:t>全部通过后告诉我"iPassed=23",我把 W1 验收清单第一条勾掉(T22/T23 过=加减速与双命令</w:t>
+        <w:t>万能兜底:</w:t>
+      </w:r>
+      <w:r>
+        <w:rPr>
+          <w:rFonts w:ascii="Microsoft YaHei" w:hAnsi="Microsoft YaHei" w:eastAsia="Microsoft YaHei"/>
+          <w:b/>
+          <w:color w:val="606060"/>
+          <w:sz w:val="20"/>
+        </w:rPr>
+        <w:t>任何一步与预期不符 → 整窗截图 + 说明做到第几步 → 发 Claude。</w:t>
       </w:r>
     </w:p>
     <w:p>
@@ -2832,7 +6448,7 @@
           <w:color w:val="606060"/>
           <w:sz w:val="20"/>
         </w:rPr>
-        <w:t>的 ST 实现和 Python 仿真逐条一致,L1/L2 的 PLC 侧就此闭环)。</w:t>
+        <w:t>全部通过后回我一句"iPassed=23"。这一遍下来你已掌握 AB 的工程结构、四类对象、</w:t>
       </w:r>
     </w:p>
     <w:p>
@@ -2846,21 +6462,7 @@
           <w:color w:val="606060"/>
           <w:sz w:val="20"/>
         </w:rPr>
-        <w:t>这套操作你走完一遍,就已经学会了:AB 工程结构、DUT/GVL/POU 三类对象、仿真模式、在线写值——</w:t>
-      </w:r>
-    </w:p>
-    <w:p>
-      <w:pPr>
-        <w:ind w:left="280"/>
-      </w:pPr>
-      <w:r>
-        <w:rPr>
-          <w:rFonts w:ascii="Microsoft YaHei" w:hAnsi="Microsoft YaHei" w:eastAsia="Microsoft YaHei"/>
-          <w:b w:val="0"/>
-          <w:color w:val="606060"/>
-          <w:sz w:val="20"/>
-        </w:rPr>
-        <w:t>决赛可视化(W4)要用的全部基本功。</w:t>
+        <w:t>Build/Simulation/Login/写值——决赛可视化(W4)要用的全部基本功。</w:t>
       </w:r>
     </w:p>
     <w:sectPr>

--- a/2_你要操作/AB建工程操作卡.docx
+++ b/2_你要操作/AB建工程操作卡.docx
@@ -949,7 +949,7 @@
           <w:b w:val="0"/>
           <w:sz w:val="21"/>
         </w:rPr>
-        <w:t>(可能叫 "Select Controller/Device" 的列表):</w:t>
+        <w:t>(标题 "New project" 的对话框:左树分类 PLC - AC500 V3,右侧型号列表):</w:t>
       </w:r>
     </w:p>
     <w:p>
@@ -962,7 +962,7 @@
           <w:b w:val="0"/>
           <w:sz w:val="21"/>
         </w:rPr>
-        <w:t xml:space="preserve">展开 </w:t>
+        <w:t>右侧列表</w:t>
       </w:r>
       <w:r>
         <w:rPr>
@@ -970,7 +970,7 @@
           <w:b/>
           <w:sz w:val="21"/>
         </w:rPr>
-        <w:t>AC500 V3</w:t>
+        <w:t>单击选中 `PM5650-2ETH`</w:t>
       </w:r>
       <w:r>
         <w:rPr>
@@ -978,23 +978,17 @@
           <w:b w:val="0"/>
           <w:sz w:val="21"/>
         </w:rPr>
-        <w:t xml:space="preserve"> 系列 → 选 </w:t>
-      </w:r>
-      <w:r>
-        <w:rPr>
-          <w:rFonts w:ascii="Microsoft YaHei" w:hAnsi="Microsoft YaHei" w:eastAsia="Microsoft YaHei"/>
-          <w:b/>
-          <w:sz w:val="21"/>
-        </w:rPr>
-        <w:t>PM5650</w:t>
-      </w:r>
+        <w:t>(真实型号名带 -2ETH 后缀=双以太网口,所以搜字面</w:t>
+      </w:r>
+    </w:p>
+    <w:p>
       <w:r>
         <w:rPr>
           <w:rFonts w:ascii="Microsoft YaHei" w:hAnsi="Microsoft YaHei" w:eastAsia="Microsoft YaHei"/>
           <w:b w:val="0"/>
           <w:sz w:val="21"/>
         </w:rPr>
-        <w:t>(找不到就任选 PM56xx;仿真不连真机,型号只是名头)。</w:t>
+        <w:t>"PM5650" 找不到;它在列表靠后,描述 AC500 CPU 80MB, Ethernet)。</w:t>
       </w:r>
     </w:p>
     <w:p>
@@ -1007,7 +1001,98 @@
           <w:b w:val="0"/>
           <w:sz w:val="21"/>
         </w:rPr>
-        <w:t xml:space="preserve">预期:左侧 Devices 树出现一串节点;逐层展开能找到 </w:t>
+        <w:t xml:space="preserve">顶部 </w:t>
+      </w:r>
+      <w:r>
+        <w:rPr>
+          <w:rFonts w:ascii="Microsoft YaHei" w:hAnsi="Microsoft YaHei" w:eastAsia="Microsoft YaHei"/>
+          <w:b/>
+          <w:sz w:val="21"/>
+        </w:rPr>
+        <w:t>Object name(对象名)</w:t>
+      </w:r>
+      <w:r>
+        <w:rPr>
+          <w:rFonts w:ascii="Microsoft YaHei" w:hAnsi="Microsoft YaHei" w:eastAsia="Microsoft YaHei"/>
+          <w:b w:val="0"/>
+          <w:sz w:val="21"/>
+        </w:rPr>
+        <w:t xml:space="preserve">若空着填 </w:t>
+      </w:r>
+      <w:r>
+        <w:rPr>
+          <w:rFonts w:ascii="Consolas" w:hAnsi="Consolas" w:eastAsia="Microsoft YaHei"/>
+          <w:b w:val="0"/>
+          <w:color w:val="1A4D7C"/>
+          <w:sz w:val="21"/>
+        </w:rPr>
+        <w:t>PLC_AC500</w:t>
+      </w:r>
+      <w:r>
+        <w:rPr>
+          <w:rFonts w:ascii="Microsoft YaHei" w:hAnsi="Microsoft YaHei" w:eastAsia="Microsoft YaHei"/>
+          <w:b w:val="0"/>
+          <w:sz w:val="21"/>
+        </w:rPr>
+        <w:t>(或保留默认,不重要);</w:t>
+      </w:r>
+    </w:p>
+    <w:p>
+      <w:pPr>
+        <w:pStyle w:val="ListBullet"/>
+      </w:pPr>
+      <w:r>
+        <w:rPr>
+          <w:rFonts w:ascii="Microsoft YaHei" w:hAnsi="Microsoft YaHei" w:eastAsia="Microsoft YaHei"/>
+          <w:b w:val="0"/>
+          <w:sz w:val="21"/>
+        </w:rPr>
+        <w:t xml:space="preserve">点 </w:t>
+      </w:r>
+      <w:r>
+        <w:rPr>
+          <w:rFonts w:ascii="Microsoft YaHei" w:hAnsi="Microsoft YaHei" w:eastAsia="Microsoft YaHei"/>
+          <w:b/>
+          <w:sz w:val="21"/>
+        </w:rPr>
+        <w:t>Add PLC</w:t>
+      </w:r>
+      <w:r>
+        <w:rPr>
+          <w:rFonts w:ascii="Microsoft YaHei" w:hAnsi="Microsoft YaHei" w:eastAsia="Microsoft YaHei"/>
+          <w:b w:val="0"/>
+          <w:sz w:val="21"/>
+        </w:rPr>
+        <w:t xml:space="preserve">(选中型号后才由灰变可点)→ 点 </w:t>
+      </w:r>
+      <w:r>
+        <w:rPr>
+          <w:rFonts w:ascii="Microsoft YaHei" w:hAnsi="Microsoft YaHei" w:eastAsia="Microsoft YaHei"/>
+          <w:b/>
+          <w:sz w:val="21"/>
+        </w:rPr>
+        <w:t>Close</w:t>
+      </w:r>
+      <w:r>
+        <w:rPr>
+          <w:rFonts w:ascii="Microsoft YaHei" w:hAnsi="Microsoft YaHei" w:eastAsia="Microsoft YaHei"/>
+          <w:b w:val="0"/>
+          <w:sz w:val="21"/>
+        </w:rPr>
+        <w:t xml:space="preserve"> 关对话框。</w:t>
+      </w:r>
+    </w:p>
+    <w:p>
+      <w:pPr>
+        <w:pStyle w:val="ListBullet"/>
+      </w:pPr>
+      <w:r>
+        <w:rPr>
+          <w:rFonts w:ascii="Microsoft YaHei" w:hAnsi="Microsoft YaHei" w:eastAsia="Microsoft YaHei"/>
+          <w:b w:val="0"/>
+          <w:sz w:val="21"/>
+        </w:rPr>
+        <w:t xml:space="preserve">预期:左侧 Devices 树出现 PLC 节点;逐层展开(PLC_AC500 → PLC Logic)能找到 </w:t>
       </w:r>
       <w:r>
         <w:rPr>
@@ -4775,7 +4860,43 @@
           <w:b w:val="0"/>
           <w:sz w:val="21"/>
         </w:rPr>
-        <w:t>:依次显示"分配中…→优化中…→</w:t>
+        <w:t xml:space="preserve">:依次显示 </w:t>
+      </w:r>
+      <w:r>
+        <w:rPr>
+          <w:rFonts w:ascii="Consolas" w:hAnsi="Consolas" w:eastAsia="Microsoft YaHei"/>
+          <w:b w:val="0"/>
+          <w:color w:val="1A4D7C"/>
+          <w:sz w:val="21"/>
+        </w:rPr>
+        <w:t>ASSIGN_RUN_PLACED=…</w:t>
+      </w:r>
+      <w:r>
+        <w:rPr>
+          <w:rFonts w:ascii="Microsoft YaHei" w:hAnsi="Microsoft YaHei" w:eastAsia="Microsoft YaHei"/>
+          <w:b w:val="0"/>
+          <w:sz w:val="21"/>
+        </w:rPr>
+        <w:t xml:space="preserve">(分配中)→ </w:t>
+      </w:r>
+      <w:r>
+        <w:rPr>
+          <w:rFonts w:ascii="Consolas" w:hAnsi="Consolas" w:eastAsia="Microsoft YaHei"/>
+          <w:b w:val="0"/>
+          <w:color w:val="1A4D7C"/>
+          <w:sz w:val="21"/>
+        </w:rPr>
+        <w:t>IMPROVE_R=…_SWAPS=…</w:t>
+      </w:r>
+    </w:p>
+    <w:p>
+      <w:r>
+        <w:rPr>
+          <w:rFonts w:ascii="Microsoft YaHei" w:hAnsi="Microsoft YaHei" w:eastAsia="Microsoft YaHei"/>
+          <w:b w:val="0"/>
+          <w:sz w:val="21"/>
+        </w:rPr>
+        <w:t xml:space="preserve">(优化中)→ </w:t>
       </w:r>
       <w:r>
         <w:rPr>
@@ -4783,7 +4904,7 @@
           <w:b/>
           <w:sz w:val="21"/>
         </w:rPr>
-        <w:t>完成:全部入库,违规=0</w:t>
+        <w:t>`DONE_OK`</w:t>
       </w:r>
       <w:r>
         <w:rPr>
@@ -4791,7 +4912,17 @@
           <w:b w:val="0"/>
           <w:sz w:val="21"/>
         </w:rPr>
-        <w:t>"。</w:t>
+        <w:t>(完成,全部入库违规=0)。</w:t>
+      </w:r>
+    </w:p>
+    <w:p>
+      <w:r>
+        <w:rPr>
+          <w:rFonts w:ascii="Microsoft YaHei" w:hAnsi="Microsoft YaHei" w:eastAsia="Microsoft YaHei"/>
+          <w:b w:val="0"/>
+          <w:sz w:val="21"/>
+        </w:rPr>
+        <w:t>(状态文本用英文码是因为 PLC 字符串里的中文会引发编码警告 C0555;决赛画面上会配中文标签。)</w:t>
       </w:r>
     </w:p>
     <w:p>

--- a/2_你要操作/AB建工程操作卡.docx
+++ b/2_你要操作/AB建工程操作卡.docx
@@ -2624,7 +2624,7 @@
           <w:b w:val="0"/>
           <w:sz w:val="21"/>
         </w:rPr>
-        <w:t>重复 2b 的方法(POU → Function → 填 Return type → 上下窗粘贴),共 12 个:</w:t>
+        <w:t>重复 2b 的方法(POU → Function → 填 Return type → 上下窗粘贴),共 13 个:</w:t>
       </w:r>
     </w:p>
     <w:tbl>
@@ -3255,6 +3255,56 @@
                 <w:b w:val="0"/>
                 <w:sz w:val="19"/>
               </w:rPr>
+              <w:t>FC_StateToColor</w:t>
+            </w:r>
+          </w:p>
+        </w:tc>
+        <w:tc>
+          <w:tcPr>
+            <w:tcW w:type="dxa" w:w="2880"/>
+          </w:tcPr>
+          <w:p>
+            <w:r/>
+            <w:r>
+              <w:rPr>
+                <w:rFonts w:ascii="Microsoft YaHei" w:hAnsi="Microsoft YaHei" w:eastAsia="Microsoft YaHei"/>
+                <w:b w:val="0"/>
+                <w:sz w:val="19"/>
+              </w:rPr>
+              <w:t>DWORD</w:t>
+            </w:r>
+          </w:p>
+        </w:tc>
+        <w:tc>
+          <w:tcPr>
+            <w:tcW w:type="dxa" w:w="2880"/>
+          </w:tcPr>
+          <w:p>
+            <w:r/>
+            <w:r>
+              <w:rPr>
+                <w:rFonts w:ascii="Microsoft YaHei" w:hAnsi="Microsoft YaHei" w:eastAsia="Microsoft YaHei"/>
+                <w:b w:val="0"/>
+                <w:sz w:val="19"/>
+              </w:rPr>
+              <w:t>03(T17 可视化配色查表)</w:t>
+            </w:r>
+          </w:p>
+        </w:tc>
+      </w:tr>
+      <w:tr>
+        <w:tc>
+          <w:tcPr>
+            <w:tcW w:type="dxa" w:w="2880"/>
+          </w:tcPr>
+          <w:p>
+            <w:r/>
+            <w:r>
+              <w:rPr>
+                <w:rFonts w:ascii="Microsoft YaHei" w:hAnsi="Microsoft YaHei" w:eastAsia="Microsoft YaHei"/>
+                <w:b w:val="0"/>
+                <w:sz w:val="19"/>
+              </w:rPr>
               <w:t>FC_LoadDemoGoods</w:t>
             </w:r>
           </w:p>
@@ -3378,7 +3428,7 @@
           <w:b/>
           <w:sz w:val="21"/>
         </w:rPr>
-        <w:t>5a. 8 个 Function Block(功能块)</w:t>
+        <w:t>5a. 9 个 Function Block(功能块)</w:t>
       </w:r>
       <w:r>
         <w:rPr>
@@ -3588,7 +3638,26 @@
           <w:b w:val="0"/>
           <w:sz w:val="21"/>
         </w:rPr>
-        <w:t>。</w:t>
+        <w:t>、</w:t>
+      </w:r>
+    </w:p>
+    <w:p>
+      <w:r>
+        <w:rPr>
+          <w:rFonts w:ascii="Consolas" w:hAnsi="Consolas" w:eastAsia="Microsoft YaHei"/>
+          <w:b w:val="0"/>
+          <w:color w:val="1A4D7C"/>
+          <w:sz w:val="21"/>
+        </w:rPr>
+        <w:t>FB_VisuRefresh</w:t>
+      </w:r>
+      <w:r>
+        <w:rPr>
+          <w:rFonts w:ascii="Microsoft YaHei" w:hAnsi="Microsoft YaHei" w:eastAsia="Microsoft YaHei"/>
+          <w:b w:val="0"/>
+          <w:sz w:val="21"/>
+        </w:rPr>
+        <w:t>(T17 可视化镜像)。</w:t>
       </w:r>
     </w:p>
     <w:p>

--- a/2_你要操作/AB建工程操作卡.docx
+++ b/2_你要操作/AB建工程操作卡.docx
@@ -6648,7 +6648,7 @@
           <w:color w:val="606060"/>
           <w:sz w:val="20"/>
         </w:rPr>
-        <w:t>全部通过后回我一句"iPassed=23"。这一遍下来你已掌握 AB 的工程结构、四类对象、</w:t>
+        <w:t>全部通过后回我一句"iPassed=24"(若你手上还是 0706 前的 23 用例版工程,以当批信箱指令为准)。这一遍下来你已掌握 AB 的工程结构、四类对象、</w:t>
       </w:r>
     </w:p>
     <w:p>
